--- a/Entrega2.docx
+++ b/Entrega2.docx
@@ -210,9 +210,12 @@
             <w14:bevelT w14:w="25400" w14:h="38100" w14:prst="circle"/>
           </w14:props3d>
         </w:rPr>
-        <w:t>Entrega</w:t>
-      </w:r>
-      <w:r>
+        <w:t xml:space="preserve">Entrega2 </w:t>
+      </w:r>
+    </w:p>
+    <w:p>
+      <w:pPr>
+        <w:jc w:val="center"/>
         <w:rPr>
           <w:rFonts w:cs="Courier New"/>
           <w:b/>
@@ -229,8 +232,7 @@
             <w14:bevelT w14:w="25400" w14:h="38100" w14:prst="circle"/>
           </w14:props3d>
         </w:rPr>
-        <w:t>2</w:t>
-      </w:r>
+      </w:pPr>
       <w:r>
         <w:rPr>
           <w:rFonts w:cs="Courier New"/>
@@ -248,66 +250,7 @@
             <w14:bevelT w14:w="25400" w14:h="38100" w14:prst="circle"/>
           </w14:props3d>
         </w:rPr>
-        <w:t xml:space="preserve"> </w:t>
-      </w:r>
-    </w:p>
-    <w:p>
-      <w:pPr>
-        <w:jc w:val="center"/>
-        <w:rPr>
-          <w:rFonts w:cs="Courier New"/>
-          <w:b/>
-          <w:bCs/>
-          <w:color w:val="0F9ED5" w:themeColor="accent4"/>
-          <w:sz w:val="40"/>
-          <w:szCs w:val="40"/>
-          <w14:textOutline w14:w="0" w14:cap="flat" w14:cmpd="sng" w14:algn="ctr">
-            <w14:noFill/>
-            <w14:prstDash w14:val="solid"/>
-            <w14:round/>
-          </w14:textOutline>
-          <w14:props3d w14:extrusionH="57150" w14:contourW="0" w14:prstMaterial="softEdge">
-            <w14:bevelT w14:w="25400" w14:h="38100" w14:prst="circle"/>
-          </w14:props3d>
-        </w:rPr>
-      </w:pPr>
-      <w:r>
-        <w:rPr>
-          <w:rFonts w:cs="Courier New"/>
-          <w:b/>
-          <w:bCs/>
-          <w:color w:val="0F9ED5" w:themeColor="accent4"/>
-          <w:sz w:val="40"/>
-          <w:szCs w:val="40"/>
-          <w14:textOutline w14:w="0" w14:cap="flat" w14:cmpd="sng" w14:algn="ctr">
-            <w14:noFill/>
-            <w14:prstDash w14:val="solid"/>
-            <w14:round/>
-          </w14:textOutline>
-          <w14:props3d w14:extrusionH="57150" w14:contourW="0" w14:prstMaterial="softEdge">
-            <w14:bevelT w14:w="25400" w14:h="38100" w14:prst="circle"/>
-          </w14:props3d>
-        </w:rPr>
-        <w:t>TFM-</w:t>
-      </w:r>
-      <w:r>
-        <w:rPr>
-          <w:rFonts w:cs="Courier New"/>
-          <w:b/>
-          <w:bCs/>
-          <w:color w:val="0F9ED5" w:themeColor="accent4"/>
-          <w:sz w:val="40"/>
-          <w:szCs w:val="40"/>
-          <w14:textOutline w14:w="0" w14:cap="flat" w14:cmpd="sng" w14:algn="ctr">
-            <w14:noFill/>
-            <w14:prstDash w14:val="solid"/>
-            <w14:round/>
-          </w14:textOutline>
-          <w14:props3d w14:extrusionH="57150" w14:contourW="0" w14:prstMaterial="softEdge">
-            <w14:bevelT w14:w="25400" w14:h="38100" w14:prst="circle"/>
-          </w14:props3d>
-        </w:rPr>
-        <w:t>EQUIPO ETHOS</w:t>
+        <w:t>TFM-EQUIPO ETHOS</w:t>
       </w:r>
     </w:p>
     <w:p>
@@ -389,103 +332,113 @@
           <w:b/>
           <w:bCs/>
         </w:rPr>
-        <w:t>E</w:t>
-      </w:r>
-      <w:r>
+        <w:t>Estudiantes:</w:t>
+      </w:r>
+    </w:p>
+    <w:p>
+      <w:pPr>
+        <w:jc w:val="center"/>
+        <w:rPr>
+          <w:rFonts w:cs="Courier New"/>
+        </w:rPr>
+      </w:pPr>
+      <w:r>
+        <w:rPr>
+          <w:rFonts w:cs="Courier New"/>
+        </w:rPr>
+        <w:t>Jannyn Mendoza</w:t>
+      </w:r>
+    </w:p>
+    <w:p>
+      <w:pPr>
+        <w:jc w:val="center"/>
+        <w:rPr>
+          <w:rFonts w:cs="Courier New"/>
+        </w:rPr>
+      </w:pPr>
+      <w:r>
+        <w:rPr>
+          <w:rFonts w:cs="Courier New"/>
+        </w:rPr>
+        <w:t>Juan Mateo Duque</w:t>
+      </w:r>
+    </w:p>
+    <w:p>
+      <w:pPr>
+        <w:jc w:val="center"/>
+        <w:rPr>
+          <w:rFonts w:cs="Courier New"/>
+        </w:rPr>
+      </w:pPr>
+      <w:r>
+        <w:rPr>
+          <w:rFonts w:cs="Courier New"/>
+        </w:rPr>
+        <w:t>Nicole Custode María</w:t>
+      </w:r>
+    </w:p>
+    <w:p>
+      <w:pPr>
+        <w:jc w:val="center"/>
+        <w:rPr>
+          <w:rFonts w:cs="Courier New"/>
+        </w:rPr>
+      </w:pPr>
+      <w:r>
+        <w:rPr>
+          <w:rFonts w:cs="Courier New"/>
+        </w:rPr>
+        <w:t>Isabel Sanguino</w:t>
+      </w:r>
+    </w:p>
+    <w:p>
+      <w:pPr>
+        <w:jc w:val="center"/>
+        <w:rPr>
+          <w:rFonts w:cs="Courier New"/>
+        </w:rPr>
+      </w:pPr>
+      <w:r>
+        <w:rPr>
+          <w:rFonts w:cs="Courier New"/>
+        </w:rPr>
+        <w:t>Sacha Aponte</w:t>
+      </w:r>
+    </w:p>
+    <w:p>
+      <w:pPr>
+        <w:jc w:val="center"/>
         <w:rPr>
           <w:rFonts w:cs="Courier New"/>
           <w:b/>
           <w:bCs/>
         </w:rPr>
-        <w:t>studiantes:</w:t>
-      </w:r>
-    </w:p>
-    <w:p>
-      <w:pPr>
-        <w:jc w:val="center"/>
-        <w:rPr>
-          <w:rFonts w:cs="Courier New"/>
-        </w:rPr>
-      </w:pPr>
-      <w:r>
-        <w:rPr>
-          <w:rFonts w:cs="Courier New"/>
-        </w:rPr>
-        <w:t>Jannyn Mendoza</w:t>
-      </w:r>
-    </w:p>
-    <w:p>
-      <w:pPr>
-        <w:jc w:val="center"/>
-        <w:rPr>
-          <w:rFonts w:cs="Courier New"/>
-        </w:rPr>
-      </w:pPr>
-      <w:r>
-        <w:rPr>
-          <w:rFonts w:cs="Courier New"/>
-        </w:rPr>
-        <w:t>Juan Mateo Duque</w:t>
-      </w:r>
-    </w:p>
-    <w:p>
-      <w:pPr>
-        <w:jc w:val="center"/>
-        <w:rPr>
-          <w:rFonts w:cs="Courier New"/>
-        </w:rPr>
-      </w:pPr>
-      <w:r>
-        <w:rPr>
-          <w:rFonts w:cs="Courier New"/>
-        </w:rPr>
-        <w:t>Nicole Custode María</w:t>
-      </w:r>
-    </w:p>
-    <w:p>
-      <w:pPr>
-        <w:jc w:val="center"/>
-        <w:rPr>
-          <w:rFonts w:cs="Courier New"/>
-        </w:rPr>
-      </w:pPr>
-      <w:r>
-        <w:rPr>
-          <w:rFonts w:cs="Courier New"/>
-        </w:rPr>
-        <w:t>Isabel Sanguino</w:t>
-      </w:r>
-    </w:p>
-    <w:p>
-      <w:pPr>
-        <w:jc w:val="center"/>
-        <w:rPr>
-          <w:rFonts w:cs="Courier New"/>
-        </w:rPr>
-      </w:pPr>
-      <w:r>
-        <w:rPr>
-          <w:rFonts w:cs="Courier New"/>
-        </w:rPr>
-        <w:t>Sacha Aponte</w:t>
-      </w:r>
-    </w:p>
-    <w:p>
-      <w:pPr>
-        <w:jc w:val="center"/>
+      </w:pPr>
+      <w:r>
         <w:rPr>
           <w:rFonts w:cs="Courier New"/>
           <w:b/>
           <w:bCs/>
         </w:rPr>
-      </w:pPr>
+        <w:t xml:space="preserve">INSTITUCIÓN: INESDI - Máster Business </w:t>
+      </w:r>
+      <w:proofErr w:type="spellStart"/>
       <w:r>
         <w:rPr>
           <w:rFonts w:cs="Courier New"/>
           <w:b/>
           <w:bCs/>
         </w:rPr>
-        <w:t>INSTITUCIÓN: INESDI - Máster Business Analitycs e IA</w:t>
+        <w:t>Analitycs</w:t>
+      </w:r>
+      <w:proofErr w:type="spellEnd"/>
+      <w:r>
+        <w:rPr>
+          <w:rFonts w:cs="Courier New"/>
+          <w:b/>
+          <w:bCs/>
+        </w:rPr>
+        <w:t xml:space="preserve"> e IA</w:t>
       </w:r>
     </w:p>
     <w:p>
@@ -563,71 +516,2707 @@
           <w:bCs/>
           <w:u w:val="single"/>
         </w:rPr>
-        <w:t>O</w:t>
-      </w:r>
-      <w:r>
+        <w:t>OBJETIVOS DEL PROYECTO:</w:t>
+      </w:r>
+    </w:p>
+    <w:p>
+      <w:pPr>
+        <w:pStyle w:val="Prrafodelista"/>
+        <w:numPr>
+          <w:ilvl w:val="0"/>
+          <w:numId w:val="6"/>
+        </w:numPr>
+        <w:jc w:val="both"/>
+        <w:rPr>
+          <w:rFonts w:cs="Courier New"/>
+        </w:rPr>
+      </w:pPr>
+      <w:r>
+        <w:rPr>
+          <w:rFonts w:cs="Courier New"/>
+        </w:rPr>
+        <w:t xml:space="preserve">Segmentar clientes según el tipo de cuenta que posee y analizar el comportamiento financiero, identificar cual es el tipo de cuenta con mayor y menor cantidad de clientes y analizar el por qué. </w:t>
+      </w:r>
+    </w:p>
+    <w:p>
+      <w:pPr>
+        <w:pStyle w:val="Prrafodelista"/>
+        <w:numPr>
+          <w:ilvl w:val="0"/>
+          <w:numId w:val="6"/>
+        </w:numPr>
+        <w:jc w:val="both"/>
+        <w:rPr>
+          <w:rFonts w:cs="Courier New"/>
+        </w:rPr>
+      </w:pPr>
+      <w:r>
+        <w:rPr>
+          <w:rFonts w:cs="Courier New"/>
+        </w:rPr>
+        <w:t xml:space="preserve">Analizar el tipo de cliente según su perfil y necesidades e identificar la cantidad de clientes que poseen o no inversión </w:t>
+      </w:r>
+    </w:p>
+    <w:p>
+      <w:pPr>
+        <w:pStyle w:val="Prrafodelista"/>
+        <w:numPr>
+          <w:ilvl w:val="0"/>
+          <w:numId w:val="6"/>
+        </w:numPr>
+        <w:jc w:val="both"/>
+        <w:rPr>
+          <w:rFonts w:cs="Courier New"/>
+        </w:rPr>
+      </w:pPr>
+      <w:r>
+        <w:rPr>
+          <w:rFonts w:cs="Courier New"/>
+        </w:rPr>
+        <w:t xml:space="preserve">Crear 3 productos </w:t>
+      </w:r>
+      <w:r>
+        <w:rPr>
+          <w:rFonts w:cs="Courier New"/>
+        </w:rPr>
+        <w:t>financieros</w:t>
+      </w:r>
+      <w:r>
+        <w:rPr>
+          <w:rFonts w:cs="Courier New"/>
+        </w:rPr>
+        <w:t xml:space="preserve"> de </w:t>
+      </w:r>
+      <w:r>
+        <w:rPr>
+          <w:rFonts w:cs="Courier New"/>
+        </w:rPr>
+        <w:t>inversión</w:t>
+      </w:r>
+      <w:r>
+        <w:rPr>
+          <w:rFonts w:cs="Courier New"/>
+        </w:rPr>
+        <w:t xml:space="preserve"> segmentado en rangos de edades, que permita generar rentabilidad y liquidez para ser utilizado en un plazo determinado con un fin especifico.</w:t>
+      </w:r>
+    </w:p>
+    <w:p>
+      <w:pPr>
+        <w:jc w:val="both"/>
         <w:rPr>
           <w:rFonts w:cs="Courier New"/>
           <w:b/>
           <w:bCs/>
           <w:u w:val="single"/>
         </w:rPr>
-        <w:t>BJETIVOS DEL PROYECTO:</w:t>
-      </w:r>
-    </w:p>
-    <w:p>
-      <w:pPr>
-        <w:jc w:val="both"/>
-        <w:rPr>
-          <w:rFonts w:cs="Courier New"/>
-        </w:rPr>
-      </w:pPr>
-      <w:r>
-        <w:rPr>
-          <w:rFonts w:cs="Courier New"/>
-        </w:rPr>
-        <w:t xml:space="preserve"> 1. Segmentar clientes según el tipo de cuenta que posee y analizar el comportamiento financiero, identificar cual es el tipo de cuenta con mayor y menor cantidad de clientes y analizar el por qué. </w:t>
-      </w:r>
-    </w:p>
-    <w:p>
-      <w:pPr>
-        <w:jc w:val="both"/>
-        <w:rPr>
-          <w:rFonts w:cs="Courier New"/>
-        </w:rPr>
-      </w:pPr>
-      <w:r>
-        <w:rPr>
-          <w:rFonts w:cs="Courier New"/>
-        </w:rPr>
-        <w:t xml:space="preserve">2. Analizar el tipo de cliente </w:t>
-      </w:r>
-      <w:r>
-        <w:rPr>
-          <w:rFonts w:cs="Courier New"/>
-        </w:rPr>
-        <w:t>según</w:t>
-      </w:r>
-      <w:r>
-        <w:rPr>
-          <w:rFonts w:cs="Courier New"/>
-        </w:rPr>
-        <w:t xml:space="preserve"> su perfil y necesidades e identificar la cantidad de clientes que poseen o no inversión </w:t>
-      </w:r>
-    </w:p>
-    <w:p>
-      <w:pPr>
-        <w:jc w:val="both"/>
-        <w:rPr>
-          <w:rFonts w:cs="Courier New"/>
-        </w:rPr>
-      </w:pPr>
-      <w:r>
-        <w:rPr>
-          <w:rFonts w:cs="Courier New"/>
-        </w:rPr>
-        <w:t>3. Crear 3 productos finacioneros de inversion segmentado en rangos de edades, que permita generar rentabilidad y liquidez para ser utilizado en un plazo determinado con un fin especifico.</w:t>
-      </w:r>
+      </w:pPr>
+      <w:r>
+        <w:rPr>
+          <w:rFonts w:cs="Courier New"/>
+          <w:b/>
+          <w:bCs/>
+          <w:u w:val="single"/>
+        </w:rPr>
+        <w:t>MODELO DE DATOS PARA EL DWH, ACTUALIZA A MODELO ESTRELLA</w:t>
+      </w:r>
+    </w:p>
+    <w:p>
+      <w:pPr>
+        <w:jc w:val="both"/>
+        <w:rPr>
+          <w:rFonts w:cs="Courier New"/>
+        </w:rPr>
+      </w:pPr>
+      <w:r>
+        <w:rPr>
+          <w:rFonts w:cs="Courier New"/>
+        </w:rPr>
+        <w:t>Tabla de hechos (</w:t>
+      </w:r>
+      <w:proofErr w:type="spellStart"/>
+      <w:r>
+        <w:rPr>
+          <w:rFonts w:cs="Courier New"/>
+        </w:rPr>
+        <w:t>esquemahechos</w:t>
+      </w:r>
+      <w:proofErr w:type="spellEnd"/>
+      <w:r>
+        <w:rPr>
+          <w:rFonts w:cs="Courier New"/>
+        </w:rPr>
+        <w:t>)</w:t>
+      </w:r>
+    </w:p>
+    <w:p>
+      <w:pPr>
+        <w:jc w:val="both"/>
+        <w:rPr>
+          <w:rFonts w:cs="Courier New"/>
+        </w:rPr>
+      </w:pPr>
+      <w:r>
+        <w:rPr>
+          <w:rFonts w:cs="Courier New"/>
+        </w:rPr>
+        <w:t>Tabla de dimensión (</w:t>
+      </w:r>
+      <w:proofErr w:type="spellStart"/>
+      <w:r>
+        <w:rPr>
+          <w:rFonts w:cs="Courier New"/>
+        </w:rPr>
+        <w:t>esquemadimensiones</w:t>
+      </w:r>
+      <w:proofErr w:type="spellEnd"/>
+      <w:r>
+        <w:rPr>
+          <w:rFonts w:cs="Courier New"/>
+        </w:rPr>
+        <w:t>)</w:t>
+      </w:r>
+    </w:p>
+    <w:p>
+      <w:pPr>
+        <w:jc w:val="both"/>
+        <w:rPr>
+          <w:rFonts w:cs="Courier New"/>
+        </w:rPr>
+      </w:pPr>
+      <w:r>
+        <w:rPr>
+          <w:rFonts w:cs="Courier New"/>
+        </w:rPr>
+        <w:t xml:space="preserve">PK = clave primaria · </w:t>
+      </w:r>
+    </w:p>
+    <w:p>
+      <w:pPr>
+        <w:jc w:val="both"/>
+        <w:rPr>
+          <w:rFonts w:cs="Courier New"/>
+        </w:rPr>
+      </w:pPr>
+      <w:r>
+        <w:rPr>
+          <w:rFonts w:cs="Courier New"/>
+        </w:rPr>
+        <w:t>FK = clave foránea ·</w:t>
+      </w:r>
+    </w:p>
+    <w:p>
+      <w:pPr>
+        <w:jc w:val="both"/>
+        <w:rPr>
+          <w:rFonts w:cs="Courier New"/>
+        </w:rPr>
+      </w:pPr>
+      <w:r>
+        <w:rPr>
+          <w:rFonts w:cs="Courier New"/>
+        </w:rPr>
+        <w:t>UK = columna con restricción UNIQUE</w:t>
+      </w:r>
+    </w:p>
+    <w:p>
+      <w:pPr>
+        <w:jc w:val="both"/>
+        <w:rPr>
+          <w:rFonts w:cs="Courier New"/>
+        </w:rPr>
+      </w:pPr>
+    </w:p>
+    <w:p>
+      <w:pPr>
+        <w:jc w:val="both"/>
+        <w:rPr>
+          <w:rFonts w:cs="Courier New"/>
+        </w:rPr>
+      </w:pPr>
+    </w:p>
+    <w:p>
+      <w:pPr>
+        <w:jc w:val="both"/>
+        <w:rPr>
+          <w:rFonts w:cs="Courier New"/>
+        </w:rPr>
+      </w:pPr>
+    </w:p>
+    <w:p>
+      <w:pPr>
+        <w:jc w:val="both"/>
+        <w:rPr>
+          <w:rFonts w:cs="Courier New"/>
+        </w:rPr>
+      </w:pPr>
+    </w:p>
+    <w:p>
+      <w:pPr>
+        <w:jc w:val="both"/>
+        <w:rPr>
+          <w:rFonts w:cs="Courier New"/>
+        </w:rPr>
+      </w:pPr>
+      <w:r>
+        <w:rPr>
+          <w:rFonts w:cs="Courier New"/>
+        </w:rPr>
+        <w:lastRenderedPageBreak/>
+        <w:drawing>
+          <wp:inline distT="0" distB="0" distL="0" distR="0" wp14:anchorId="703B1CF5" wp14:editId="2711C1A8">
+            <wp:extent cx="5903911" cy="5646057"/>
+            <wp:effectExtent l="0" t="0" r="1905" b="0"/>
+            <wp:docPr id="810040796" name="Imagen 2"/>
+            <wp:cNvGraphicFramePr>
+              <a:graphicFrameLocks xmlns:a="http://schemas.openxmlformats.org/drawingml/2006/main" noChangeAspect="1"/>
+            </wp:cNvGraphicFramePr>
+            <a:graphic xmlns:a="http://schemas.openxmlformats.org/drawingml/2006/main">
+              <a:graphicData uri="http://schemas.openxmlformats.org/drawingml/2006/picture">
+                <pic:pic xmlns:pic="http://schemas.openxmlformats.org/drawingml/2006/picture">
+                  <pic:nvPicPr>
+                    <pic:cNvPr id="0" name="Picture 6"/>
+                    <pic:cNvPicPr>
+                      <a:picLocks noChangeAspect="1" noChangeArrowheads="1"/>
+                    </pic:cNvPicPr>
+                  </pic:nvPicPr>
+                  <pic:blipFill>
+                    <a:blip r:embed="rId7" cstate="print">
+                      <a:extLst>
+                        <a:ext uri="{28A0092B-C50C-407E-A947-70E740481C1C}">
+                          <a14:useLocalDpi xmlns:a14="http://schemas.microsoft.com/office/drawing/2010/main" val="0"/>
+                        </a:ext>
+                      </a:extLst>
+                    </a:blip>
+                    <a:srcRect/>
+                    <a:stretch>
+                      <a:fillRect/>
+                    </a:stretch>
+                  </pic:blipFill>
+                  <pic:spPr bwMode="auto">
+                    <a:xfrm>
+                      <a:off x="0" y="0"/>
+                      <a:ext cx="5905813" cy="5647876"/>
+                    </a:xfrm>
+                    <a:prstGeom prst="rect">
+                      <a:avLst/>
+                    </a:prstGeom>
+                    <a:noFill/>
+                    <a:ln>
+                      <a:noFill/>
+                    </a:ln>
+                  </pic:spPr>
+                </pic:pic>
+              </a:graphicData>
+            </a:graphic>
+          </wp:inline>
+        </w:drawing>
+      </w:r>
+    </w:p>
+    <w:p>
+      <w:pPr>
+        <w:jc w:val="both"/>
+        <w:rPr>
+          <w:rFonts w:cs="Courier New"/>
+        </w:rPr>
+      </w:pPr>
+    </w:p>
+    <w:p>
+      <w:pPr>
+        <w:jc w:val="both"/>
+        <w:rPr>
+          <w:rFonts w:cs="Courier New"/>
+        </w:rPr>
+      </w:pPr>
+    </w:p>
+    <w:p>
+      <w:pPr>
+        <w:jc w:val="both"/>
+        <w:rPr>
+          <w:rFonts w:cs="Courier New"/>
+        </w:rPr>
+      </w:pPr>
+    </w:p>
+    <w:p>
+      <w:pPr>
+        <w:jc w:val="both"/>
+        <w:rPr>
+          <w:rFonts w:cs="Courier New"/>
+        </w:rPr>
+      </w:pPr>
+    </w:p>
+    <w:p>
+      <w:pPr>
+        <w:jc w:val="both"/>
+        <w:rPr>
+          <w:rFonts w:cs="Courier New"/>
+        </w:rPr>
+      </w:pPr>
+    </w:p>
+    <w:p>
+      <w:pPr>
+        <w:jc w:val="both"/>
+        <w:rPr>
+          <w:rFonts w:cs="Courier New"/>
+        </w:rPr>
+      </w:pPr>
+    </w:p>
+    <w:p>
+      <w:pPr>
+        <w:jc w:val="both"/>
+        <w:rPr>
+          <w:rFonts w:cs="Courier New"/>
+        </w:rPr>
+      </w:pPr>
+    </w:p>
+    <w:p>
+      <w:pPr>
+        <w:jc w:val="both"/>
+        <w:rPr>
+          <w:rFonts w:cs="Courier New"/>
+        </w:rPr>
+      </w:pPr>
+    </w:p>
+    <w:p>
+      <w:pPr>
+        <w:jc w:val="both"/>
+        <w:rPr>
+          <w:rFonts w:cs="Courier New"/>
+        </w:rPr>
+      </w:pPr>
+    </w:p>
+    <w:p>
+      <w:pPr>
+        <w:jc w:val="both"/>
+        <w:rPr>
+          <w:rFonts w:cs="Courier New"/>
+        </w:rPr>
+      </w:pPr>
+    </w:p>
+    <w:p>
+      <w:pPr>
+        <w:jc w:val="both"/>
+        <w:rPr>
+          <w:rFonts w:cs="Courier New"/>
+        </w:rPr>
+      </w:pPr>
+    </w:p>
+    <w:tbl>
+      <w:tblPr>
+        <w:tblpPr w:leftFromText="141" w:rightFromText="141" w:vertAnchor="text" w:horzAnchor="margin" w:tblpY="253"/>
+        <w:tblW w:w="9054" w:type="dxa"/>
+        <w:tblCellMar>
+          <w:left w:w="70" w:type="dxa"/>
+          <w:right w:w="70" w:type="dxa"/>
+        </w:tblCellMar>
+        <w:tblLook w:val="04A0" w:firstRow="1" w:lastRow="0" w:firstColumn="1" w:lastColumn="0" w:noHBand="0" w:noVBand="1"/>
+      </w:tblPr>
+      <w:tblGrid>
+        <w:gridCol w:w="2892"/>
+        <w:gridCol w:w="1283"/>
+        <w:gridCol w:w="1530"/>
+        <w:gridCol w:w="1486"/>
+        <w:gridCol w:w="2609"/>
+      </w:tblGrid>
+      <w:tr>
+        <w:trPr>
+          <w:trHeight w:val="50"/>
+        </w:trPr>
+        <w:tc>
+          <w:tcPr>
+            <w:tcW w:w="2665" w:type="dxa"/>
+            <w:tcBorders>
+              <w:top w:val="single" w:sz="4" w:space="0" w:color="auto"/>
+              <w:left w:val="single" w:sz="4" w:space="0" w:color="auto"/>
+              <w:bottom w:val="single" w:sz="4" w:space="0" w:color="auto"/>
+              <w:right w:val="single" w:sz="4" w:space="0" w:color="auto"/>
+            </w:tcBorders>
+            <w:shd w:val="clear" w:color="000000" w:fill="D0D0D0"/>
+            <w:vAlign w:val="center"/>
+            <w:hideMark/>
+          </w:tcPr>
+          <w:p>
+            <w:pPr>
+              <w:spacing w:after="0" w:line="240" w:lineRule="auto"/>
+              <w:jc w:val="center"/>
+              <w:rPr>
+                <w:rFonts w:ascii="Segoe UI" w:eastAsia="Times New Roman" w:hAnsi="Segoe UI" w:cs="Segoe UI"/>
+                <w:b/>
+                <w:bCs/>
+                <w:color w:val="5B6472"/>
+                <w:kern w:val="0"/>
+                <w:sz w:val="20"/>
+                <w:szCs w:val="20"/>
+                <w:lang w:eastAsia="es-CL"/>
+                <w14:ligatures w14:val="none"/>
+              </w:rPr>
+            </w:pPr>
+            <w:r>
+              <w:rPr>
+                <w:rFonts w:ascii="Segoe UI" w:eastAsia="Times New Roman" w:hAnsi="Segoe UI" w:cs="Segoe UI"/>
+                <w:b/>
+                <w:bCs/>
+                <w:color w:val="5B6472"/>
+                <w:kern w:val="0"/>
+                <w:sz w:val="20"/>
+                <w:szCs w:val="20"/>
+                <w:lang w:eastAsia="es-CL"/>
+                <w14:ligatures w14:val="none"/>
+              </w:rPr>
+              <w:t>Tabla</w:t>
+            </w:r>
+          </w:p>
+        </w:tc>
+        <w:tc>
+          <w:tcPr>
+            <w:tcW w:w="1191" w:type="dxa"/>
+            <w:tcBorders>
+              <w:top w:val="single" w:sz="4" w:space="0" w:color="auto"/>
+              <w:left w:val="nil"/>
+              <w:bottom w:val="single" w:sz="4" w:space="0" w:color="auto"/>
+              <w:right w:val="single" w:sz="4" w:space="0" w:color="auto"/>
+            </w:tcBorders>
+            <w:shd w:val="clear" w:color="000000" w:fill="D0D0D0"/>
+            <w:vAlign w:val="center"/>
+            <w:hideMark/>
+          </w:tcPr>
+          <w:p>
+            <w:pPr>
+              <w:spacing w:after="0" w:line="240" w:lineRule="auto"/>
+              <w:jc w:val="center"/>
+              <w:rPr>
+                <w:rFonts w:ascii="Segoe UI" w:eastAsia="Times New Roman" w:hAnsi="Segoe UI" w:cs="Segoe UI"/>
+                <w:b/>
+                <w:bCs/>
+                <w:color w:val="5B6472"/>
+                <w:kern w:val="0"/>
+                <w:sz w:val="20"/>
+                <w:szCs w:val="20"/>
+                <w:lang w:eastAsia="es-CL"/>
+                <w14:ligatures w14:val="none"/>
+              </w:rPr>
+            </w:pPr>
+            <w:r>
+              <w:rPr>
+                <w:rFonts w:ascii="Segoe UI" w:eastAsia="Times New Roman" w:hAnsi="Segoe UI" w:cs="Segoe UI"/>
+                <w:b/>
+                <w:bCs/>
+                <w:color w:val="5B6472"/>
+                <w:kern w:val="0"/>
+                <w:sz w:val="20"/>
+                <w:szCs w:val="20"/>
+                <w:lang w:eastAsia="es-CL"/>
+                <w14:ligatures w14:val="none"/>
+              </w:rPr>
+              <w:t>Tipo</w:t>
+            </w:r>
+          </w:p>
+        </w:tc>
+        <w:tc>
+          <w:tcPr>
+            <w:tcW w:w="1417" w:type="dxa"/>
+            <w:tcBorders>
+              <w:top w:val="single" w:sz="4" w:space="0" w:color="auto"/>
+              <w:left w:val="nil"/>
+              <w:bottom w:val="single" w:sz="4" w:space="0" w:color="auto"/>
+              <w:right w:val="single" w:sz="4" w:space="0" w:color="auto"/>
+            </w:tcBorders>
+            <w:shd w:val="clear" w:color="000000" w:fill="D0D0D0"/>
+            <w:vAlign w:val="center"/>
+            <w:hideMark/>
+          </w:tcPr>
+          <w:p>
+            <w:pPr>
+              <w:spacing w:after="0" w:line="240" w:lineRule="auto"/>
+              <w:jc w:val="center"/>
+              <w:rPr>
+                <w:rFonts w:ascii="Segoe UI" w:eastAsia="Times New Roman" w:hAnsi="Segoe UI" w:cs="Segoe UI"/>
+                <w:b/>
+                <w:bCs/>
+                <w:color w:val="5B6472"/>
+                <w:kern w:val="0"/>
+                <w:sz w:val="20"/>
+                <w:szCs w:val="20"/>
+                <w:lang w:eastAsia="es-CL"/>
+                <w14:ligatures w14:val="none"/>
+              </w:rPr>
+            </w:pPr>
+            <w:r>
+              <w:rPr>
+                <w:rFonts w:ascii="Segoe UI" w:eastAsia="Times New Roman" w:hAnsi="Segoe UI" w:cs="Segoe UI"/>
+                <w:b/>
+                <w:bCs/>
+                <w:color w:val="5B6472"/>
+                <w:kern w:val="0"/>
+                <w:sz w:val="20"/>
+                <w:szCs w:val="20"/>
+                <w:lang w:eastAsia="es-CL"/>
+                <w14:ligatures w14:val="none"/>
+              </w:rPr>
+              <w:t xml:space="preserve">Clave </w:t>
+            </w:r>
+            <w:r>
+              <w:rPr>
+                <w:rFonts w:ascii="Segoe UI" w:eastAsia="Times New Roman" w:hAnsi="Segoe UI" w:cs="Segoe UI"/>
+                <w:b/>
+                <w:bCs/>
+                <w:color w:val="5B6472"/>
+                <w:kern w:val="0"/>
+                <w:sz w:val="20"/>
+                <w:szCs w:val="20"/>
+                <w:lang w:eastAsia="es-CL"/>
+                <w14:ligatures w14:val="none"/>
+              </w:rPr>
+              <w:br/>
+              <w:t>primaria</w:t>
+            </w:r>
+          </w:p>
+        </w:tc>
+        <w:tc>
+          <w:tcPr>
+            <w:tcW w:w="1376" w:type="dxa"/>
+            <w:tcBorders>
+              <w:top w:val="single" w:sz="4" w:space="0" w:color="auto"/>
+              <w:left w:val="nil"/>
+              <w:bottom w:val="single" w:sz="4" w:space="0" w:color="auto"/>
+              <w:right w:val="single" w:sz="4" w:space="0" w:color="auto"/>
+            </w:tcBorders>
+            <w:shd w:val="clear" w:color="000000" w:fill="D0D0D0"/>
+            <w:vAlign w:val="center"/>
+            <w:hideMark/>
+          </w:tcPr>
+          <w:p>
+            <w:pPr>
+              <w:spacing w:after="0" w:line="240" w:lineRule="auto"/>
+              <w:jc w:val="center"/>
+              <w:rPr>
+                <w:rFonts w:ascii="Segoe UI" w:eastAsia="Times New Roman" w:hAnsi="Segoe UI" w:cs="Segoe UI"/>
+                <w:b/>
+                <w:bCs/>
+                <w:color w:val="5B6472"/>
+                <w:kern w:val="0"/>
+                <w:sz w:val="20"/>
+                <w:szCs w:val="20"/>
+                <w:lang w:eastAsia="es-CL"/>
+                <w14:ligatures w14:val="none"/>
+              </w:rPr>
+            </w:pPr>
+            <w:r>
+              <w:rPr>
+                <w:rFonts w:ascii="Segoe UI" w:eastAsia="Times New Roman" w:hAnsi="Segoe UI" w:cs="Segoe UI"/>
+                <w:b/>
+                <w:bCs/>
+                <w:color w:val="5B6472"/>
+                <w:kern w:val="0"/>
+                <w:sz w:val="20"/>
+                <w:szCs w:val="20"/>
+                <w:lang w:eastAsia="es-CL"/>
+                <w14:ligatures w14:val="none"/>
+              </w:rPr>
+              <w:t xml:space="preserve">Claves </w:t>
+            </w:r>
+            <w:r>
+              <w:rPr>
+                <w:rFonts w:ascii="Segoe UI" w:eastAsia="Times New Roman" w:hAnsi="Segoe UI" w:cs="Segoe UI"/>
+                <w:b/>
+                <w:bCs/>
+                <w:color w:val="5B6472"/>
+                <w:kern w:val="0"/>
+                <w:sz w:val="20"/>
+                <w:szCs w:val="20"/>
+                <w:lang w:eastAsia="es-CL"/>
+                <w14:ligatures w14:val="none"/>
+              </w:rPr>
+              <w:br/>
+              <w:t>foráneas</w:t>
+            </w:r>
+          </w:p>
+        </w:tc>
+        <w:tc>
+          <w:tcPr>
+            <w:tcW w:w="2405" w:type="dxa"/>
+            <w:tcBorders>
+              <w:top w:val="single" w:sz="4" w:space="0" w:color="auto"/>
+              <w:left w:val="nil"/>
+              <w:bottom w:val="single" w:sz="4" w:space="0" w:color="auto"/>
+              <w:right w:val="single" w:sz="4" w:space="0" w:color="auto"/>
+            </w:tcBorders>
+            <w:shd w:val="clear" w:color="000000" w:fill="D0D0D0"/>
+            <w:vAlign w:val="center"/>
+            <w:hideMark/>
+          </w:tcPr>
+          <w:p>
+            <w:pPr>
+              <w:spacing w:after="0" w:line="240" w:lineRule="auto"/>
+              <w:jc w:val="center"/>
+              <w:rPr>
+                <w:rFonts w:ascii="Segoe UI" w:eastAsia="Times New Roman" w:hAnsi="Segoe UI" w:cs="Segoe UI"/>
+                <w:b/>
+                <w:bCs/>
+                <w:color w:val="5B6472"/>
+                <w:kern w:val="0"/>
+                <w:sz w:val="20"/>
+                <w:szCs w:val="20"/>
+                <w:lang w:eastAsia="es-CL"/>
+                <w14:ligatures w14:val="none"/>
+              </w:rPr>
+            </w:pPr>
+            <w:r>
+              <w:rPr>
+                <w:rFonts w:ascii="Segoe UI" w:eastAsia="Times New Roman" w:hAnsi="Segoe UI" w:cs="Segoe UI"/>
+                <w:b/>
+                <w:bCs/>
+                <w:color w:val="5B6472"/>
+                <w:kern w:val="0"/>
+                <w:sz w:val="20"/>
+                <w:szCs w:val="20"/>
+                <w:lang w:eastAsia="es-CL"/>
+                <w14:ligatures w14:val="none"/>
+              </w:rPr>
+              <w:t xml:space="preserve">Restricciones </w:t>
+            </w:r>
+            <w:r>
+              <w:rPr>
+                <w:rFonts w:ascii="Segoe UI" w:eastAsia="Times New Roman" w:hAnsi="Segoe UI" w:cs="Segoe UI"/>
+                <w:b/>
+                <w:bCs/>
+                <w:color w:val="5B6472"/>
+                <w:kern w:val="0"/>
+                <w:sz w:val="20"/>
+                <w:szCs w:val="20"/>
+                <w:lang w:eastAsia="es-CL"/>
+                <w14:ligatures w14:val="none"/>
+              </w:rPr>
+              <w:br/>
+              <w:t>UNIQUE adicionales</w:t>
+            </w:r>
+          </w:p>
+        </w:tc>
+      </w:tr>
+      <w:tr>
+        <w:trPr>
+          <w:trHeight w:val="58"/>
+        </w:trPr>
+        <w:tc>
+          <w:tcPr>
+            <w:tcW w:w="2665" w:type="dxa"/>
+            <w:tcBorders>
+              <w:top w:val="nil"/>
+              <w:left w:val="single" w:sz="4" w:space="0" w:color="auto"/>
+              <w:bottom w:val="single" w:sz="4" w:space="0" w:color="auto"/>
+              <w:right w:val="single" w:sz="4" w:space="0" w:color="auto"/>
+            </w:tcBorders>
+            <w:vAlign w:val="center"/>
+            <w:hideMark/>
+          </w:tcPr>
+          <w:p>
+            <w:pPr>
+              <w:spacing w:after="0" w:line="240" w:lineRule="auto"/>
+              <w:ind w:firstLineChars="100" w:firstLine="200"/>
+              <w:rPr>
+                <w:rFonts w:ascii="Segoe UI" w:eastAsia="Times New Roman" w:hAnsi="Segoe UI" w:cs="Segoe UI"/>
+                <w:color w:val="1F2430"/>
+                <w:kern w:val="0"/>
+                <w:sz w:val="20"/>
+                <w:szCs w:val="20"/>
+                <w:lang w:eastAsia="es-CL"/>
+                <w14:ligatures w14:val="none"/>
+              </w:rPr>
+            </w:pPr>
+            <w:proofErr w:type="spellStart"/>
+            <w:r>
+              <w:rPr>
+                <w:rFonts w:ascii="Segoe UI" w:eastAsia="Times New Roman" w:hAnsi="Segoe UI" w:cs="Segoe UI"/>
+                <w:color w:val="1F2430"/>
+                <w:kern w:val="0"/>
+                <w:sz w:val="20"/>
+                <w:szCs w:val="20"/>
+                <w:lang w:eastAsia="es-CL"/>
+                <w14:ligatures w14:val="none"/>
+              </w:rPr>
+              <w:t>hechos.fact_cliente_snapshot</w:t>
+            </w:r>
+            <w:proofErr w:type="spellEnd"/>
+          </w:p>
+        </w:tc>
+        <w:tc>
+          <w:tcPr>
+            <w:tcW w:w="1191" w:type="dxa"/>
+            <w:tcBorders>
+              <w:top w:val="nil"/>
+              <w:left w:val="nil"/>
+              <w:bottom w:val="single" w:sz="4" w:space="0" w:color="auto"/>
+              <w:right w:val="single" w:sz="4" w:space="0" w:color="auto"/>
+            </w:tcBorders>
+            <w:vAlign w:val="center"/>
+            <w:hideMark/>
+          </w:tcPr>
+          <w:p>
+            <w:pPr>
+              <w:spacing w:after="0" w:line="240" w:lineRule="auto"/>
+              <w:ind w:firstLineChars="100" w:firstLine="200"/>
+              <w:rPr>
+                <w:rFonts w:ascii="Segoe UI" w:eastAsia="Times New Roman" w:hAnsi="Segoe UI" w:cs="Segoe UI"/>
+                <w:color w:val="1F2430"/>
+                <w:kern w:val="0"/>
+                <w:sz w:val="20"/>
+                <w:szCs w:val="20"/>
+                <w:lang w:eastAsia="es-CL"/>
+                <w14:ligatures w14:val="none"/>
+              </w:rPr>
+            </w:pPr>
+            <w:r>
+              <w:rPr>
+                <w:rFonts w:ascii="Segoe UI" w:eastAsia="Times New Roman" w:hAnsi="Segoe UI" w:cs="Segoe UI"/>
+                <w:color w:val="1F2430"/>
+                <w:kern w:val="0"/>
+                <w:sz w:val="20"/>
+                <w:szCs w:val="20"/>
+                <w:lang w:eastAsia="es-CL"/>
+                <w14:ligatures w14:val="none"/>
+              </w:rPr>
+              <w:t xml:space="preserve">Hechos </w:t>
+            </w:r>
+          </w:p>
+        </w:tc>
+        <w:tc>
+          <w:tcPr>
+            <w:tcW w:w="1417" w:type="dxa"/>
+            <w:tcBorders>
+              <w:top w:val="nil"/>
+              <w:left w:val="nil"/>
+              <w:bottom w:val="single" w:sz="4" w:space="0" w:color="auto"/>
+              <w:right w:val="single" w:sz="4" w:space="0" w:color="auto"/>
+            </w:tcBorders>
+            <w:vAlign w:val="center"/>
+            <w:hideMark/>
+          </w:tcPr>
+          <w:p>
+            <w:pPr>
+              <w:spacing w:after="0" w:line="240" w:lineRule="auto"/>
+              <w:ind w:firstLineChars="100" w:firstLine="200"/>
+              <w:rPr>
+                <w:rFonts w:ascii="Arial Unicode MS" w:eastAsia="Times New Roman" w:hAnsi="Arial Unicode MS" w:cs="Times New Roman"/>
+                <w:color w:val="1F2430"/>
+                <w:kern w:val="0"/>
+                <w:sz w:val="20"/>
+                <w:szCs w:val="20"/>
+                <w:lang w:eastAsia="es-CL"/>
+                <w14:ligatures w14:val="none"/>
+              </w:rPr>
+            </w:pPr>
+            <w:proofErr w:type="spellStart"/>
+            <w:r>
+              <w:rPr>
+                <w:rFonts w:ascii="Arial Unicode MS" w:eastAsia="Times New Roman" w:hAnsi="Arial Unicode MS" w:cs="Times New Roman"/>
+                <w:color w:val="1F2430"/>
+                <w:kern w:val="0"/>
+                <w:sz w:val="20"/>
+                <w:szCs w:val="20"/>
+                <w:lang w:eastAsia="es-CL"/>
+                <w14:ligatures w14:val="none"/>
+              </w:rPr>
+              <w:t>fact_id</w:t>
+            </w:r>
+            <w:proofErr w:type="spellEnd"/>
+          </w:p>
+        </w:tc>
+        <w:tc>
+          <w:tcPr>
+            <w:tcW w:w="1376" w:type="dxa"/>
+            <w:tcBorders>
+              <w:top w:val="nil"/>
+              <w:left w:val="nil"/>
+              <w:bottom w:val="single" w:sz="4" w:space="0" w:color="auto"/>
+              <w:right w:val="single" w:sz="4" w:space="0" w:color="auto"/>
+            </w:tcBorders>
+            <w:vAlign w:val="center"/>
+            <w:hideMark/>
+          </w:tcPr>
+          <w:p>
+            <w:pPr>
+              <w:spacing w:after="0" w:line="240" w:lineRule="auto"/>
+              <w:ind w:firstLineChars="100" w:firstLine="200"/>
+              <w:rPr>
+                <w:rFonts w:ascii="Arial Unicode MS" w:eastAsia="Times New Roman" w:hAnsi="Arial Unicode MS" w:cs="Times New Roman"/>
+                <w:color w:val="1F2430"/>
+                <w:kern w:val="0"/>
+                <w:sz w:val="20"/>
+                <w:szCs w:val="20"/>
+                <w:lang w:eastAsia="es-CL"/>
+                <w14:ligatures w14:val="none"/>
+              </w:rPr>
+            </w:pPr>
+            <w:proofErr w:type="spellStart"/>
+            <w:r>
+              <w:rPr>
+                <w:rFonts w:ascii="Arial Unicode MS" w:eastAsia="Times New Roman" w:hAnsi="Arial Unicode MS" w:cs="Times New Roman"/>
+                <w:color w:val="1F2430"/>
+                <w:kern w:val="0"/>
+                <w:sz w:val="20"/>
+                <w:szCs w:val="20"/>
+                <w:lang w:eastAsia="es-CL"/>
+                <w14:ligatures w14:val="none"/>
+              </w:rPr>
+              <w:t>cliente_sk</w:t>
+            </w:r>
+            <w:proofErr w:type="spellEnd"/>
+            <w:r>
+              <w:rPr>
+                <w:rFonts w:ascii="Segoe UI" w:eastAsia="Times New Roman" w:hAnsi="Segoe UI" w:cs="Segoe UI"/>
+                <w:color w:val="1F2430"/>
+                <w:kern w:val="0"/>
+                <w:sz w:val="20"/>
+                <w:szCs w:val="20"/>
+                <w:lang w:eastAsia="es-CL"/>
+                <w14:ligatures w14:val="none"/>
+              </w:rPr>
+              <w:t xml:space="preserve"> → </w:t>
+            </w:r>
+            <w:proofErr w:type="spellStart"/>
+            <w:r>
+              <w:rPr>
+                <w:rFonts w:ascii="Segoe UI" w:eastAsia="Times New Roman" w:hAnsi="Segoe UI" w:cs="Segoe UI"/>
+                <w:color w:val="1F2430"/>
+                <w:kern w:val="0"/>
+                <w:sz w:val="20"/>
+                <w:szCs w:val="20"/>
+                <w:lang w:eastAsia="es-CL"/>
+                <w14:ligatures w14:val="none"/>
+              </w:rPr>
+              <w:t>dim_cliente</w:t>
+            </w:r>
+            <w:proofErr w:type="spellEnd"/>
+            <w:r>
+              <w:rPr>
+                <w:rFonts w:ascii="Segoe UI" w:eastAsia="Times New Roman" w:hAnsi="Segoe UI" w:cs="Segoe UI"/>
+                <w:color w:val="1F2430"/>
+                <w:kern w:val="0"/>
+                <w:sz w:val="20"/>
+                <w:szCs w:val="20"/>
+                <w:lang w:eastAsia="es-CL"/>
+                <w14:ligatures w14:val="none"/>
+              </w:rPr>
+              <w:t xml:space="preserve"> · </w:t>
+            </w:r>
+            <w:proofErr w:type="spellStart"/>
+            <w:r>
+              <w:rPr>
+                <w:rFonts w:ascii="Arial Unicode MS" w:eastAsia="Times New Roman" w:hAnsi="Arial Unicode MS" w:cs="Times New Roman"/>
+                <w:color w:val="1F2430"/>
+                <w:kern w:val="0"/>
+                <w:sz w:val="20"/>
+                <w:szCs w:val="20"/>
+                <w:lang w:eastAsia="es-CL"/>
+                <w14:ligatures w14:val="none"/>
+              </w:rPr>
+              <w:t>tiempo_id</w:t>
+            </w:r>
+            <w:proofErr w:type="spellEnd"/>
+            <w:r>
+              <w:rPr>
+                <w:rFonts w:ascii="Segoe UI" w:eastAsia="Times New Roman" w:hAnsi="Segoe UI" w:cs="Segoe UI"/>
+                <w:color w:val="1F2430"/>
+                <w:kern w:val="0"/>
+                <w:sz w:val="20"/>
+                <w:szCs w:val="20"/>
+                <w:lang w:eastAsia="es-CL"/>
+                <w14:ligatures w14:val="none"/>
+              </w:rPr>
+              <w:t xml:space="preserve"> → </w:t>
+            </w:r>
+            <w:proofErr w:type="spellStart"/>
+            <w:r>
+              <w:rPr>
+                <w:rFonts w:ascii="Segoe UI" w:eastAsia="Times New Roman" w:hAnsi="Segoe UI" w:cs="Segoe UI"/>
+                <w:color w:val="1F2430"/>
+                <w:kern w:val="0"/>
+                <w:sz w:val="20"/>
+                <w:szCs w:val="20"/>
+                <w:lang w:eastAsia="es-CL"/>
+                <w14:ligatures w14:val="none"/>
+              </w:rPr>
+              <w:t>dim_tiempo</w:t>
+            </w:r>
+            <w:proofErr w:type="spellEnd"/>
+          </w:p>
+        </w:tc>
+        <w:tc>
+          <w:tcPr>
+            <w:tcW w:w="2405" w:type="dxa"/>
+            <w:tcBorders>
+              <w:top w:val="nil"/>
+              <w:left w:val="nil"/>
+              <w:bottom w:val="single" w:sz="4" w:space="0" w:color="auto"/>
+              <w:right w:val="single" w:sz="4" w:space="0" w:color="auto"/>
+            </w:tcBorders>
+            <w:vAlign w:val="center"/>
+            <w:hideMark/>
+          </w:tcPr>
+          <w:p>
+            <w:pPr>
+              <w:spacing w:after="0" w:line="240" w:lineRule="auto"/>
+              <w:ind w:firstLineChars="100" w:firstLine="200"/>
+              <w:rPr>
+                <w:rFonts w:ascii="Arial Unicode MS" w:eastAsia="Times New Roman" w:hAnsi="Arial Unicode MS" w:cs="Times New Roman"/>
+                <w:color w:val="1F2430"/>
+                <w:kern w:val="0"/>
+                <w:sz w:val="20"/>
+                <w:szCs w:val="20"/>
+                <w:lang w:val="en-US" w:eastAsia="es-CL"/>
+                <w14:ligatures w14:val="none"/>
+              </w:rPr>
+            </w:pPr>
+            <w:proofErr w:type="spellStart"/>
+            <w:r>
+              <w:rPr>
+                <w:rFonts w:ascii="Arial Unicode MS" w:eastAsia="Times New Roman" w:hAnsi="Arial Unicode MS" w:cs="Times New Roman"/>
+                <w:color w:val="1F2430"/>
+                <w:kern w:val="0"/>
+                <w:sz w:val="20"/>
+                <w:szCs w:val="20"/>
+                <w:lang w:val="en-US" w:eastAsia="es-CL"/>
+                <w14:ligatures w14:val="none"/>
+              </w:rPr>
+              <w:t>uq_fact_cliente_snapshot</w:t>
+            </w:r>
+            <w:proofErr w:type="spellEnd"/>
+            <w:r>
+              <w:rPr>
+                <w:rFonts w:ascii="Arial Unicode MS" w:eastAsia="Times New Roman" w:hAnsi="Arial Unicode MS" w:cs="Times New Roman"/>
+                <w:color w:val="1F2430"/>
+                <w:kern w:val="0"/>
+                <w:sz w:val="20"/>
+                <w:szCs w:val="20"/>
+                <w:lang w:val="en-US" w:eastAsia="es-CL"/>
+                <w14:ligatures w14:val="none"/>
+              </w:rPr>
+              <w:t xml:space="preserve"> (</w:t>
+            </w:r>
+            <w:proofErr w:type="spellStart"/>
+            <w:r>
+              <w:rPr>
+                <w:rFonts w:ascii="Arial Unicode MS" w:eastAsia="Times New Roman" w:hAnsi="Arial Unicode MS" w:cs="Times New Roman"/>
+                <w:color w:val="1F2430"/>
+                <w:kern w:val="0"/>
+                <w:sz w:val="20"/>
+                <w:szCs w:val="20"/>
+                <w:lang w:val="en-US" w:eastAsia="es-CL"/>
+                <w14:ligatures w14:val="none"/>
+              </w:rPr>
+              <w:t>cliente_sk</w:t>
+            </w:r>
+            <w:proofErr w:type="spellEnd"/>
+            <w:r>
+              <w:rPr>
+                <w:rFonts w:ascii="Arial Unicode MS" w:eastAsia="Times New Roman" w:hAnsi="Arial Unicode MS" w:cs="Times New Roman"/>
+                <w:color w:val="1F2430"/>
+                <w:kern w:val="0"/>
+                <w:sz w:val="20"/>
+                <w:szCs w:val="20"/>
+                <w:lang w:val="en-US" w:eastAsia="es-CL"/>
+                <w14:ligatures w14:val="none"/>
+              </w:rPr>
+              <w:t xml:space="preserve">, </w:t>
+            </w:r>
+            <w:proofErr w:type="spellStart"/>
+            <w:r>
+              <w:rPr>
+                <w:rFonts w:ascii="Arial Unicode MS" w:eastAsia="Times New Roman" w:hAnsi="Arial Unicode MS" w:cs="Times New Roman"/>
+                <w:color w:val="1F2430"/>
+                <w:kern w:val="0"/>
+                <w:sz w:val="20"/>
+                <w:szCs w:val="20"/>
+                <w:lang w:val="en-US" w:eastAsia="es-CL"/>
+                <w14:ligatures w14:val="none"/>
+              </w:rPr>
+              <w:t>tiempo_id</w:t>
+            </w:r>
+            <w:proofErr w:type="spellEnd"/>
+            <w:r>
+              <w:rPr>
+                <w:rFonts w:ascii="Arial Unicode MS" w:eastAsia="Times New Roman" w:hAnsi="Arial Unicode MS" w:cs="Times New Roman"/>
+                <w:color w:val="1F2430"/>
+                <w:kern w:val="0"/>
+                <w:sz w:val="20"/>
+                <w:szCs w:val="20"/>
+                <w:lang w:val="en-US" w:eastAsia="es-CL"/>
+                <w14:ligatures w14:val="none"/>
+              </w:rPr>
+              <w:t>)</w:t>
+            </w:r>
+          </w:p>
+        </w:tc>
+      </w:tr>
+      <w:tr>
+        <w:trPr>
+          <w:trHeight w:val="113"/>
+        </w:trPr>
+        <w:tc>
+          <w:tcPr>
+            <w:tcW w:w="2665" w:type="dxa"/>
+            <w:tcBorders>
+              <w:top w:val="nil"/>
+              <w:left w:val="single" w:sz="4" w:space="0" w:color="auto"/>
+              <w:bottom w:val="single" w:sz="4" w:space="0" w:color="auto"/>
+              <w:right w:val="single" w:sz="4" w:space="0" w:color="auto"/>
+            </w:tcBorders>
+            <w:vAlign w:val="center"/>
+            <w:hideMark/>
+          </w:tcPr>
+          <w:p>
+            <w:pPr>
+              <w:spacing w:after="0" w:line="240" w:lineRule="auto"/>
+              <w:ind w:firstLineChars="100" w:firstLine="200"/>
+              <w:rPr>
+                <w:rFonts w:ascii="Segoe UI" w:eastAsia="Times New Roman" w:hAnsi="Segoe UI" w:cs="Segoe UI"/>
+                <w:color w:val="1F2430"/>
+                <w:kern w:val="0"/>
+                <w:sz w:val="20"/>
+                <w:szCs w:val="20"/>
+                <w:lang w:eastAsia="es-CL"/>
+                <w14:ligatures w14:val="none"/>
+              </w:rPr>
+            </w:pPr>
+            <w:proofErr w:type="spellStart"/>
+            <w:r>
+              <w:rPr>
+                <w:rFonts w:ascii="Segoe UI" w:eastAsia="Times New Roman" w:hAnsi="Segoe UI" w:cs="Segoe UI"/>
+                <w:color w:val="1F2430"/>
+                <w:kern w:val="0"/>
+                <w:sz w:val="20"/>
+                <w:szCs w:val="20"/>
+                <w:lang w:eastAsia="es-CL"/>
+                <w14:ligatures w14:val="none"/>
+              </w:rPr>
+              <w:t>hechos.fact_producto_cliente</w:t>
+            </w:r>
+            <w:proofErr w:type="spellEnd"/>
+          </w:p>
+        </w:tc>
+        <w:tc>
+          <w:tcPr>
+            <w:tcW w:w="1191" w:type="dxa"/>
+            <w:tcBorders>
+              <w:top w:val="nil"/>
+              <w:left w:val="nil"/>
+              <w:bottom w:val="single" w:sz="4" w:space="0" w:color="auto"/>
+              <w:right w:val="single" w:sz="4" w:space="0" w:color="auto"/>
+            </w:tcBorders>
+            <w:vAlign w:val="center"/>
+            <w:hideMark/>
+          </w:tcPr>
+          <w:p>
+            <w:pPr>
+              <w:spacing w:after="0" w:line="240" w:lineRule="auto"/>
+              <w:ind w:firstLineChars="100" w:firstLine="200"/>
+              <w:rPr>
+                <w:rFonts w:ascii="Segoe UI" w:eastAsia="Times New Roman" w:hAnsi="Segoe UI" w:cs="Segoe UI"/>
+                <w:color w:val="1F2430"/>
+                <w:kern w:val="0"/>
+                <w:sz w:val="20"/>
+                <w:szCs w:val="20"/>
+                <w:lang w:eastAsia="es-CL"/>
+                <w14:ligatures w14:val="none"/>
+              </w:rPr>
+            </w:pPr>
+            <w:r>
+              <w:rPr>
+                <w:rFonts w:ascii="Segoe UI" w:eastAsia="Times New Roman" w:hAnsi="Segoe UI" w:cs="Segoe UI"/>
+                <w:color w:val="1F2430"/>
+                <w:kern w:val="0"/>
+                <w:sz w:val="20"/>
+                <w:szCs w:val="20"/>
+                <w:lang w:eastAsia="es-CL"/>
+                <w14:ligatures w14:val="none"/>
+              </w:rPr>
+              <w:t xml:space="preserve">Hechos </w:t>
+            </w:r>
+          </w:p>
+        </w:tc>
+        <w:tc>
+          <w:tcPr>
+            <w:tcW w:w="1417" w:type="dxa"/>
+            <w:tcBorders>
+              <w:top w:val="nil"/>
+              <w:left w:val="nil"/>
+              <w:bottom w:val="single" w:sz="4" w:space="0" w:color="auto"/>
+              <w:right w:val="single" w:sz="4" w:space="0" w:color="auto"/>
+            </w:tcBorders>
+            <w:vAlign w:val="center"/>
+            <w:hideMark/>
+          </w:tcPr>
+          <w:p>
+            <w:pPr>
+              <w:spacing w:after="0" w:line="240" w:lineRule="auto"/>
+              <w:ind w:firstLineChars="100" w:firstLine="200"/>
+              <w:rPr>
+                <w:rFonts w:ascii="Arial Unicode MS" w:eastAsia="Times New Roman" w:hAnsi="Arial Unicode MS" w:cs="Times New Roman"/>
+                <w:color w:val="1F2430"/>
+                <w:kern w:val="0"/>
+                <w:sz w:val="20"/>
+                <w:szCs w:val="20"/>
+                <w:lang w:eastAsia="es-CL"/>
+                <w14:ligatures w14:val="none"/>
+              </w:rPr>
+            </w:pPr>
+            <w:proofErr w:type="spellStart"/>
+            <w:r>
+              <w:rPr>
+                <w:rFonts w:ascii="Arial Unicode MS" w:eastAsia="Times New Roman" w:hAnsi="Arial Unicode MS" w:cs="Times New Roman"/>
+                <w:color w:val="1F2430"/>
+                <w:kern w:val="0"/>
+                <w:sz w:val="20"/>
+                <w:szCs w:val="20"/>
+                <w:lang w:eastAsia="es-CL"/>
+                <w14:ligatures w14:val="none"/>
+              </w:rPr>
+              <w:t>fact_id</w:t>
+            </w:r>
+            <w:proofErr w:type="spellEnd"/>
+          </w:p>
+        </w:tc>
+        <w:tc>
+          <w:tcPr>
+            <w:tcW w:w="1376" w:type="dxa"/>
+            <w:tcBorders>
+              <w:top w:val="nil"/>
+              <w:left w:val="nil"/>
+              <w:bottom w:val="single" w:sz="4" w:space="0" w:color="auto"/>
+              <w:right w:val="single" w:sz="4" w:space="0" w:color="auto"/>
+            </w:tcBorders>
+            <w:vAlign w:val="center"/>
+            <w:hideMark/>
+          </w:tcPr>
+          <w:p>
+            <w:pPr>
+              <w:spacing w:after="0" w:line="240" w:lineRule="auto"/>
+              <w:ind w:firstLineChars="100" w:firstLine="200"/>
+              <w:rPr>
+                <w:rFonts w:ascii="Arial Unicode MS" w:eastAsia="Times New Roman" w:hAnsi="Arial Unicode MS" w:cs="Times New Roman"/>
+                <w:color w:val="1F2430"/>
+                <w:kern w:val="0"/>
+                <w:sz w:val="20"/>
+                <w:szCs w:val="20"/>
+                <w:lang w:eastAsia="es-CL"/>
+                <w14:ligatures w14:val="none"/>
+              </w:rPr>
+            </w:pPr>
+            <w:proofErr w:type="spellStart"/>
+            <w:r>
+              <w:rPr>
+                <w:rFonts w:ascii="Arial Unicode MS" w:eastAsia="Times New Roman" w:hAnsi="Arial Unicode MS" w:cs="Times New Roman"/>
+                <w:color w:val="1F2430"/>
+                <w:kern w:val="0"/>
+                <w:sz w:val="20"/>
+                <w:szCs w:val="20"/>
+                <w:lang w:eastAsia="es-CL"/>
+                <w14:ligatures w14:val="none"/>
+              </w:rPr>
+              <w:t>cliente_sk</w:t>
+            </w:r>
+            <w:proofErr w:type="spellEnd"/>
+            <w:r>
+              <w:rPr>
+                <w:rFonts w:ascii="Segoe UI" w:eastAsia="Times New Roman" w:hAnsi="Segoe UI" w:cs="Segoe UI"/>
+                <w:color w:val="1F2430"/>
+                <w:kern w:val="0"/>
+                <w:sz w:val="20"/>
+                <w:szCs w:val="20"/>
+                <w:lang w:eastAsia="es-CL"/>
+                <w14:ligatures w14:val="none"/>
+              </w:rPr>
+              <w:t xml:space="preserve"> → </w:t>
+            </w:r>
+            <w:proofErr w:type="spellStart"/>
+            <w:r>
+              <w:rPr>
+                <w:rFonts w:ascii="Segoe UI" w:eastAsia="Times New Roman" w:hAnsi="Segoe UI" w:cs="Segoe UI"/>
+                <w:color w:val="1F2430"/>
+                <w:kern w:val="0"/>
+                <w:sz w:val="20"/>
+                <w:szCs w:val="20"/>
+                <w:lang w:eastAsia="es-CL"/>
+                <w14:ligatures w14:val="none"/>
+              </w:rPr>
+              <w:t>dim_cliente</w:t>
+            </w:r>
+            <w:proofErr w:type="spellEnd"/>
+            <w:r>
+              <w:rPr>
+                <w:rFonts w:ascii="Segoe UI" w:eastAsia="Times New Roman" w:hAnsi="Segoe UI" w:cs="Segoe UI"/>
+                <w:color w:val="1F2430"/>
+                <w:kern w:val="0"/>
+                <w:sz w:val="20"/>
+                <w:szCs w:val="20"/>
+                <w:lang w:eastAsia="es-CL"/>
+                <w14:ligatures w14:val="none"/>
+              </w:rPr>
+              <w:t xml:space="preserve"> · </w:t>
+            </w:r>
+            <w:proofErr w:type="spellStart"/>
+            <w:r>
+              <w:rPr>
+                <w:rFonts w:ascii="Arial Unicode MS" w:eastAsia="Times New Roman" w:hAnsi="Arial Unicode MS" w:cs="Times New Roman"/>
+                <w:color w:val="1F2430"/>
+                <w:kern w:val="0"/>
+                <w:sz w:val="20"/>
+                <w:szCs w:val="20"/>
+                <w:lang w:eastAsia="es-CL"/>
+                <w14:ligatures w14:val="none"/>
+              </w:rPr>
+              <w:t>producto_sk</w:t>
+            </w:r>
+            <w:proofErr w:type="spellEnd"/>
+            <w:r>
+              <w:rPr>
+                <w:rFonts w:ascii="Segoe UI" w:eastAsia="Times New Roman" w:hAnsi="Segoe UI" w:cs="Segoe UI"/>
+                <w:color w:val="1F2430"/>
+                <w:kern w:val="0"/>
+                <w:sz w:val="20"/>
+                <w:szCs w:val="20"/>
+                <w:lang w:eastAsia="es-CL"/>
+                <w14:ligatures w14:val="none"/>
+              </w:rPr>
+              <w:t xml:space="preserve"> → </w:t>
+            </w:r>
+            <w:proofErr w:type="spellStart"/>
+            <w:r>
+              <w:rPr>
+                <w:rFonts w:ascii="Segoe UI" w:eastAsia="Times New Roman" w:hAnsi="Segoe UI" w:cs="Segoe UI"/>
+                <w:color w:val="1F2430"/>
+                <w:kern w:val="0"/>
+                <w:sz w:val="20"/>
+                <w:szCs w:val="20"/>
+                <w:lang w:eastAsia="es-CL"/>
+                <w14:ligatures w14:val="none"/>
+              </w:rPr>
+              <w:t>dim_producto</w:t>
+            </w:r>
+            <w:proofErr w:type="spellEnd"/>
+            <w:r>
+              <w:rPr>
+                <w:rFonts w:ascii="Segoe UI" w:eastAsia="Times New Roman" w:hAnsi="Segoe UI" w:cs="Segoe UI"/>
+                <w:color w:val="1F2430"/>
+                <w:kern w:val="0"/>
+                <w:sz w:val="20"/>
+                <w:szCs w:val="20"/>
+                <w:lang w:eastAsia="es-CL"/>
+                <w14:ligatures w14:val="none"/>
+              </w:rPr>
+              <w:t xml:space="preserve"> · </w:t>
+            </w:r>
+            <w:proofErr w:type="spellStart"/>
+            <w:r>
+              <w:rPr>
+                <w:rFonts w:ascii="Arial Unicode MS" w:eastAsia="Times New Roman" w:hAnsi="Arial Unicode MS" w:cs="Times New Roman"/>
+                <w:color w:val="1F2430"/>
+                <w:kern w:val="0"/>
+                <w:sz w:val="20"/>
+                <w:szCs w:val="20"/>
+                <w:lang w:eastAsia="es-CL"/>
+                <w14:ligatures w14:val="none"/>
+              </w:rPr>
+              <w:t>tiempo_id</w:t>
+            </w:r>
+            <w:proofErr w:type="spellEnd"/>
+            <w:r>
+              <w:rPr>
+                <w:rFonts w:ascii="Segoe UI" w:eastAsia="Times New Roman" w:hAnsi="Segoe UI" w:cs="Segoe UI"/>
+                <w:color w:val="1F2430"/>
+                <w:kern w:val="0"/>
+                <w:sz w:val="20"/>
+                <w:szCs w:val="20"/>
+                <w:lang w:eastAsia="es-CL"/>
+                <w14:ligatures w14:val="none"/>
+              </w:rPr>
+              <w:t xml:space="preserve"> → </w:t>
+            </w:r>
+            <w:proofErr w:type="spellStart"/>
+            <w:r>
+              <w:rPr>
+                <w:rFonts w:ascii="Segoe UI" w:eastAsia="Times New Roman" w:hAnsi="Segoe UI" w:cs="Segoe UI"/>
+                <w:color w:val="1F2430"/>
+                <w:kern w:val="0"/>
+                <w:sz w:val="20"/>
+                <w:szCs w:val="20"/>
+                <w:lang w:eastAsia="es-CL"/>
+                <w14:ligatures w14:val="none"/>
+              </w:rPr>
+              <w:t>dim_tiempo</w:t>
+            </w:r>
+            <w:proofErr w:type="spellEnd"/>
+          </w:p>
+        </w:tc>
+        <w:tc>
+          <w:tcPr>
+            <w:tcW w:w="2405" w:type="dxa"/>
+            <w:tcBorders>
+              <w:top w:val="nil"/>
+              <w:left w:val="nil"/>
+              <w:bottom w:val="single" w:sz="4" w:space="0" w:color="auto"/>
+              <w:right w:val="single" w:sz="4" w:space="0" w:color="auto"/>
+            </w:tcBorders>
+            <w:vAlign w:val="center"/>
+            <w:hideMark/>
+          </w:tcPr>
+          <w:p>
+            <w:pPr>
+              <w:spacing w:after="0" w:line="240" w:lineRule="auto"/>
+              <w:ind w:firstLineChars="100" w:firstLine="200"/>
+              <w:rPr>
+                <w:rFonts w:ascii="Arial Unicode MS" w:eastAsia="Times New Roman" w:hAnsi="Arial Unicode MS" w:cs="Times New Roman"/>
+                <w:color w:val="1F2430"/>
+                <w:kern w:val="0"/>
+                <w:sz w:val="20"/>
+                <w:szCs w:val="20"/>
+                <w:lang w:eastAsia="es-CL"/>
+                <w14:ligatures w14:val="none"/>
+              </w:rPr>
+            </w:pPr>
+            <w:proofErr w:type="spellStart"/>
+            <w:r>
+              <w:rPr>
+                <w:rFonts w:ascii="Arial Unicode MS" w:eastAsia="Times New Roman" w:hAnsi="Arial Unicode MS" w:cs="Times New Roman"/>
+                <w:color w:val="1F2430"/>
+                <w:kern w:val="0"/>
+                <w:sz w:val="20"/>
+                <w:szCs w:val="20"/>
+                <w:lang w:eastAsia="es-CL"/>
+                <w14:ligatures w14:val="none"/>
+              </w:rPr>
+              <w:t>uq_fact_producto_cliente</w:t>
+            </w:r>
+            <w:proofErr w:type="spellEnd"/>
+            <w:r>
+              <w:rPr>
+                <w:rFonts w:ascii="Arial Unicode MS" w:eastAsia="Times New Roman" w:hAnsi="Arial Unicode MS" w:cs="Times New Roman"/>
+                <w:color w:val="1F2430"/>
+                <w:kern w:val="0"/>
+                <w:sz w:val="20"/>
+                <w:szCs w:val="20"/>
+                <w:lang w:eastAsia="es-CL"/>
+                <w14:ligatures w14:val="none"/>
+              </w:rPr>
+              <w:t xml:space="preserve"> (</w:t>
+            </w:r>
+            <w:proofErr w:type="spellStart"/>
+            <w:r>
+              <w:rPr>
+                <w:rFonts w:ascii="Arial Unicode MS" w:eastAsia="Times New Roman" w:hAnsi="Arial Unicode MS" w:cs="Times New Roman"/>
+                <w:color w:val="1F2430"/>
+                <w:kern w:val="0"/>
+                <w:sz w:val="20"/>
+                <w:szCs w:val="20"/>
+                <w:lang w:eastAsia="es-CL"/>
+                <w14:ligatures w14:val="none"/>
+              </w:rPr>
+              <w:t>cliente_sk</w:t>
+            </w:r>
+            <w:proofErr w:type="spellEnd"/>
+            <w:r>
+              <w:rPr>
+                <w:rFonts w:ascii="Arial Unicode MS" w:eastAsia="Times New Roman" w:hAnsi="Arial Unicode MS" w:cs="Times New Roman"/>
+                <w:color w:val="1F2430"/>
+                <w:kern w:val="0"/>
+                <w:sz w:val="20"/>
+                <w:szCs w:val="20"/>
+                <w:lang w:eastAsia="es-CL"/>
+                <w14:ligatures w14:val="none"/>
+              </w:rPr>
+              <w:t xml:space="preserve">, </w:t>
+            </w:r>
+            <w:proofErr w:type="spellStart"/>
+            <w:r>
+              <w:rPr>
+                <w:rFonts w:ascii="Arial Unicode MS" w:eastAsia="Times New Roman" w:hAnsi="Arial Unicode MS" w:cs="Times New Roman"/>
+                <w:color w:val="1F2430"/>
+                <w:kern w:val="0"/>
+                <w:sz w:val="20"/>
+                <w:szCs w:val="20"/>
+                <w:lang w:eastAsia="es-CL"/>
+                <w14:ligatures w14:val="none"/>
+              </w:rPr>
+              <w:t>producto_sk</w:t>
+            </w:r>
+            <w:proofErr w:type="spellEnd"/>
+            <w:r>
+              <w:rPr>
+                <w:rFonts w:ascii="Arial Unicode MS" w:eastAsia="Times New Roman" w:hAnsi="Arial Unicode MS" w:cs="Times New Roman"/>
+                <w:color w:val="1F2430"/>
+                <w:kern w:val="0"/>
+                <w:sz w:val="20"/>
+                <w:szCs w:val="20"/>
+                <w:lang w:eastAsia="es-CL"/>
+                <w14:ligatures w14:val="none"/>
+              </w:rPr>
+              <w:t xml:space="preserve">, </w:t>
+            </w:r>
+            <w:proofErr w:type="spellStart"/>
+            <w:r>
+              <w:rPr>
+                <w:rFonts w:ascii="Arial Unicode MS" w:eastAsia="Times New Roman" w:hAnsi="Arial Unicode MS" w:cs="Times New Roman"/>
+                <w:color w:val="1F2430"/>
+                <w:kern w:val="0"/>
+                <w:sz w:val="20"/>
+                <w:szCs w:val="20"/>
+                <w:lang w:eastAsia="es-CL"/>
+                <w14:ligatures w14:val="none"/>
+              </w:rPr>
+              <w:t>tiempo_id</w:t>
+            </w:r>
+            <w:proofErr w:type="spellEnd"/>
+            <w:r>
+              <w:rPr>
+                <w:rFonts w:ascii="Arial Unicode MS" w:eastAsia="Times New Roman" w:hAnsi="Arial Unicode MS" w:cs="Times New Roman"/>
+                <w:color w:val="1F2430"/>
+                <w:kern w:val="0"/>
+                <w:sz w:val="20"/>
+                <w:szCs w:val="20"/>
+                <w:lang w:eastAsia="es-CL"/>
+                <w14:ligatures w14:val="none"/>
+              </w:rPr>
+              <w:t>)</w:t>
+            </w:r>
+          </w:p>
+        </w:tc>
+      </w:tr>
+      <w:tr>
+        <w:trPr>
+          <w:trHeight w:val="27"/>
+        </w:trPr>
+        <w:tc>
+          <w:tcPr>
+            <w:tcW w:w="2665" w:type="dxa"/>
+            <w:tcBorders>
+              <w:top w:val="nil"/>
+              <w:left w:val="single" w:sz="4" w:space="0" w:color="auto"/>
+              <w:bottom w:val="single" w:sz="4" w:space="0" w:color="auto"/>
+              <w:right w:val="single" w:sz="4" w:space="0" w:color="auto"/>
+            </w:tcBorders>
+            <w:vAlign w:val="center"/>
+            <w:hideMark/>
+          </w:tcPr>
+          <w:p>
+            <w:pPr>
+              <w:spacing w:after="0" w:line="240" w:lineRule="auto"/>
+              <w:ind w:firstLineChars="100" w:firstLine="200"/>
+              <w:rPr>
+                <w:rFonts w:ascii="Segoe UI" w:eastAsia="Times New Roman" w:hAnsi="Segoe UI" w:cs="Segoe UI"/>
+                <w:color w:val="1F2430"/>
+                <w:kern w:val="0"/>
+                <w:sz w:val="20"/>
+                <w:szCs w:val="20"/>
+                <w:lang w:eastAsia="es-CL"/>
+                <w14:ligatures w14:val="none"/>
+              </w:rPr>
+            </w:pPr>
+            <w:proofErr w:type="spellStart"/>
+            <w:r>
+              <w:rPr>
+                <w:rFonts w:ascii="Segoe UI" w:eastAsia="Times New Roman" w:hAnsi="Segoe UI" w:cs="Segoe UI"/>
+                <w:color w:val="1F2430"/>
+                <w:kern w:val="0"/>
+                <w:sz w:val="20"/>
+                <w:szCs w:val="20"/>
+                <w:lang w:eastAsia="es-CL"/>
+                <w14:ligatures w14:val="none"/>
+              </w:rPr>
+              <w:t>dimensiones.dim_cliente</w:t>
+            </w:r>
+            <w:proofErr w:type="spellEnd"/>
+          </w:p>
+        </w:tc>
+        <w:tc>
+          <w:tcPr>
+            <w:tcW w:w="1191" w:type="dxa"/>
+            <w:tcBorders>
+              <w:top w:val="nil"/>
+              <w:left w:val="nil"/>
+              <w:bottom w:val="single" w:sz="4" w:space="0" w:color="auto"/>
+              <w:right w:val="single" w:sz="4" w:space="0" w:color="auto"/>
+            </w:tcBorders>
+            <w:vAlign w:val="center"/>
+            <w:hideMark/>
+          </w:tcPr>
+          <w:p>
+            <w:pPr>
+              <w:spacing w:after="0" w:line="240" w:lineRule="auto"/>
+              <w:ind w:firstLineChars="100" w:firstLine="200"/>
+              <w:rPr>
+                <w:rFonts w:ascii="Segoe UI" w:eastAsia="Times New Roman" w:hAnsi="Segoe UI" w:cs="Segoe UI"/>
+                <w:color w:val="1F2430"/>
+                <w:kern w:val="0"/>
+                <w:sz w:val="20"/>
+                <w:szCs w:val="20"/>
+                <w:lang w:eastAsia="es-CL"/>
+                <w14:ligatures w14:val="none"/>
+              </w:rPr>
+            </w:pPr>
+            <w:r>
+              <w:rPr>
+                <w:rFonts w:ascii="Segoe UI" w:eastAsia="Times New Roman" w:hAnsi="Segoe UI" w:cs="Segoe UI"/>
+                <w:color w:val="1F2430"/>
+                <w:kern w:val="0"/>
+                <w:sz w:val="20"/>
+                <w:szCs w:val="20"/>
+                <w:lang w:eastAsia="es-CL"/>
+                <w14:ligatures w14:val="none"/>
+              </w:rPr>
+              <w:t>Dimensión</w:t>
+            </w:r>
+          </w:p>
+        </w:tc>
+        <w:tc>
+          <w:tcPr>
+            <w:tcW w:w="1417" w:type="dxa"/>
+            <w:tcBorders>
+              <w:top w:val="nil"/>
+              <w:left w:val="nil"/>
+              <w:bottom w:val="single" w:sz="4" w:space="0" w:color="auto"/>
+              <w:right w:val="single" w:sz="4" w:space="0" w:color="auto"/>
+            </w:tcBorders>
+            <w:vAlign w:val="center"/>
+            <w:hideMark/>
+          </w:tcPr>
+          <w:p>
+            <w:pPr>
+              <w:spacing w:after="0" w:line="240" w:lineRule="auto"/>
+              <w:ind w:firstLineChars="100" w:firstLine="200"/>
+              <w:rPr>
+                <w:rFonts w:ascii="Arial Unicode MS" w:eastAsia="Times New Roman" w:hAnsi="Arial Unicode MS" w:cs="Times New Roman"/>
+                <w:color w:val="1F2430"/>
+                <w:kern w:val="0"/>
+                <w:sz w:val="20"/>
+                <w:szCs w:val="20"/>
+                <w:lang w:eastAsia="es-CL"/>
+                <w14:ligatures w14:val="none"/>
+              </w:rPr>
+            </w:pPr>
+            <w:proofErr w:type="spellStart"/>
+            <w:r>
+              <w:rPr>
+                <w:rFonts w:ascii="Arial Unicode MS" w:eastAsia="Times New Roman" w:hAnsi="Arial Unicode MS" w:cs="Times New Roman"/>
+                <w:color w:val="1F2430"/>
+                <w:kern w:val="0"/>
+                <w:sz w:val="20"/>
+                <w:szCs w:val="20"/>
+                <w:lang w:eastAsia="es-CL"/>
+                <w14:ligatures w14:val="none"/>
+              </w:rPr>
+              <w:t>cliente_sk</w:t>
+            </w:r>
+            <w:proofErr w:type="spellEnd"/>
+          </w:p>
+        </w:tc>
+        <w:tc>
+          <w:tcPr>
+            <w:tcW w:w="1376" w:type="dxa"/>
+            <w:tcBorders>
+              <w:top w:val="nil"/>
+              <w:left w:val="nil"/>
+              <w:bottom w:val="single" w:sz="4" w:space="0" w:color="auto"/>
+              <w:right w:val="single" w:sz="4" w:space="0" w:color="auto"/>
+            </w:tcBorders>
+            <w:vAlign w:val="center"/>
+            <w:hideMark/>
+          </w:tcPr>
+          <w:p>
+            <w:pPr>
+              <w:spacing w:after="0" w:line="240" w:lineRule="auto"/>
+              <w:ind w:firstLineChars="100" w:firstLine="200"/>
+              <w:rPr>
+                <w:rFonts w:ascii="Arial Unicode MS" w:eastAsia="Times New Roman" w:hAnsi="Arial Unicode MS" w:cs="Times New Roman"/>
+                <w:color w:val="1F2430"/>
+                <w:kern w:val="0"/>
+                <w:sz w:val="20"/>
+                <w:szCs w:val="20"/>
+                <w:lang w:eastAsia="es-CL"/>
+                <w14:ligatures w14:val="none"/>
+              </w:rPr>
+            </w:pPr>
+            <w:proofErr w:type="spellStart"/>
+            <w:r>
+              <w:rPr>
+                <w:rFonts w:ascii="Arial Unicode MS" w:eastAsia="Times New Roman" w:hAnsi="Arial Unicode MS" w:cs="Times New Roman"/>
+                <w:color w:val="1F2430"/>
+                <w:kern w:val="0"/>
+                <w:sz w:val="20"/>
+                <w:szCs w:val="20"/>
+                <w:lang w:eastAsia="es-CL"/>
+                <w14:ligatures w14:val="none"/>
+              </w:rPr>
+              <w:t>geografia_sk</w:t>
+            </w:r>
+            <w:proofErr w:type="spellEnd"/>
+            <w:r>
+              <w:rPr>
+                <w:rFonts w:ascii="Segoe UI" w:eastAsia="Times New Roman" w:hAnsi="Segoe UI" w:cs="Segoe UI"/>
+                <w:color w:val="1F2430"/>
+                <w:kern w:val="0"/>
+                <w:sz w:val="20"/>
+                <w:szCs w:val="20"/>
+                <w:lang w:eastAsia="es-CL"/>
+                <w14:ligatures w14:val="none"/>
+              </w:rPr>
+              <w:t xml:space="preserve"> → </w:t>
+            </w:r>
+            <w:proofErr w:type="spellStart"/>
+            <w:r>
+              <w:rPr>
+                <w:rFonts w:ascii="Segoe UI" w:eastAsia="Times New Roman" w:hAnsi="Segoe UI" w:cs="Segoe UI"/>
+                <w:color w:val="1F2430"/>
+                <w:kern w:val="0"/>
+                <w:sz w:val="20"/>
+                <w:szCs w:val="20"/>
+                <w:lang w:eastAsia="es-CL"/>
+                <w14:ligatures w14:val="none"/>
+              </w:rPr>
+              <w:t>dim_geografia</w:t>
+            </w:r>
+            <w:proofErr w:type="spellEnd"/>
+            <w:r>
+              <w:rPr>
+                <w:rFonts w:ascii="Segoe UI" w:eastAsia="Times New Roman" w:hAnsi="Segoe UI" w:cs="Segoe UI"/>
+                <w:color w:val="1F2430"/>
+                <w:kern w:val="0"/>
+                <w:sz w:val="20"/>
+                <w:szCs w:val="20"/>
+                <w:lang w:eastAsia="es-CL"/>
+                <w14:ligatures w14:val="none"/>
+              </w:rPr>
+              <w:t xml:space="preserve"> · </w:t>
+            </w:r>
+            <w:proofErr w:type="spellStart"/>
+            <w:r>
+              <w:rPr>
+                <w:rFonts w:ascii="Arial Unicode MS" w:eastAsia="Times New Roman" w:hAnsi="Arial Unicode MS" w:cs="Times New Roman"/>
+                <w:color w:val="1F2430"/>
+                <w:kern w:val="0"/>
+                <w:sz w:val="20"/>
+                <w:szCs w:val="20"/>
+                <w:lang w:eastAsia="es-CL"/>
+                <w14:ligatures w14:val="none"/>
+              </w:rPr>
+              <w:t>segmento_sk</w:t>
+            </w:r>
+            <w:proofErr w:type="spellEnd"/>
+            <w:r>
+              <w:rPr>
+                <w:rFonts w:ascii="Segoe UI" w:eastAsia="Times New Roman" w:hAnsi="Segoe UI" w:cs="Segoe UI"/>
+                <w:color w:val="1F2430"/>
+                <w:kern w:val="0"/>
+                <w:sz w:val="20"/>
+                <w:szCs w:val="20"/>
+                <w:lang w:eastAsia="es-CL"/>
+                <w14:ligatures w14:val="none"/>
+              </w:rPr>
+              <w:t xml:space="preserve"> → </w:t>
+            </w:r>
+            <w:proofErr w:type="spellStart"/>
+            <w:r>
+              <w:rPr>
+                <w:rFonts w:ascii="Segoe UI" w:eastAsia="Times New Roman" w:hAnsi="Segoe UI" w:cs="Segoe UI"/>
+                <w:color w:val="1F2430"/>
+                <w:kern w:val="0"/>
+                <w:sz w:val="20"/>
+                <w:szCs w:val="20"/>
+                <w:lang w:eastAsia="es-CL"/>
+                <w14:ligatures w14:val="none"/>
+              </w:rPr>
+              <w:t>dim_segmento</w:t>
+            </w:r>
+            <w:proofErr w:type="spellEnd"/>
+          </w:p>
+        </w:tc>
+        <w:tc>
+          <w:tcPr>
+            <w:tcW w:w="2405" w:type="dxa"/>
+            <w:tcBorders>
+              <w:top w:val="nil"/>
+              <w:left w:val="nil"/>
+              <w:bottom w:val="single" w:sz="4" w:space="0" w:color="auto"/>
+              <w:right w:val="single" w:sz="4" w:space="0" w:color="auto"/>
+            </w:tcBorders>
+            <w:vAlign w:val="center"/>
+            <w:hideMark/>
+          </w:tcPr>
+          <w:p>
+            <w:pPr>
+              <w:spacing w:after="0" w:line="240" w:lineRule="auto"/>
+              <w:ind w:firstLineChars="100" w:firstLine="200"/>
+              <w:rPr>
+                <w:rFonts w:ascii="Arial Unicode MS" w:eastAsia="Times New Roman" w:hAnsi="Arial Unicode MS" w:cs="Times New Roman"/>
+                <w:color w:val="1F2430"/>
+                <w:kern w:val="0"/>
+                <w:sz w:val="20"/>
+                <w:szCs w:val="20"/>
+                <w:lang w:eastAsia="es-CL"/>
+                <w14:ligatures w14:val="none"/>
+              </w:rPr>
+            </w:pPr>
+            <w:proofErr w:type="spellStart"/>
+            <w:r>
+              <w:rPr>
+                <w:rFonts w:ascii="Arial Unicode MS" w:eastAsia="Times New Roman" w:hAnsi="Arial Unicode MS" w:cs="Times New Roman"/>
+                <w:color w:val="1F2430"/>
+                <w:kern w:val="0"/>
+                <w:sz w:val="20"/>
+                <w:szCs w:val="20"/>
+                <w:lang w:eastAsia="es-CL"/>
+                <w14:ligatures w14:val="none"/>
+              </w:rPr>
+              <w:t>id_cliente</w:t>
+            </w:r>
+            <w:proofErr w:type="spellEnd"/>
+          </w:p>
+        </w:tc>
+      </w:tr>
+      <w:tr>
+        <w:trPr>
+          <w:trHeight w:val="27"/>
+        </w:trPr>
+        <w:tc>
+          <w:tcPr>
+            <w:tcW w:w="2665" w:type="dxa"/>
+            <w:tcBorders>
+              <w:top w:val="nil"/>
+              <w:left w:val="single" w:sz="4" w:space="0" w:color="auto"/>
+              <w:bottom w:val="single" w:sz="4" w:space="0" w:color="auto"/>
+              <w:right w:val="single" w:sz="4" w:space="0" w:color="auto"/>
+            </w:tcBorders>
+            <w:vAlign w:val="center"/>
+            <w:hideMark/>
+          </w:tcPr>
+          <w:p>
+            <w:pPr>
+              <w:spacing w:after="0" w:line="240" w:lineRule="auto"/>
+              <w:ind w:firstLineChars="100" w:firstLine="200"/>
+              <w:rPr>
+                <w:rFonts w:ascii="Segoe UI" w:eastAsia="Times New Roman" w:hAnsi="Segoe UI" w:cs="Segoe UI"/>
+                <w:color w:val="1F2430"/>
+                <w:kern w:val="0"/>
+                <w:sz w:val="20"/>
+                <w:szCs w:val="20"/>
+                <w:lang w:eastAsia="es-CL"/>
+                <w14:ligatures w14:val="none"/>
+              </w:rPr>
+            </w:pPr>
+            <w:proofErr w:type="spellStart"/>
+            <w:r>
+              <w:rPr>
+                <w:rFonts w:ascii="Segoe UI" w:eastAsia="Times New Roman" w:hAnsi="Segoe UI" w:cs="Segoe UI"/>
+                <w:color w:val="1F2430"/>
+                <w:kern w:val="0"/>
+                <w:sz w:val="20"/>
+                <w:szCs w:val="20"/>
+                <w:lang w:eastAsia="es-CL"/>
+                <w14:ligatures w14:val="none"/>
+              </w:rPr>
+              <w:t>dimensiones.dim_tiempo</w:t>
+            </w:r>
+            <w:proofErr w:type="spellEnd"/>
+          </w:p>
+        </w:tc>
+        <w:tc>
+          <w:tcPr>
+            <w:tcW w:w="1191" w:type="dxa"/>
+            <w:tcBorders>
+              <w:top w:val="nil"/>
+              <w:left w:val="nil"/>
+              <w:bottom w:val="single" w:sz="4" w:space="0" w:color="auto"/>
+              <w:right w:val="single" w:sz="4" w:space="0" w:color="auto"/>
+            </w:tcBorders>
+            <w:vAlign w:val="center"/>
+            <w:hideMark/>
+          </w:tcPr>
+          <w:p>
+            <w:pPr>
+              <w:spacing w:after="0" w:line="240" w:lineRule="auto"/>
+              <w:ind w:firstLineChars="100" w:firstLine="200"/>
+              <w:rPr>
+                <w:rFonts w:ascii="Segoe UI" w:eastAsia="Times New Roman" w:hAnsi="Segoe UI" w:cs="Segoe UI"/>
+                <w:color w:val="1F2430"/>
+                <w:kern w:val="0"/>
+                <w:sz w:val="20"/>
+                <w:szCs w:val="20"/>
+                <w:lang w:eastAsia="es-CL"/>
+                <w14:ligatures w14:val="none"/>
+              </w:rPr>
+            </w:pPr>
+            <w:r>
+              <w:rPr>
+                <w:rFonts w:ascii="Segoe UI" w:eastAsia="Times New Roman" w:hAnsi="Segoe UI" w:cs="Segoe UI"/>
+                <w:color w:val="1F2430"/>
+                <w:kern w:val="0"/>
+                <w:sz w:val="20"/>
+                <w:szCs w:val="20"/>
+                <w:lang w:eastAsia="es-CL"/>
+                <w14:ligatures w14:val="none"/>
+              </w:rPr>
+              <w:t>Dimensión</w:t>
+            </w:r>
+          </w:p>
+        </w:tc>
+        <w:tc>
+          <w:tcPr>
+            <w:tcW w:w="1417" w:type="dxa"/>
+            <w:tcBorders>
+              <w:top w:val="nil"/>
+              <w:left w:val="nil"/>
+              <w:bottom w:val="single" w:sz="4" w:space="0" w:color="auto"/>
+              <w:right w:val="single" w:sz="4" w:space="0" w:color="auto"/>
+            </w:tcBorders>
+            <w:vAlign w:val="center"/>
+            <w:hideMark/>
+          </w:tcPr>
+          <w:p>
+            <w:pPr>
+              <w:spacing w:after="0" w:line="240" w:lineRule="auto"/>
+              <w:ind w:firstLineChars="100" w:firstLine="200"/>
+              <w:rPr>
+                <w:rFonts w:ascii="Arial Unicode MS" w:eastAsia="Times New Roman" w:hAnsi="Arial Unicode MS" w:cs="Times New Roman"/>
+                <w:color w:val="1F2430"/>
+                <w:kern w:val="0"/>
+                <w:sz w:val="20"/>
+                <w:szCs w:val="20"/>
+                <w:lang w:eastAsia="es-CL"/>
+                <w14:ligatures w14:val="none"/>
+              </w:rPr>
+            </w:pPr>
+            <w:proofErr w:type="spellStart"/>
+            <w:r>
+              <w:rPr>
+                <w:rFonts w:ascii="Arial Unicode MS" w:eastAsia="Times New Roman" w:hAnsi="Arial Unicode MS" w:cs="Times New Roman"/>
+                <w:color w:val="1F2430"/>
+                <w:kern w:val="0"/>
+                <w:sz w:val="20"/>
+                <w:szCs w:val="20"/>
+                <w:lang w:eastAsia="es-CL"/>
+                <w14:ligatures w14:val="none"/>
+              </w:rPr>
+              <w:t>tiempo_id</w:t>
+            </w:r>
+            <w:proofErr w:type="spellEnd"/>
+          </w:p>
+        </w:tc>
+        <w:tc>
+          <w:tcPr>
+            <w:tcW w:w="1376" w:type="dxa"/>
+            <w:tcBorders>
+              <w:top w:val="nil"/>
+              <w:left w:val="nil"/>
+              <w:bottom w:val="single" w:sz="4" w:space="0" w:color="auto"/>
+              <w:right w:val="single" w:sz="4" w:space="0" w:color="auto"/>
+            </w:tcBorders>
+            <w:vAlign w:val="center"/>
+            <w:hideMark/>
+          </w:tcPr>
+          <w:p>
+            <w:pPr>
+              <w:spacing w:after="0" w:line="240" w:lineRule="auto"/>
+              <w:ind w:firstLineChars="100" w:firstLine="200"/>
+              <w:rPr>
+                <w:rFonts w:ascii="Segoe UI" w:eastAsia="Times New Roman" w:hAnsi="Segoe UI" w:cs="Segoe UI"/>
+                <w:color w:val="1F2430"/>
+                <w:kern w:val="0"/>
+                <w:sz w:val="20"/>
+                <w:szCs w:val="20"/>
+                <w:lang w:eastAsia="es-CL"/>
+                <w14:ligatures w14:val="none"/>
+              </w:rPr>
+            </w:pPr>
+            <w:r>
+              <w:rPr>
+                <w:rFonts w:ascii="Segoe UI" w:eastAsia="Times New Roman" w:hAnsi="Segoe UI" w:cs="Segoe UI"/>
+                <w:color w:val="1F2430"/>
+                <w:kern w:val="0"/>
+                <w:sz w:val="20"/>
+                <w:szCs w:val="20"/>
+                <w:lang w:eastAsia="es-CL"/>
+                <w14:ligatures w14:val="none"/>
+              </w:rPr>
+              <w:t>—</w:t>
+            </w:r>
+          </w:p>
+        </w:tc>
+        <w:tc>
+          <w:tcPr>
+            <w:tcW w:w="2405" w:type="dxa"/>
+            <w:tcBorders>
+              <w:top w:val="nil"/>
+              <w:left w:val="nil"/>
+              <w:bottom w:val="single" w:sz="4" w:space="0" w:color="auto"/>
+              <w:right w:val="single" w:sz="4" w:space="0" w:color="auto"/>
+            </w:tcBorders>
+            <w:vAlign w:val="center"/>
+            <w:hideMark/>
+          </w:tcPr>
+          <w:p>
+            <w:pPr>
+              <w:spacing w:after="0" w:line="240" w:lineRule="auto"/>
+              <w:ind w:firstLineChars="100" w:firstLine="200"/>
+              <w:rPr>
+                <w:rFonts w:ascii="Arial Unicode MS" w:eastAsia="Times New Roman" w:hAnsi="Arial Unicode MS" w:cs="Times New Roman"/>
+                <w:color w:val="1F2430"/>
+                <w:kern w:val="0"/>
+                <w:sz w:val="20"/>
+                <w:szCs w:val="20"/>
+                <w:lang w:eastAsia="es-CL"/>
+                <w14:ligatures w14:val="none"/>
+              </w:rPr>
+            </w:pPr>
+            <w:r>
+              <w:rPr>
+                <w:rFonts w:ascii="Arial Unicode MS" w:eastAsia="Times New Roman" w:hAnsi="Arial Unicode MS" w:cs="Times New Roman"/>
+                <w:color w:val="1F2430"/>
+                <w:kern w:val="0"/>
+                <w:sz w:val="20"/>
+                <w:szCs w:val="20"/>
+                <w:lang w:eastAsia="es-CL"/>
+                <w14:ligatures w14:val="none"/>
+              </w:rPr>
+              <w:t>fecha</w:t>
+            </w:r>
+          </w:p>
+        </w:tc>
+      </w:tr>
+      <w:tr>
+        <w:trPr>
+          <w:trHeight w:val="27"/>
+        </w:trPr>
+        <w:tc>
+          <w:tcPr>
+            <w:tcW w:w="2665" w:type="dxa"/>
+            <w:tcBorders>
+              <w:top w:val="nil"/>
+              <w:left w:val="single" w:sz="4" w:space="0" w:color="auto"/>
+              <w:bottom w:val="single" w:sz="4" w:space="0" w:color="auto"/>
+              <w:right w:val="single" w:sz="4" w:space="0" w:color="auto"/>
+            </w:tcBorders>
+            <w:vAlign w:val="center"/>
+            <w:hideMark/>
+          </w:tcPr>
+          <w:p>
+            <w:pPr>
+              <w:spacing w:after="0" w:line="240" w:lineRule="auto"/>
+              <w:ind w:firstLineChars="100" w:firstLine="200"/>
+              <w:rPr>
+                <w:rFonts w:ascii="Segoe UI" w:eastAsia="Times New Roman" w:hAnsi="Segoe UI" w:cs="Segoe UI"/>
+                <w:color w:val="1F2430"/>
+                <w:kern w:val="0"/>
+                <w:sz w:val="20"/>
+                <w:szCs w:val="20"/>
+                <w:lang w:eastAsia="es-CL"/>
+                <w14:ligatures w14:val="none"/>
+              </w:rPr>
+            </w:pPr>
+            <w:proofErr w:type="spellStart"/>
+            <w:r>
+              <w:rPr>
+                <w:rFonts w:ascii="Segoe UI" w:eastAsia="Times New Roman" w:hAnsi="Segoe UI" w:cs="Segoe UI"/>
+                <w:color w:val="1F2430"/>
+                <w:kern w:val="0"/>
+                <w:sz w:val="20"/>
+                <w:szCs w:val="20"/>
+                <w:lang w:eastAsia="es-CL"/>
+                <w14:ligatures w14:val="none"/>
+              </w:rPr>
+              <w:t>dimensiones.dim_geografia</w:t>
+            </w:r>
+            <w:proofErr w:type="spellEnd"/>
+          </w:p>
+        </w:tc>
+        <w:tc>
+          <w:tcPr>
+            <w:tcW w:w="1191" w:type="dxa"/>
+            <w:tcBorders>
+              <w:top w:val="nil"/>
+              <w:left w:val="nil"/>
+              <w:bottom w:val="single" w:sz="4" w:space="0" w:color="auto"/>
+              <w:right w:val="single" w:sz="4" w:space="0" w:color="auto"/>
+            </w:tcBorders>
+            <w:vAlign w:val="center"/>
+            <w:hideMark/>
+          </w:tcPr>
+          <w:p>
+            <w:pPr>
+              <w:spacing w:after="0" w:line="240" w:lineRule="auto"/>
+              <w:ind w:firstLineChars="100" w:firstLine="200"/>
+              <w:rPr>
+                <w:rFonts w:ascii="Segoe UI" w:eastAsia="Times New Roman" w:hAnsi="Segoe UI" w:cs="Segoe UI"/>
+                <w:color w:val="1F2430"/>
+                <w:kern w:val="0"/>
+                <w:sz w:val="20"/>
+                <w:szCs w:val="20"/>
+                <w:lang w:eastAsia="es-CL"/>
+                <w14:ligatures w14:val="none"/>
+              </w:rPr>
+            </w:pPr>
+            <w:r>
+              <w:rPr>
+                <w:rFonts w:ascii="Segoe UI" w:eastAsia="Times New Roman" w:hAnsi="Segoe UI" w:cs="Segoe UI"/>
+                <w:color w:val="1F2430"/>
+                <w:kern w:val="0"/>
+                <w:sz w:val="20"/>
+                <w:szCs w:val="20"/>
+                <w:lang w:eastAsia="es-CL"/>
+                <w14:ligatures w14:val="none"/>
+              </w:rPr>
+              <w:t>Dimensión</w:t>
+            </w:r>
+          </w:p>
+        </w:tc>
+        <w:tc>
+          <w:tcPr>
+            <w:tcW w:w="1417" w:type="dxa"/>
+            <w:tcBorders>
+              <w:top w:val="nil"/>
+              <w:left w:val="nil"/>
+              <w:bottom w:val="single" w:sz="4" w:space="0" w:color="auto"/>
+              <w:right w:val="single" w:sz="4" w:space="0" w:color="auto"/>
+            </w:tcBorders>
+            <w:vAlign w:val="center"/>
+            <w:hideMark/>
+          </w:tcPr>
+          <w:p>
+            <w:pPr>
+              <w:spacing w:after="0" w:line="240" w:lineRule="auto"/>
+              <w:ind w:firstLineChars="100" w:firstLine="200"/>
+              <w:rPr>
+                <w:rFonts w:ascii="Arial Unicode MS" w:eastAsia="Times New Roman" w:hAnsi="Arial Unicode MS" w:cs="Times New Roman"/>
+                <w:color w:val="1F2430"/>
+                <w:kern w:val="0"/>
+                <w:sz w:val="20"/>
+                <w:szCs w:val="20"/>
+                <w:lang w:eastAsia="es-CL"/>
+                <w14:ligatures w14:val="none"/>
+              </w:rPr>
+            </w:pPr>
+            <w:proofErr w:type="spellStart"/>
+            <w:r>
+              <w:rPr>
+                <w:rFonts w:ascii="Arial Unicode MS" w:eastAsia="Times New Roman" w:hAnsi="Arial Unicode MS" w:cs="Times New Roman"/>
+                <w:color w:val="1F2430"/>
+                <w:kern w:val="0"/>
+                <w:sz w:val="20"/>
+                <w:szCs w:val="20"/>
+                <w:lang w:eastAsia="es-CL"/>
+                <w14:ligatures w14:val="none"/>
+              </w:rPr>
+              <w:t>geografia_sk</w:t>
+            </w:r>
+            <w:proofErr w:type="spellEnd"/>
+          </w:p>
+        </w:tc>
+        <w:tc>
+          <w:tcPr>
+            <w:tcW w:w="1376" w:type="dxa"/>
+            <w:tcBorders>
+              <w:top w:val="nil"/>
+              <w:left w:val="nil"/>
+              <w:bottom w:val="single" w:sz="4" w:space="0" w:color="auto"/>
+              <w:right w:val="single" w:sz="4" w:space="0" w:color="auto"/>
+            </w:tcBorders>
+            <w:vAlign w:val="center"/>
+            <w:hideMark/>
+          </w:tcPr>
+          <w:p>
+            <w:pPr>
+              <w:spacing w:after="0" w:line="240" w:lineRule="auto"/>
+              <w:ind w:firstLineChars="100" w:firstLine="200"/>
+              <w:rPr>
+                <w:rFonts w:ascii="Segoe UI" w:eastAsia="Times New Roman" w:hAnsi="Segoe UI" w:cs="Segoe UI"/>
+                <w:color w:val="1F2430"/>
+                <w:kern w:val="0"/>
+                <w:sz w:val="20"/>
+                <w:szCs w:val="20"/>
+                <w:lang w:eastAsia="es-CL"/>
+                <w14:ligatures w14:val="none"/>
+              </w:rPr>
+            </w:pPr>
+            <w:r>
+              <w:rPr>
+                <w:rFonts w:ascii="Segoe UI" w:eastAsia="Times New Roman" w:hAnsi="Segoe UI" w:cs="Segoe UI"/>
+                <w:color w:val="1F2430"/>
+                <w:kern w:val="0"/>
+                <w:sz w:val="20"/>
+                <w:szCs w:val="20"/>
+                <w:lang w:eastAsia="es-CL"/>
+                <w14:ligatures w14:val="none"/>
+              </w:rPr>
+              <w:t>—</w:t>
+            </w:r>
+          </w:p>
+        </w:tc>
+        <w:tc>
+          <w:tcPr>
+            <w:tcW w:w="2405" w:type="dxa"/>
+            <w:tcBorders>
+              <w:top w:val="nil"/>
+              <w:left w:val="nil"/>
+              <w:bottom w:val="single" w:sz="4" w:space="0" w:color="auto"/>
+              <w:right w:val="single" w:sz="4" w:space="0" w:color="auto"/>
+            </w:tcBorders>
+            <w:vAlign w:val="center"/>
+            <w:hideMark/>
+          </w:tcPr>
+          <w:p>
+            <w:pPr>
+              <w:spacing w:after="0" w:line="240" w:lineRule="auto"/>
+              <w:ind w:firstLineChars="100" w:firstLine="200"/>
+              <w:rPr>
+                <w:rFonts w:ascii="Arial Unicode MS" w:eastAsia="Times New Roman" w:hAnsi="Arial Unicode MS" w:cs="Times New Roman"/>
+                <w:color w:val="1F2430"/>
+                <w:kern w:val="0"/>
+                <w:sz w:val="20"/>
+                <w:szCs w:val="20"/>
+                <w:lang w:eastAsia="es-CL"/>
+                <w14:ligatures w14:val="none"/>
+              </w:rPr>
+            </w:pPr>
+            <w:proofErr w:type="spellStart"/>
+            <w:r>
+              <w:rPr>
+                <w:rFonts w:ascii="Arial Unicode MS" w:eastAsia="Times New Roman" w:hAnsi="Arial Unicode MS" w:cs="Times New Roman"/>
+                <w:color w:val="1F2430"/>
+                <w:kern w:val="0"/>
+                <w:sz w:val="20"/>
+                <w:szCs w:val="20"/>
+                <w:lang w:eastAsia="es-CL"/>
+                <w14:ligatures w14:val="none"/>
+              </w:rPr>
+              <w:t>prov_codigo</w:t>
+            </w:r>
+            <w:proofErr w:type="spellEnd"/>
+          </w:p>
+        </w:tc>
+      </w:tr>
+      <w:tr>
+        <w:trPr>
+          <w:trHeight w:val="27"/>
+        </w:trPr>
+        <w:tc>
+          <w:tcPr>
+            <w:tcW w:w="2665" w:type="dxa"/>
+            <w:tcBorders>
+              <w:top w:val="nil"/>
+              <w:left w:val="single" w:sz="4" w:space="0" w:color="auto"/>
+              <w:bottom w:val="single" w:sz="4" w:space="0" w:color="auto"/>
+              <w:right w:val="single" w:sz="4" w:space="0" w:color="auto"/>
+            </w:tcBorders>
+            <w:vAlign w:val="center"/>
+            <w:hideMark/>
+          </w:tcPr>
+          <w:p>
+            <w:pPr>
+              <w:spacing w:after="0" w:line="240" w:lineRule="auto"/>
+              <w:ind w:firstLineChars="100" w:firstLine="200"/>
+              <w:rPr>
+                <w:rFonts w:ascii="Segoe UI" w:eastAsia="Times New Roman" w:hAnsi="Segoe UI" w:cs="Segoe UI"/>
+                <w:color w:val="1F2430"/>
+                <w:kern w:val="0"/>
+                <w:sz w:val="20"/>
+                <w:szCs w:val="20"/>
+                <w:lang w:eastAsia="es-CL"/>
+                <w14:ligatures w14:val="none"/>
+              </w:rPr>
+            </w:pPr>
+            <w:proofErr w:type="spellStart"/>
+            <w:r>
+              <w:rPr>
+                <w:rFonts w:ascii="Segoe UI" w:eastAsia="Times New Roman" w:hAnsi="Segoe UI" w:cs="Segoe UI"/>
+                <w:color w:val="1F2430"/>
+                <w:kern w:val="0"/>
+                <w:sz w:val="20"/>
+                <w:szCs w:val="20"/>
+                <w:lang w:eastAsia="es-CL"/>
+                <w14:ligatures w14:val="none"/>
+              </w:rPr>
+              <w:t>dimensiones.dim_segmento</w:t>
+            </w:r>
+            <w:proofErr w:type="spellEnd"/>
+          </w:p>
+        </w:tc>
+        <w:tc>
+          <w:tcPr>
+            <w:tcW w:w="1191" w:type="dxa"/>
+            <w:tcBorders>
+              <w:top w:val="nil"/>
+              <w:left w:val="nil"/>
+              <w:bottom w:val="single" w:sz="4" w:space="0" w:color="auto"/>
+              <w:right w:val="single" w:sz="4" w:space="0" w:color="auto"/>
+            </w:tcBorders>
+            <w:vAlign w:val="center"/>
+            <w:hideMark/>
+          </w:tcPr>
+          <w:p>
+            <w:pPr>
+              <w:spacing w:after="0" w:line="240" w:lineRule="auto"/>
+              <w:ind w:firstLineChars="100" w:firstLine="200"/>
+              <w:rPr>
+                <w:rFonts w:ascii="Segoe UI" w:eastAsia="Times New Roman" w:hAnsi="Segoe UI" w:cs="Segoe UI"/>
+                <w:color w:val="1F2430"/>
+                <w:kern w:val="0"/>
+                <w:sz w:val="20"/>
+                <w:szCs w:val="20"/>
+                <w:lang w:eastAsia="es-CL"/>
+                <w14:ligatures w14:val="none"/>
+              </w:rPr>
+            </w:pPr>
+            <w:r>
+              <w:rPr>
+                <w:rFonts w:ascii="Segoe UI" w:eastAsia="Times New Roman" w:hAnsi="Segoe UI" w:cs="Segoe UI"/>
+                <w:color w:val="1F2430"/>
+                <w:kern w:val="0"/>
+                <w:sz w:val="20"/>
+                <w:szCs w:val="20"/>
+                <w:lang w:eastAsia="es-CL"/>
+                <w14:ligatures w14:val="none"/>
+              </w:rPr>
+              <w:t>Dimensión</w:t>
+            </w:r>
+          </w:p>
+        </w:tc>
+        <w:tc>
+          <w:tcPr>
+            <w:tcW w:w="1417" w:type="dxa"/>
+            <w:tcBorders>
+              <w:top w:val="nil"/>
+              <w:left w:val="nil"/>
+              <w:bottom w:val="single" w:sz="4" w:space="0" w:color="auto"/>
+              <w:right w:val="single" w:sz="4" w:space="0" w:color="auto"/>
+            </w:tcBorders>
+            <w:vAlign w:val="center"/>
+            <w:hideMark/>
+          </w:tcPr>
+          <w:p>
+            <w:pPr>
+              <w:spacing w:after="0" w:line="240" w:lineRule="auto"/>
+              <w:ind w:firstLineChars="100" w:firstLine="200"/>
+              <w:rPr>
+                <w:rFonts w:ascii="Arial Unicode MS" w:eastAsia="Times New Roman" w:hAnsi="Arial Unicode MS" w:cs="Times New Roman"/>
+                <w:color w:val="1F2430"/>
+                <w:kern w:val="0"/>
+                <w:sz w:val="20"/>
+                <w:szCs w:val="20"/>
+                <w:lang w:eastAsia="es-CL"/>
+                <w14:ligatures w14:val="none"/>
+              </w:rPr>
+            </w:pPr>
+            <w:proofErr w:type="spellStart"/>
+            <w:r>
+              <w:rPr>
+                <w:rFonts w:ascii="Arial Unicode MS" w:eastAsia="Times New Roman" w:hAnsi="Arial Unicode MS" w:cs="Times New Roman"/>
+                <w:color w:val="1F2430"/>
+                <w:kern w:val="0"/>
+                <w:sz w:val="20"/>
+                <w:szCs w:val="20"/>
+                <w:lang w:eastAsia="es-CL"/>
+                <w14:ligatures w14:val="none"/>
+              </w:rPr>
+              <w:t>segmento_sk</w:t>
+            </w:r>
+            <w:proofErr w:type="spellEnd"/>
+          </w:p>
+        </w:tc>
+        <w:tc>
+          <w:tcPr>
+            <w:tcW w:w="1376" w:type="dxa"/>
+            <w:tcBorders>
+              <w:top w:val="nil"/>
+              <w:left w:val="nil"/>
+              <w:bottom w:val="single" w:sz="4" w:space="0" w:color="auto"/>
+              <w:right w:val="single" w:sz="4" w:space="0" w:color="auto"/>
+            </w:tcBorders>
+            <w:vAlign w:val="center"/>
+            <w:hideMark/>
+          </w:tcPr>
+          <w:p>
+            <w:pPr>
+              <w:spacing w:after="0" w:line="240" w:lineRule="auto"/>
+              <w:ind w:firstLineChars="100" w:firstLine="200"/>
+              <w:rPr>
+                <w:rFonts w:ascii="Segoe UI" w:eastAsia="Times New Roman" w:hAnsi="Segoe UI" w:cs="Segoe UI"/>
+                <w:color w:val="1F2430"/>
+                <w:kern w:val="0"/>
+                <w:sz w:val="20"/>
+                <w:szCs w:val="20"/>
+                <w:lang w:eastAsia="es-CL"/>
+                <w14:ligatures w14:val="none"/>
+              </w:rPr>
+            </w:pPr>
+            <w:r>
+              <w:rPr>
+                <w:rFonts w:ascii="Segoe UI" w:eastAsia="Times New Roman" w:hAnsi="Segoe UI" w:cs="Segoe UI"/>
+                <w:color w:val="1F2430"/>
+                <w:kern w:val="0"/>
+                <w:sz w:val="20"/>
+                <w:szCs w:val="20"/>
+                <w:lang w:eastAsia="es-CL"/>
+                <w14:ligatures w14:val="none"/>
+              </w:rPr>
+              <w:t>—</w:t>
+            </w:r>
+          </w:p>
+        </w:tc>
+        <w:tc>
+          <w:tcPr>
+            <w:tcW w:w="2405" w:type="dxa"/>
+            <w:tcBorders>
+              <w:top w:val="nil"/>
+              <w:left w:val="nil"/>
+              <w:bottom w:val="single" w:sz="4" w:space="0" w:color="auto"/>
+              <w:right w:val="single" w:sz="4" w:space="0" w:color="auto"/>
+            </w:tcBorders>
+            <w:vAlign w:val="center"/>
+            <w:hideMark/>
+          </w:tcPr>
+          <w:p>
+            <w:pPr>
+              <w:spacing w:after="0" w:line="240" w:lineRule="auto"/>
+              <w:ind w:firstLineChars="100" w:firstLine="200"/>
+              <w:rPr>
+                <w:rFonts w:ascii="Arial Unicode MS" w:eastAsia="Times New Roman" w:hAnsi="Arial Unicode MS" w:cs="Times New Roman"/>
+                <w:color w:val="1F2430"/>
+                <w:kern w:val="0"/>
+                <w:sz w:val="20"/>
+                <w:szCs w:val="20"/>
+                <w:lang w:eastAsia="es-CL"/>
+                <w14:ligatures w14:val="none"/>
+              </w:rPr>
+            </w:pPr>
+            <w:proofErr w:type="spellStart"/>
+            <w:r>
+              <w:rPr>
+                <w:rFonts w:ascii="Arial Unicode MS" w:eastAsia="Times New Roman" w:hAnsi="Arial Unicode MS" w:cs="Times New Roman"/>
+                <w:color w:val="1F2430"/>
+                <w:kern w:val="0"/>
+                <w:sz w:val="20"/>
+                <w:szCs w:val="20"/>
+                <w:lang w:eastAsia="es-CL"/>
+                <w14:ligatures w14:val="none"/>
+              </w:rPr>
+              <w:t>tipo_inversion</w:t>
+            </w:r>
+            <w:proofErr w:type="spellEnd"/>
+          </w:p>
+        </w:tc>
+      </w:tr>
+      <w:tr>
+        <w:trPr>
+          <w:trHeight w:val="27"/>
+        </w:trPr>
+        <w:tc>
+          <w:tcPr>
+            <w:tcW w:w="2665" w:type="dxa"/>
+            <w:tcBorders>
+              <w:top w:val="nil"/>
+              <w:left w:val="single" w:sz="4" w:space="0" w:color="auto"/>
+              <w:bottom w:val="single" w:sz="4" w:space="0" w:color="auto"/>
+              <w:right w:val="single" w:sz="4" w:space="0" w:color="auto"/>
+            </w:tcBorders>
+            <w:vAlign w:val="center"/>
+            <w:hideMark/>
+          </w:tcPr>
+          <w:p>
+            <w:pPr>
+              <w:spacing w:after="0" w:line="240" w:lineRule="auto"/>
+              <w:ind w:firstLineChars="100" w:firstLine="200"/>
+              <w:rPr>
+                <w:rFonts w:ascii="Segoe UI" w:eastAsia="Times New Roman" w:hAnsi="Segoe UI" w:cs="Segoe UI"/>
+                <w:color w:val="1F2430"/>
+                <w:kern w:val="0"/>
+                <w:sz w:val="20"/>
+                <w:szCs w:val="20"/>
+                <w:lang w:eastAsia="es-CL"/>
+                <w14:ligatures w14:val="none"/>
+              </w:rPr>
+            </w:pPr>
+            <w:proofErr w:type="spellStart"/>
+            <w:r>
+              <w:rPr>
+                <w:rFonts w:ascii="Segoe UI" w:eastAsia="Times New Roman" w:hAnsi="Segoe UI" w:cs="Segoe UI"/>
+                <w:color w:val="1F2430"/>
+                <w:kern w:val="0"/>
+                <w:sz w:val="20"/>
+                <w:szCs w:val="20"/>
+                <w:lang w:eastAsia="es-CL"/>
+                <w14:ligatures w14:val="none"/>
+              </w:rPr>
+              <w:t>dimensiones.dim_producto</w:t>
+            </w:r>
+            <w:proofErr w:type="spellEnd"/>
+          </w:p>
+        </w:tc>
+        <w:tc>
+          <w:tcPr>
+            <w:tcW w:w="1191" w:type="dxa"/>
+            <w:tcBorders>
+              <w:top w:val="nil"/>
+              <w:left w:val="nil"/>
+              <w:bottom w:val="single" w:sz="4" w:space="0" w:color="auto"/>
+              <w:right w:val="single" w:sz="4" w:space="0" w:color="auto"/>
+            </w:tcBorders>
+            <w:vAlign w:val="center"/>
+            <w:hideMark/>
+          </w:tcPr>
+          <w:p>
+            <w:pPr>
+              <w:spacing w:after="0" w:line="240" w:lineRule="auto"/>
+              <w:ind w:firstLineChars="100" w:firstLine="200"/>
+              <w:rPr>
+                <w:rFonts w:ascii="Segoe UI" w:eastAsia="Times New Roman" w:hAnsi="Segoe UI" w:cs="Segoe UI"/>
+                <w:color w:val="1F2430"/>
+                <w:kern w:val="0"/>
+                <w:sz w:val="20"/>
+                <w:szCs w:val="20"/>
+                <w:lang w:eastAsia="es-CL"/>
+                <w14:ligatures w14:val="none"/>
+              </w:rPr>
+            </w:pPr>
+            <w:r>
+              <w:rPr>
+                <w:rFonts w:ascii="Segoe UI" w:eastAsia="Times New Roman" w:hAnsi="Segoe UI" w:cs="Segoe UI"/>
+                <w:color w:val="1F2430"/>
+                <w:kern w:val="0"/>
+                <w:sz w:val="20"/>
+                <w:szCs w:val="20"/>
+                <w:lang w:eastAsia="es-CL"/>
+                <w14:ligatures w14:val="none"/>
+              </w:rPr>
+              <w:t>Dimensión</w:t>
+            </w:r>
+          </w:p>
+        </w:tc>
+        <w:tc>
+          <w:tcPr>
+            <w:tcW w:w="1417" w:type="dxa"/>
+            <w:tcBorders>
+              <w:top w:val="nil"/>
+              <w:left w:val="nil"/>
+              <w:bottom w:val="single" w:sz="4" w:space="0" w:color="auto"/>
+              <w:right w:val="single" w:sz="4" w:space="0" w:color="auto"/>
+            </w:tcBorders>
+            <w:vAlign w:val="center"/>
+            <w:hideMark/>
+          </w:tcPr>
+          <w:p>
+            <w:pPr>
+              <w:spacing w:after="0" w:line="240" w:lineRule="auto"/>
+              <w:ind w:firstLineChars="100" w:firstLine="200"/>
+              <w:rPr>
+                <w:rFonts w:ascii="Arial Unicode MS" w:eastAsia="Times New Roman" w:hAnsi="Arial Unicode MS" w:cs="Times New Roman"/>
+                <w:color w:val="1F2430"/>
+                <w:kern w:val="0"/>
+                <w:sz w:val="20"/>
+                <w:szCs w:val="20"/>
+                <w:lang w:eastAsia="es-CL"/>
+                <w14:ligatures w14:val="none"/>
+              </w:rPr>
+            </w:pPr>
+            <w:proofErr w:type="spellStart"/>
+            <w:r>
+              <w:rPr>
+                <w:rFonts w:ascii="Arial Unicode MS" w:eastAsia="Times New Roman" w:hAnsi="Arial Unicode MS" w:cs="Times New Roman"/>
+                <w:color w:val="1F2430"/>
+                <w:kern w:val="0"/>
+                <w:sz w:val="20"/>
+                <w:szCs w:val="20"/>
+                <w:lang w:eastAsia="es-CL"/>
+                <w14:ligatures w14:val="none"/>
+              </w:rPr>
+              <w:t>producto_sk</w:t>
+            </w:r>
+            <w:proofErr w:type="spellEnd"/>
+          </w:p>
+        </w:tc>
+        <w:tc>
+          <w:tcPr>
+            <w:tcW w:w="1376" w:type="dxa"/>
+            <w:tcBorders>
+              <w:top w:val="nil"/>
+              <w:left w:val="nil"/>
+              <w:bottom w:val="single" w:sz="4" w:space="0" w:color="auto"/>
+              <w:right w:val="single" w:sz="4" w:space="0" w:color="auto"/>
+            </w:tcBorders>
+            <w:vAlign w:val="center"/>
+            <w:hideMark/>
+          </w:tcPr>
+          <w:p>
+            <w:pPr>
+              <w:spacing w:after="0" w:line="240" w:lineRule="auto"/>
+              <w:ind w:firstLineChars="100" w:firstLine="200"/>
+              <w:rPr>
+                <w:rFonts w:ascii="Segoe UI" w:eastAsia="Times New Roman" w:hAnsi="Segoe UI" w:cs="Segoe UI"/>
+                <w:color w:val="1F2430"/>
+                <w:kern w:val="0"/>
+                <w:sz w:val="20"/>
+                <w:szCs w:val="20"/>
+                <w:lang w:eastAsia="es-CL"/>
+                <w14:ligatures w14:val="none"/>
+              </w:rPr>
+            </w:pPr>
+            <w:r>
+              <w:rPr>
+                <w:rFonts w:ascii="Segoe UI" w:eastAsia="Times New Roman" w:hAnsi="Segoe UI" w:cs="Segoe UI"/>
+                <w:color w:val="1F2430"/>
+                <w:kern w:val="0"/>
+                <w:sz w:val="20"/>
+                <w:szCs w:val="20"/>
+                <w:lang w:eastAsia="es-CL"/>
+                <w14:ligatures w14:val="none"/>
+              </w:rPr>
+              <w:t>—</w:t>
+            </w:r>
+          </w:p>
+        </w:tc>
+        <w:tc>
+          <w:tcPr>
+            <w:tcW w:w="2405" w:type="dxa"/>
+            <w:tcBorders>
+              <w:top w:val="nil"/>
+              <w:left w:val="nil"/>
+              <w:bottom w:val="single" w:sz="4" w:space="0" w:color="auto"/>
+              <w:right w:val="single" w:sz="4" w:space="0" w:color="auto"/>
+            </w:tcBorders>
+            <w:vAlign w:val="center"/>
+            <w:hideMark/>
+          </w:tcPr>
+          <w:p>
+            <w:pPr>
+              <w:spacing w:after="0" w:line="240" w:lineRule="auto"/>
+              <w:ind w:firstLineChars="100" w:firstLine="200"/>
+              <w:rPr>
+                <w:rFonts w:ascii="Arial Unicode MS" w:eastAsia="Times New Roman" w:hAnsi="Arial Unicode MS" w:cs="Times New Roman"/>
+                <w:color w:val="1F2430"/>
+                <w:kern w:val="0"/>
+                <w:sz w:val="20"/>
+                <w:szCs w:val="20"/>
+                <w:lang w:eastAsia="es-CL"/>
+                <w14:ligatures w14:val="none"/>
+              </w:rPr>
+            </w:pPr>
+            <w:proofErr w:type="spellStart"/>
+            <w:r>
+              <w:rPr>
+                <w:rFonts w:ascii="Arial Unicode MS" w:eastAsia="Times New Roman" w:hAnsi="Arial Unicode MS" w:cs="Times New Roman"/>
+                <w:color w:val="1F2430"/>
+                <w:kern w:val="0"/>
+                <w:sz w:val="20"/>
+                <w:szCs w:val="20"/>
+                <w:lang w:eastAsia="es-CL"/>
+                <w14:ligatures w14:val="none"/>
+              </w:rPr>
+              <w:t>codigo_indicador</w:t>
+            </w:r>
+            <w:proofErr w:type="spellEnd"/>
+          </w:p>
+        </w:tc>
+      </w:tr>
+    </w:tbl>
+    <w:p>
+      <w:pPr>
+        <w:jc w:val="both"/>
+        <w:rPr>
+          <w:rFonts w:cs="Courier New"/>
+        </w:rPr>
+      </w:pPr>
+    </w:p>
+    <w:p>
+      <w:pPr>
+        <w:jc w:val="both"/>
+        <w:rPr>
+          <w:rFonts w:cs="Courier New"/>
+        </w:rPr>
+      </w:pPr>
+    </w:p>
+    <w:p>
+      <w:pPr>
+        <w:jc w:val="both"/>
+        <w:rPr>
+          <w:rFonts w:cs="Courier New"/>
+        </w:rPr>
+      </w:pPr>
+    </w:p>
+    <w:p>
+      <w:pPr>
+        <w:jc w:val="both"/>
+        <w:rPr>
+          <w:rFonts w:cs="Courier New"/>
+        </w:rPr>
+      </w:pPr>
+    </w:p>
+    <w:p>
+      <w:pPr>
+        <w:jc w:val="both"/>
+        <w:rPr>
+          <w:rFonts w:cs="Courier New"/>
+        </w:rPr>
+      </w:pPr>
+    </w:p>
+    <w:p>
+      <w:pPr>
+        <w:jc w:val="both"/>
+        <w:rPr>
+          <w:rFonts w:cs="Courier New"/>
+        </w:rPr>
+      </w:pPr>
+    </w:p>
+    <w:p>
+      <w:pPr>
+        <w:jc w:val="both"/>
+        <w:rPr>
+          <w:rFonts w:cs="Courier New"/>
+        </w:rPr>
+      </w:pPr>
+    </w:p>
+    <w:p>
+      <w:pPr>
+        <w:jc w:val="both"/>
+        <w:rPr>
+          <w:rFonts w:cs="Courier New"/>
+        </w:rPr>
+      </w:pPr>
+    </w:p>
+    <w:p>
+      <w:pPr>
+        <w:jc w:val="both"/>
+        <w:rPr>
+          <w:rFonts w:cs="Courier New"/>
+        </w:rPr>
+      </w:pPr>
+    </w:p>
+    <w:p>
+      <w:pPr>
+        <w:jc w:val="both"/>
+        <w:rPr>
+          <w:rFonts w:cs="Courier New"/>
+        </w:rPr>
+      </w:pPr>
+    </w:p>
+    <w:p>
+      <w:pPr>
+        <w:jc w:val="both"/>
+        <w:rPr>
+          <w:rFonts w:cs="Courier New"/>
+        </w:rPr>
+      </w:pPr>
+    </w:p>
+    <w:p>
+      <w:pPr>
+        <w:jc w:val="both"/>
+        <w:rPr>
+          <w:rFonts w:cs="Courier New"/>
+        </w:rPr>
+      </w:pPr>
+    </w:p>
+    <w:p>
+      <w:pPr>
+        <w:jc w:val="both"/>
+        <w:rPr>
+          <w:rFonts w:cs="Courier New"/>
+        </w:rPr>
+      </w:pPr>
     </w:p>
     <w:p>
       <w:pPr>
@@ -660,25 +3249,19 @@
         <w:rPr>
           <w:rFonts w:cs="Courier New"/>
         </w:rPr>
-        <w:t xml:space="preserve"> y la transformación de los datos </w:t>
-      </w:r>
-      <w:r>
-        <w:rPr>
-          <w:rFonts w:cs="Courier New"/>
-        </w:rPr>
-        <w:t xml:space="preserve"> </w:t>
-      </w:r>
-      <w:r>
-        <w:rPr>
-          <w:rFonts w:cs="Courier New"/>
-        </w:rPr>
-        <w:t>d</w:t>
-      </w:r>
-      <w:r>
-        <w:rPr>
-          <w:rFonts w:cs="Courier New"/>
-        </w:rPr>
-        <w:t xml:space="preserve">el del Python </w:t>
+        <w:t xml:space="preserve"> y la transformación de los </w:t>
+      </w:r>
+      <w:r>
+        <w:rPr>
+          <w:rFonts w:cs="Courier New"/>
+        </w:rPr>
+        <w:t>datos del</w:t>
+      </w:r>
+      <w:r>
+        <w:rPr>
+          <w:rFonts w:cs="Courier New"/>
+        </w:rPr>
+        <w:t xml:space="preserve"> del Python </w:t>
       </w:r>
       <w:r>
         <w:rPr>
@@ -736,31 +3319,35 @@
         <w:rPr>
           <w:rFonts w:cs="Courier New"/>
         </w:rPr>
-        <w:t>istribución de clientes por nº de productos</w:t>
-      </w:r>
-      <w:r>
-        <w:rPr>
-          <w:rFonts w:cs="Courier New"/>
-        </w:rPr>
-        <w:t xml:space="preserve">, este KPI permite </w:t>
-      </w:r>
-      <w:r>
-        <w:rPr>
-          <w:rFonts w:cs="Courier New"/>
-        </w:rPr>
-        <w:t>Identifica</w:t>
-      </w:r>
-      <w:r>
-        <w:rPr>
-          <w:rFonts w:cs="Courier New"/>
-        </w:rPr>
-        <w:t>r</w:t>
-      </w:r>
-      <w:r>
-        <w:rPr>
-          <w:rFonts w:cs="Courier New"/>
-        </w:rPr>
-        <w:t xml:space="preserve"> cuántos clientes están mono-producto (riesgo de fuga) vs. muy vinculados</w:t>
+        <w:t xml:space="preserve">istribución de clientes por </w:t>
+      </w:r>
+      <w:proofErr w:type="spellStart"/>
+      <w:r>
+        <w:rPr>
+          <w:rFonts w:cs="Courier New"/>
+        </w:rPr>
+        <w:t>nº</w:t>
+      </w:r>
+      <w:proofErr w:type="spellEnd"/>
+      <w:r>
+        <w:rPr>
+          <w:rFonts w:cs="Courier New"/>
+        </w:rPr>
+        <w:t xml:space="preserve"> de productos, este KPI permite Identificar cuántos clientes están </w:t>
+      </w:r>
+      <w:proofErr w:type="spellStart"/>
+      <w:r>
+        <w:rPr>
+          <w:rFonts w:cs="Courier New"/>
+        </w:rPr>
+        <w:t>mono-producto</w:t>
+      </w:r>
+      <w:proofErr w:type="spellEnd"/>
+      <w:r>
+        <w:rPr>
+          <w:rFonts w:cs="Courier New"/>
+        </w:rPr>
+        <w:t xml:space="preserve"> (riesgo de fuga) vs. muy vinculados</w:t>
       </w:r>
       <w:r>
         <w:rPr>
@@ -796,7 +3383,35 @@
         <w:rPr>
           <w:rFonts w:cs="Courier New"/>
         </w:rPr>
-        <w:t>    numero_productos = total_productos_activos = suma de los 45 indicadores</w:t>
+        <w:t xml:space="preserve">    </w:t>
+      </w:r>
+      <w:proofErr w:type="spellStart"/>
+      <w:r>
+        <w:rPr>
+          <w:rFonts w:cs="Courier New"/>
+        </w:rPr>
+        <w:t>numero_productos</w:t>
+      </w:r>
+      <w:proofErr w:type="spellEnd"/>
+      <w:r>
+        <w:rPr>
+          <w:rFonts w:cs="Courier New"/>
+        </w:rPr>
+        <w:t xml:space="preserve"> = </w:t>
+      </w:r>
+      <w:proofErr w:type="spellStart"/>
+      <w:r>
+        <w:rPr>
+          <w:rFonts w:cs="Courier New"/>
+        </w:rPr>
+        <w:t>total_productos_activos</w:t>
+      </w:r>
+      <w:proofErr w:type="spellEnd"/>
+      <w:r>
+        <w:rPr>
+          <w:rFonts w:cs="Courier New"/>
+        </w:rPr>
+        <w:t xml:space="preserve"> = suma de los 45 indicadores</w:t>
       </w:r>
     </w:p>
     <w:p>
@@ -811,7 +3426,21 @@
         <w:rPr>
           <w:rFonts w:cs="Courier New"/>
         </w:rPr>
-        <w:t xml:space="preserve">        ind_* (0/1) de tenencia de producto, por cliente. </w:t>
+        <w:t xml:space="preserve">        </w:t>
+      </w:r>
+      <w:proofErr w:type="spellStart"/>
+      <w:r>
+        <w:rPr>
+          <w:rFonts w:cs="Courier New"/>
+        </w:rPr>
+        <w:t>ind</w:t>
+      </w:r>
+      <w:proofErr w:type="spellEnd"/>
+      <w:r>
+        <w:rPr>
+          <w:rFonts w:cs="Courier New"/>
+        </w:rPr>
+        <w:t xml:space="preserve">_* (0/1) de tenencia de producto, por cliente. </w:t>
       </w:r>
     </w:p>
     <w:p>
@@ -838,7 +3467,21 @@
         <w:rPr>
           <w:rFonts w:cs="Courier New"/>
         </w:rPr>
-        <w:t xml:space="preserve">  total_clientes   = COUNT(*)</w:t>
+        <w:t xml:space="preserve">  </w:t>
+      </w:r>
+      <w:proofErr w:type="spellStart"/>
+      <w:r>
+        <w:rPr>
+          <w:rFonts w:cs="Courier New"/>
+        </w:rPr>
+        <w:t>total_clientes</w:t>
+      </w:r>
+      <w:proofErr w:type="spellEnd"/>
+      <w:r>
+        <w:rPr>
+          <w:rFonts w:cs="Courier New"/>
+        </w:rPr>
+        <w:t xml:space="preserve">   = COUNT(*)</w:t>
       </w:r>
     </w:p>
     <w:p>
@@ -853,7 +3496,49 @@
         <w:rPr>
           <w:rFonts w:cs="Courier New"/>
         </w:rPr>
-        <w:t>       patrimonio_medio = AVG(total_patrimonio)   -&gt; columna 'totalpasta' del Excel</w:t>
+        <w:t xml:space="preserve">       </w:t>
+      </w:r>
+      <w:proofErr w:type="spellStart"/>
+      <w:r>
+        <w:rPr>
+          <w:rFonts w:cs="Courier New"/>
+        </w:rPr>
+        <w:t>patrimonio_medio</w:t>
+      </w:r>
+      <w:proofErr w:type="spellEnd"/>
+      <w:r>
+        <w:rPr>
+          <w:rFonts w:cs="Courier New"/>
+        </w:rPr>
+        <w:t xml:space="preserve"> = AVG(</w:t>
+      </w:r>
+      <w:proofErr w:type="spellStart"/>
+      <w:r>
+        <w:rPr>
+          <w:rFonts w:cs="Courier New"/>
+        </w:rPr>
+        <w:t>total_patrimonio</w:t>
+      </w:r>
+      <w:proofErr w:type="spellEnd"/>
+      <w:r>
+        <w:rPr>
+          <w:rFonts w:cs="Courier New"/>
+        </w:rPr>
+        <w:t>)   -&gt; columna '</w:t>
+      </w:r>
+      <w:proofErr w:type="spellStart"/>
+      <w:r>
+        <w:rPr>
+          <w:rFonts w:cs="Courier New"/>
+        </w:rPr>
+        <w:t>totalpasta</w:t>
+      </w:r>
+      <w:proofErr w:type="spellEnd"/>
+      <w:r>
+        <w:rPr>
+          <w:rFonts w:cs="Courier New"/>
+        </w:rPr>
+        <w:t>' del Excel</w:t>
       </w:r>
     </w:p>
     <w:p>
@@ -868,7 +3553,49 @@
         <w:rPr>
           <w:rFonts w:cs="Courier New"/>
         </w:rPr>
-        <w:t>        margen_medio     = AVG(margen_comercial)   -&gt; columna 'margecomercialut' del Excel</w:t>
+        <w:t xml:space="preserve">        </w:t>
+      </w:r>
+      <w:proofErr w:type="spellStart"/>
+      <w:r>
+        <w:rPr>
+          <w:rFonts w:cs="Courier New"/>
+        </w:rPr>
+        <w:t>margen_medio</w:t>
+      </w:r>
+      <w:proofErr w:type="spellEnd"/>
+      <w:r>
+        <w:rPr>
+          <w:rFonts w:cs="Courier New"/>
+        </w:rPr>
+        <w:t xml:space="preserve">     = AVG(</w:t>
+      </w:r>
+      <w:proofErr w:type="spellStart"/>
+      <w:r>
+        <w:rPr>
+          <w:rFonts w:cs="Courier New"/>
+        </w:rPr>
+        <w:t>margen_comercial</w:t>
+      </w:r>
+      <w:proofErr w:type="spellEnd"/>
+      <w:r>
+        <w:rPr>
+          <w:rFonts w:cs="Courier New"/>
+        </w:rPr>
+        <w:t>)   -&gt; columna '</w:t>
+      </w:r>
+      <w:proofErr w:type="spellStart"/>
+      <w:r>
+        <w:rPr>
+          <w:rFonts w:cs="Courier New"/>
+        </w:rPr>
+        <w:t>margecomercialut</w:t>
+      </w:r>
+      <w:proofErr w:type="spellEnd"/>
+      <w:r>
+        <w:rPr>
+          <w:rFonts w:cs="Courier New"/>
+        </w:rPr>
+        <w:t>' del Excel</w:t>
       </w:r>
     </w:p>
     <w:p>
@@ -895,12 +3622,13 @@
           <w:rFonts w:cs="Courier New"/>
           <w:b/>
           <w:bCs/>
+          <w:noProof/>
         </w:rPr>
         <w:lastRenderedPageBreak/>
         <w:drawing>
-          <wp:inline distT="0" distB="0" distL="0" distR="0" wp14:anchorId="687CE395" wp14:editId="1A33A8DE">
-            <wp:extent cx="4991797" cy="3077004"/>
-            <wp:effectExtent l="0" t="0" r="0" b="9525"/>
+          <wp:inline distT="0" distB="0" distL="0" distR="0" wp14:anchorId="687CE395" wp14:editId="5782B5C1">
+            <wp:extent cx="5795682" cy="3572528"/>
+            <wp:effectExtent l="0" t="0" r="0" b="8890"/>
             <wp:docPr id="1153836412" name="Imagen 1"/>
             <wp:cNvGraphicFramePr>
               <a:graphicFrameLocks xmlns:a="http://schemas.openxmlformats.org/drawingml/2006/main" noChangeAspect="1"/>
@@ -913,7 +3641,7 @@
                     <pic:cNvPicPr/>
                   </pic:nvPicPr>
                   <pic:blipFill>
-                    <a:blip r:embed="rId7"/>
+                    <a:blip r:embed="rId8"/>
                     <a:stretch>
                       <a:fillRect/>
                     </a:stretch>
@@ -921,7 +3649,7 @@
                   <pic:spPr>
                     <a:xfrm>
                       <a:off x="0" y="0"/>
-                      <a:ext cx="4991797" cy="3077004"/>
+                      <a:ext cx="5803435" cy="3577307"/>
                     </a:xfrm>
                     <a:prstGeom prst="rect">
                       <a:avLst/>
@@ -979,13 +3707,7 @@
         <w:rPr>
           <w:rFonts w:cs="Courier New"/>
         </w:rPr>
-        <w:t xml:space="preserve">Permite </w:t>
-      </w:r>
-      <w:r>
-        <w:rPr>
-          <w:rFonts w:cs="Courier New"/>
-        </w:rPr>
-        <w:t>medir el nivel de</w:t>
+        <w:t>Permite medir el nivel de</w:t>
       </w:r>
       <w:r>
         <w:rPr>
@@ -1010,12 +3732,70 @@
           <w:rFonts w:cs="Courier New"/>
         </w:rPr>
       </w:pPr>
-      <w:r>
-        <w:rPr>
-          <w:rFonts w:cs="Courier New"/>
-        </w:rPr>
-        <w:t>ratio_endeudamiento = (credito_utilizado + revolving_utilizado + total_hipoteca) / total_patrimonio</w:t>
-      </w:r>
+      <w:proofErr w:type="spellStart"/>
+      <w:r>
+        <w:rPr>
+          <w:rFonts w:cs="Courier New"/>
+        </w:rPr>
+        <w:t>ratio_endeudamiento</w:t>
+      </w:r>
+      <w:proofErr w:type="spellEnd"/>
+      <w:r>
+        <w:rPr>
+          <w:rFonts w:cs="Courier New"/>
+        </w:rPr>
+        <w:t xml:space="preserve"> = (</w:t>
+      </w:r>
+      <w:proofErr w:type="spellStart"/>
+      <w:r>
+        <w:rPr>
+          <w:rFonts w:cs="Courier New"/>
+        </w:rPr>
+        <w:t>credito_utilizado</w:t>
+      </w:r>
+      <w:proofErr w:type="spellEnd"/>
+      <w:r>
+        <w:rPr>
+          <w:rFonts w:cs="Courier New"/>
+        </w:rPr>
+        <w:t xml:space="preserve"> + </w:t>
+      </w:r>
+      <w:proofErr w:type="spellStart"/>
+      <w:r>
+        <w:rPr>
+          <w:rFonts w:cs="Courier New"/>
+        </w:rPr>
+        <w:t>revolving_utilizado</w:t>
+      </w:r>
+      <w:proofErr w:type="spellEnd"/>
+      <w:r>
+        <w:rPr>
+          <w:rFonts w:cs="Courier New"/>
+        </w:rPr>
+        <w:t xml:space="preserve"> + </w:t>
+      </w:r>
+      <w:proofErr w:type="spellStart"/>
+      <w:r>
+        <w:rPr>
+          <w:rFonts w:cs="Courier New"/>
+        </w:rPr>
+        <w:t>total_hipoteca</w:t>
+      </w:r>
+      <w:proofErr w:type="spellEnd"/>
+      <w:r>
+        <w:rPr>
+          <w:rFonts w:cs="Courier New"/>
+        </w:rPr>
+        <w:t xml:space="preserve">) / </w:t>
+      </w:r>
+      <w:proofErr w:type="spellStart"/>
+      <w:r>
+        <w:rPr>
+          <w:rFonts w:cs="Courier New"/>
+        </w:rPr>
+        <w:t>total_patrimonio</w:t>
+      </w:r>
+      <w:proofErr w:type="spellEnd"/>
     </w:p>
     <w:p>
       <w:pPr>
@@ -1029,7 +3809,63 @@
         <w:rPr>
           <w:rFonts w:cs="Courier New"/>
         </w:rPr>
-        <w:t>Es decir, suma las tres fuentes de deuda que hay en los datos (crédito dispuesto, revolving dispuesto e hipoteca) y las divide entre el patrimonio total del cliente (totalpasta). Devuelve una fila por cliente, con su id_cliente, su segmento (tipo_inversion), los tres componentes de deuda por separado y el ratio ya calculado.</w:t>
+        <w:t xml:space="preserve">Es decir, suma las tres fuentes de deuda que hay en los datos (crédito dispuesto, </w:t>
+      </w:r>
+      <w:proofErr w:type="spellStart"/>
+      <w:r>
+        <w:rPr>
+          <w:rFonts w:cs="Courier New"/>
+        </w:rPr>
+        <w:t>revolving</w:t>
+      </w:r>
+      <w:proofErr w:type="spellEnd"/>
+      <w:r>
+        <w:rPr>
+          <w:rFonts w:cs="Courier New"/>
+        </w:rPr>
+        <w:t xml:space="preserve"> dispuesto e hipoteca) y las divide entre el patrimonio total del cliente (</w:t>
+      </w:r>
+      <w:proofErr w:type="spellStart"/>
+      <w:r>
+        <w:rPr>
+          <w:rFonts w:cs="Courier New"/>
+        </w:rPr>
+        <w:t>totalpasta</w:t>
+      </w:r>
+      <w:proofErr w:type="spellEnd"/>
+      <w:r>
+        <w:rPr>
+          <w:rFonts w:cs="Courier New"/>
+        </w:rPr>
+        <w:t xml:space="preserve">). Devuelve una fila por cliente, con su </w:t>
+      </w:r>
+      <w:proofErr w:type="spellStart"/>
+      <w:r>
+        <w:rPr>
+          <w:rFonts w:cs="Courier New"/>
+        </w:rPr>
+        <w:t>id_cliente</w:t>
+      </w:r>
+      <w:proofErr w:type="spellEnd"/>
+      <w:r>
+        <w:rPr>
+          <w:rFonts w:cs="Courier New"/>
+        </w:rPr>
+        <w:t>, su segmento (</w:t>
+      </w:r>
+      <w:proofErr w:type="spellStart"/>
+      <w:r>
+        <w:rPr>
+          <w:rFonts w:cs="Courier New"/>
+        </w:rPr>
+        <w:t>tipo_inversion</w:t>
+      </w:r>
+      <w:proofErr w:type="spellEnd"/>
+      <w:r>
+        <w:rPr>
+          <w:rFonts w:cs="Courier New"/>
+        </w:rPr>
+        <w:t>), los tres componentes de deuda por separado y el ratio ya calculado.</w:t>
       </w:r>
     </w:p>
     <w:p>
@@ -1080,6 +3916,7 @@
       <w:r>
         <w:rPr>
           <w:rFonts w:cs="Courier New"/>
+          <w:noProof/>
         </w:rPr>
         <w:lastRenderedPageBreak/>
         <w:drawing>
@@ -1098,7 +3935,7 @@
                     <pic:cNvPicPr/>
                   </pic:nvPicPr>
                   <pic:blipFill>
-                    <a:blip r:embed="rId8"/>
+                    <a:blip r:embed="rId9"/>
                     <a:stretch>
                       <a:fillRect/>
                     </a:stretch>
@@ -1121,6 +3958,22 @@
     </w:p>
     <w:p>
       <w:pPr>
+        <w:jc w:val="both"/>
+        <w:rPr>
+          <w:rFonts w:cs="Courier New"/>
+        </w:rPr>
+      </w:pPr>
+    </w:p>
+    <w:p>
+      <w:pPr>
+        <w:jc w:val="both"/>
+        <w:rPr>
+          <w:rFonts w:cs="Courier New"/>
+        </w:rPr>
+      </w:pPr>
+    </w:p>
+    <w:p>
+      <w:pPr>
         <w:pStyle w:val="Prrafodelista"/>
         <w:numPr>
           <w:ilvl w:val="0"/>
@@ -1139,7 +3992,7 @@
           <w:b/>
           <w:bCs/>
         </w:rPr>
-        <w:t>VW_KPI_POR_NIVEL_RENTA</w:t>
+        <w:t>KPI_POR_NIVEL_RENTA</w:t>
       </w:r>
     </w:p>
     <w:p>
@@ -1154,13 +4007,21 @@
         <w:rPr>
           <w:rFonts w:cs="Courier New"/>
         </w:rPr>
-        <w:t xml:space="preserve">Este KPI es </w:t>
-      </w:r>
-      <w:r>
-        <w:rPr>
-          <w:rFonts w:cs="Courier New"/>
-        </w:rPr>
-        <w:t>la base para priorizar en qué segmento de renta enfocar comercialmente — ya sea por volumen (Bajo/Medio-Bajo), por rentabilidad por cliente (Medio-Alto), o por oportunidad de cross-sell no explotado (Alto).</w:t>
+        <w:t xml:space="preserve">Este KPI es la base para priorizar en qué segmento de renta enfocar comercialmente — ya sea por volumen (Bajo/Medio-Bajo), por rentabilidad por cliente (Medio-Alto), o por oportunidad de </w:t>
+      </w:r>
+      <w:proofErr w:type="spellStart"/>
+      <w:r>
+        <w:rPr>
+          <w:rFonts w:cs="Courier New"/>
+        </w:rPr>
+        <w:t>cross-sell</w:t>
+      </w:r>
+      <w:proofErr w:type="spellEnd"/>
+      <w:r>
+        <w:rPr>
+          <w:rFonts w:cs="Courier New"/>
+        </w:rPr>
+        <w:t xml:space="preserve"> no explotado (Alto).</w:t>
       </w:r>
     </w:p>
     <w:p>
@@ -1185,16 +4046,7 @@
           <w:lang w:eastAsia="en-US"/>
           <w14:ligatures w14:val="standardContextual"/>
         </w:rPr>
-        <w:t>P</w:t>
-      </w:r>
-      <w:r>
-        <w:rPr>
-          <w:rFonts w:asciiTheme="minorHAnsi" w:eastAsiaTheme="minorHAnsi" w:hAnsiTheme="minorHAnsi" w:cs="Courier New"/>
-          <w:kern w:val="2"/>
-          <w:lang w:eastAsia="en-US"/>
-          <w14:ligatures w14:val="standardContextual"/>
-        </w:rPr>
-        <w:t>ermite identificar cómo se comporta la cartera de clientes según su nivel socioeconómico (renta), cruzando ese perfil con patrimonio, rentabilidad y vinculación. En concreto te sirve para:</w:t>
+        <w:t>Permite identificar cómo se comporta la cartera de clientes según su nivel socioeconómico (renta), cruzando ese perfil con patrimonio, rentabilidad y vinculación. En concreto te sirve para:</w:t>
       </w:r>
     </w:p>
     <w:p>
@@ -1266,7 +4118,27 @@
           <w:lang w:eastAsia="en-US"/>
           <w14:ligatures w14:val="standardContextual"/>
         </w:rPr>
-        <w:t>Nivel de vinculación (cross-sell) por poder adquisitivo.</w:t>
+        <w:t>Nivel de vinculación (</w:t>
+      </w:r>
+      <w:proofErr w:type="spellStart"/>
+      <w:r>
+        <w:rPr>
+          <w:rFonts w:asciiTheme="minorHAnsi" w:eastAsiaTheme="minorHAnsi" w:hAnsiTheme="minorHAnsi" w:cs="Courier New"/>
+          <w:kern w:val="2"/>
+          <w:lang w:eastAsia="en-US"/>
+          <w14:ligatures w14:val="standardContextual"/>
+        </w:rPr>
+        <w:t>cross-sell</w:t>
+      </w:r>
+      <w:proofErr w:type="spellEnd"/>
+      <w:r>
+        <w:rPr>
+          <w:rFonts w:asciiTheme="minorHAnsi" w:eastAsiaTheme="minorHAnsi" w:hAnsiTheme="minorHAnsi" w:cs="Courier New"/>
+          <w:kern w:val="2"/>
+          <w:lang w:eastAsia="en-US"/>
+          <w14:ligatures w14:val="standardContextual"/>
+        </w:rPr>
+        <w:t>) por poder adquisitivo.</w:t>
       </w:r>
     </w:p>
     <w:p>
@@ -1280,6 +4152,7 @@
       <w:r>
         <w:rPr>
           <w:rFonts w:cs="Courier New"/>
+          <w:noProof/>
         </w:rPr>
         <w:lastRenderedPageBreak/>
         <w:drawing>
@@ -1298,7 +4171,7 @@
                     <pic:cNvPicPr/>
                   </pic:nvPicPr>
                   <pic:blipFill>
-                    <a:blip r:embed="rId9"/>
+                    <a:blip r:embed="rId10"/>
                     <a:stretch>
                       <a:fillRect/>
                     </a:stretch>
@@ -1318,12 +4191,6 @@
           </wp:inline>
         </w:drawing>
       </w:r>
-      <w:r>
-        <w:rPr>
-          <w:rFonts w:cs="Courier New"/>
-        </w:rPr>
-        <w:t>z</w:t>
-      </w:r>
     </w:p>
     <w:p>
       <w:pPr>
@@ -1347,14 +4214,6 @@
         </w:rPr>
         <w:t>VW_KPI_POR_SEGMENTO</w:t>
       </w:r>
-    </w:p>
-    <w:p>
-      <w:pPr>
-        <w:jc w:val="both"/>
-        <w:rPr>
-          <w:rFonts w:cs="Courier New"/>
-        </w:rPr>
-      </w:pPr>
     </w:p>
     <w:p>
       <w:pPr>
@@ -1413,19 +4272,21 @@
         <w:rPr>
           <w:rFonts w:cs="Courier New"/>
         </w:rPr>
-        <w:t xml:space="preserve"> (total_clientes): sabes que "Pensionado" es el 8</w:t>
-      </w:r>
-      <w:r>
-        <w:rPr>
-          <w:rFonts w:cs="Courier New"/>
-        </w:rPr>
-        <w:t>2</w:t>
-      </w:r>
-      <w:r>
-        <w:rPr>
-          <w:rFonts w:cs="Courier New"/>
-        </w:rPr>
-        <w:t xml:space="preserve">% de la cartera, "Conservador" el 10% y "Juvenil" el </w:t>
+        <w:t xml:space="preserve"> (</w:t>
+      </w:r>
+      <w:proofErr w:type="spellStart"/>
+      <w:r>
+        <w:rPr>
+          <w:rFonts w:cs="Courier New"/>
+        </w:rPr>
+        <w:t>total_clientes</w:t>
+      </w:r>
+      <w:proofErr w:type="spellEnd"/>
+      <w:r>
+        <w:rPr>
+          <w:rFonts w:cs="Courier New"/>
+        </w:rPr>
+        <w:t xml:space="preserve">): sabes que "Pensionado" es el 82% de la cartera, "Conservador" el 10% y "Juvenil" el </w:t>
       </w:r>
       <w:r>
         <w:rPr>
@@ -1548,50 +4409,60 @@
           <w:bCs/>
           <w:color w:val="000000" w:themeColor="text1"/>
         </w:rPr>
-        <w:t xml:space="preserve">Este KPI va a permitir </w:t>
-      </w:r>
-      <w:r>
+        <w:t>Este KPI va a permitir decidir qué estrategia comercial aplicar a cada uno</w:t>
+      </w:r>
+      <w:r>
+        <w:rPr>
+          <w:rFonts w:cs="Courier New"/>
+          <w:color w:val="000000" w:themeColor="text1"/>
+        </w:rPr>
+        <w:t xml:space="preserve"> (por ejemplo, si "Juvenil" tiene poco patrimonio pero buena propensión de vinculación, es candidato a campañas de captación/</w:t>
+      </w:r>
+      <w:proofErr w:type="spellStart"/>
+      <w:r>
+        <w:rPr>
+          <w:rFonts w:cs="Courier New"/>
+          <w:color w:val="000000" w:themeColor="text1"/>
+        </w:rPr>
+        <w:t>cross-sell</w:t>
+      </w:r>
+      <w:proofErr w:type="spellEnd"/>
+      <w:r>
+        <w:rPr>
+          <w:rFonts w:cs="Courier New"/>
+          <w:color w:val="000000" w:themeColor="text1"/>
+        </w:rPr>
+        <w:t xml:space="preserve">; si "Pensionado" concentra el margen, es candidato a estrategias de retención), o en su defecto </w:t>
+      </w:r>
+      <w:r>
+        <w:rPr>
+          <w:rFonts w:cs="Courier New"/>
+          <w:color w:val="000000" w:themeColor="text1"/>
+        </w:rPr>
+        <w:t xml:space="preserve">incentivarlo a un plan de inversión </w:t>
+      </w:r>
+    </w:p>
+    <w:p>
+      <w:pPr>
+        <w:ind w:left="360"/>
+        <w:jc w:val="both"/>
         <w:rPr>
           <w:rFonts w:cs="Courier New"/>
           <w:b/>
           <w:bCs/>
           <w:color w:val="000000" w:themeColor="text1"/>
         </w:rPr>
-        <w:t>decidir qué estrategia comercial aplicar a cada uno</w:t>
-      </w:r>
-      <w:r>
-        <w:rPr>
-          <w:rFonts w:cs="Courier New"/>
-          <w:color w:val="000000" w:themeColor="text1"/>
-        </w:rPr>
-        <w:t xml:space="preserve"> (por ejemplo, si "Juvenil" tiene poco patrimonio pero buena propensión de vinculación, es candidato a campañas de captación/cross-sell; si "Pensionado" concentra el margen, es candidato a estrategias de retención)</w:t>
-      </w:r>
-      <w:r>
-        <w:rPr>
-          <w:rFonts w:cs="Courier New"/>
-          <w:color w:val="000000" w:themeColor="text1"/>
-        </w:rPr>
-        <w:t xml:space="preserve">, o en su defecto </w:t>
-      </w:r>
-      <w:r>
-        <w:rPr>
-          <w:rFonts w:cs="Courier New"/>
-          <w:color w:val="000000" w:themeColor="text1"/>
-        </w:rPr>
-        <w:t xml:space="preserve">incentivarlo a un plan de inversión </w:t>
-      </w:r>
-    </w:p>
-    <w:p>
-      <w:pPr>
-        <w:ind w:left="360"/>
-        <w:jc w:val="both"/>
+      </w:pPr>
+      <w:r>
         <w:rPr>
           <w:rFonts w:cs="Courier New"/>
           <w:b/>
           <w:bCs/>
           <w:color w:val="000000" w:themeColor="text1"/>
         </w:rPr>
-      </w:pPr>
+        <w:tab/>
+        <w:t xml:space="preserve">Juvenil </w:t>
+      </w:r>
       <w:r>
         <w:rPr>
           <w:rFonts w:cs="Courier New"/>
@@ -1599,8 +4470,7 @@
           <w:bCs/>
           <w:color w:val="000000" w:themeColor="text1"/>
         </w:rPr>
-        <w:tab/>
-        <w:t xml:space="preserve">Juvenil </w:t>
+        <w:t>Inversión</w:t>
       </w:r>
       <w:r>
         <w:rPr>
@@ -1609,7 +4479,7 @@
           <w:bCs/>
           <w:color w:val="000000" w:themeColor="text1"/>
         </w:rPr>
-        <w:t>Inversión</w:t>
+        <w:t xml:space="preserve"> </w:t>
       </w:r>
       <w:r>
         <w:rPr>
@@ -1618,29 +4488,29 @@
           <w:bCs/>
           <w:color w:val="000000" w:themeColor="text1"/>
         </w:rPr>
-        <w:t xml:space="preserve"> </w:t>
-      </w:r>
-      <w:r>
+        <w:t>por estudios</w:t>
+      </w:r>
+    </w:p>
+    <w:p>
+      <w:pPr>
+        <w:ind w:left="360" w:firstLine="348"/>
+        <w:jc w:val="both"/>
         <w:rPr>
           <w:rFonts w:cs="Courier New"/>
           <w:b/>
           <w:bCs/>
           <w:color w:val="000000" w:themeColor="text1"/>
         </w:rPr>
-        <w:t>por estudios</w:t>
-      </w:r>
-    </w:p>
-    <w:p>
-      <w:pPr>
-        <w:ind w:left="360" w:firstLine="348"/>
-        <w:jc w:val="both"/>
+      </w:pPr>
+      <w:r>
         <w:rPr>
           <w:rFonts w:cs="Courier New"/>
           <w:b/>
           <w:bCs/>
           <w:color w:val="000000" w:themeColor="text1"/>
         </w:rPr>
-      </w:pPr>
+        <w:t xml:space="preserve">Conservadores: </w:t>
+      </w:r>
       <w:r>
         <w:rPr>
           <w:rFonts w:cs="Courier New"/>
@@ -1648,7 +4518,7 @@
           <w:bCs/>
           <w:color w:val="000000" w:themeColor="text1"/>
         </w:rPr>
-        <w:t xml:space="preserve">Conservadores: </w:t>
+        <w:t>Inversión</w:t>
       </w:r>
       <w:r>
         <w:rPr>
@@ -1657,29 +4527,29 @@
           <w:bCs/>
           <w:color w:val="000000" w:themeColor="text1"/>
         </w:rPr>
-        <w:t>Inversión</w:t>
-      </w:r>
-      <w:r>
+        <w:t xml:space="preserve"> para su Primera vivienda</w:t>
+      </w:r>
+    </w:p>
+    <w:p>
+      <w:pPr>
+        <w:ind w:left="360" w:firstLine="348"/>
+        <w:jc w:val="both"/>
         <w:rPr>
           <w:rFonts w:cs="Courier New"/>
           <w:b/>
           <w:bCs/>
           <w:color w:val="000000" w:themeColor="text1"/>
         </w:rPr>
-        <w:t xml:space="preserve"> para su Primera vivienda</w:t>
-      </w:r>
-    </w:p>
-    <w:p>
-      <w:pPr>
-        <w:ind w:left="360" w:firstLine="348"/>
-        <w:jc w:val="both"/>
+      </w:pPr>
+      <w:r>
         <w:rPr>
           <w:rFonts w:cs="Courier New"/>
           <w:b/>
           <w:bCs/>
           <w:color w:val="000000" w:themeColor="text1"/>
         </w:rPr>
-      </w:pPr>
+        <w:t xml:space="preserve">Pensionados, </w:t>
+      </w:r>
       <w:r>
         <w:rPr>
           <w:rFonts w:cs="Courier New"/>
@@ -1687,7 +4557,7 @@
           <w:bCs/>
           <w:color w:val="000000" w:themeColor="text1"/>
         </w:rPr>
-        <w:t xml:space="preserve">Pensionados, </w:t>
+        <w:t>Inversión</w:t>
       </w:r>
       <w:r>
         <w:rPr>
@@ -1696,7 +4566,7 @@
           <w:bCs/>
           <w:color w:val="000000" w:themeColor="text1"/>
         </w:rPr>
-        <w:t>Inversión</w:t>
+        <w:t xml:space="preserve"> para su </w:t>
       </w:r>
       <w:r>
         <w:rPr>
@@ -1705,17 +4575,20 @@
           <w:bCs/>
           <w:color w:val="000000" w:themeColor="text1"/>
         </w:rPr>
-        <w:t xml:space="preserve"> para su </w:t>
-      </w:r>
-      <w:r>
+        <w:t>jubilación</w:t>
+      </w:r>
+    </w:p>
+    <w:p>
+      <w:pPr>
+        <w:ind w:left="360" w:firstLine="348"/>
+        <w:jc w:val="both"/>
         <w:rPr>
           <w:rFonts w:cs="Courier New"/>
           <w:b/>
           <w:bCs/>
           <w:color w:val="000000" w:themeColor="text1"/>
         </w:rPr>
-        <w:t>jubilación</w:t>
-      </w:r>
+      </w:pPr>
     </w:p>
     <w:p>
       <w:pPr>
@@ -1728,19 +4601,31 @@
           <w:color w:val="000000" w:themeColor="text1"/>
         </w:rPr>
       </w:pPr>
-      <w:r>
+    </w:p>
+    <w:p>
+      <w:pPr>
+        <w:ind w:left="360" w:firstLine="348"/>
+        <w:jc w:val="both"/>
         <w:rPr>
           <w:rFonts w:cs="Courier New"/>
           <w:b/>
           <w:bCs/>
           <w:color w:val="000000" w:themeColor="text1"/>
         </w:rPr>
+      </w:pPr>
+      <w:r>
+        <w:rPr>
+          <w:rFonts w:cs="Courier New"/>
+          <w:b/>
+          <w:bCs/>
+          <w:color w:val="000000" w:themeColor="text1"/>
+        </w:rPr>
         <w:lastRenderedPageBreak/>
         <w:drawing>
-          <wp:inline distT="0" distB="0" distL="0" distR="0" wp14:anchorId="2E2BE44C" wp14:editId="521BC536">
-            <wp:extent cx="5612130" cy="2703195"/>
-            <wp:effectExtent l="0" t="0" r="7620" b="1905"/>
-            <wp:docPr id="1990837132" name="Imagen 1"/>
+          <wp:inline distT="0" distB="0" distL="0" distR="0" wp14:anchorId="215E2BEA" wp14:editId="5759C133">
+            <wp:extent cx="5694016" cy="679700"/>
+            <wp:effectExtent l="0" t="0" r="2540" b="6350"/>
+            <wp:docPr id="1826638605" name="Imagen 1"/>
             <wp:cNvGraphicFramePr>
               <a:graphicFrameLocks xmlns:a="http://schemas.openxmlformats.org/drawingml/2006/main" noChangeAspect="1"/>
             </wp:cNvGraphicFramePr>
@@ -1748,11 +4633,11 @@
               <a:graphicData uri="http://schemas.openxmlformats.org/drawingml/2006/picture">
                 <pic:pic xmlns:pic="http://schemas.openxmlformats.org/drawingml/2006/picture">
                   <pic:nvPicPr>
-                    <pic:cNvPr id="1990837132" name=""/>
+                    <pic:cNvPr id="1826638605" name=""/>
                     <pic:cNvPicPr/>
                   </pic:nvPicPr>
                   <pic:blipFill>
-                    <a:blip r:embed="rId10"/>
+                    <a:blip r:embed="rId11"/>
                     <a:stretch>
                       <a:fillRect/>
                     </a:stretch>
@@ -1760,7 +4645,7 @@
                   <pic:spPr>
                     <a:xfrm>
                       <a:off x="0" y="0"/>
-                      <a:ext cx="5612130" cy="2703195"/>
+                      <a:ext cx="5725149" cy="683416"/>
                     </a:xfrm>
                     <a:prstGeom prst="rect">
                       <a:avLst/>
@@ -1773,8 +4658,771 @@
         </w:drawing>
       </w:r>
     </w:p>
+    <w:p>
+      <w:pPr>
+        <w:ind w:left="360" w:firstLine="348"/>
+        <w:jc w:val="both"/>
+        <w:rPr>
+          <w:rFonts w:cs="Courier New"/>
+          <w:b/>
+          <w:bCs/>
+          <w:color w:val="000000" w:themeColor="text1"/>
+        </w:rPr>
+      </w:pPr>
+    </w:p>
+    <w:p>
+      <w:pPr>
+        <w:pStyle w:val="Prrafodelista"/>
+        <w:numPr>
+          <w:ilvl w:val="0"/>
+          <w:numId w:val="1"/>
+        </w:numPr>
+        <w:jc w:val="both"/>
+        <w:rPr>
+          <w:rFonts w:cs="Courier New"/>
+          <w:b/>
+          <w:bCs/>
+        </w:rPr>
+      </w:pPr>
+      <w:r>
+        <w:rPr>
+          <w:rFonts w:cs="Courier New"/>
+          <w:b/>
+          <w:bCs/>
+        </w:rPr>
+        <w:t>KPI_PENETRACION_PRODUCTO</w:t>
+      </w:r>
+    </w:p>
+    <w:p>
+      <w:pPr>
+        <w:ind w:left="360"/>
+        <w:jc w:val="both"/>
+        <w:rPr>
+          <w:rFonts w:cs="Courier New"/>
+          <w:color w:val="000000" w:themeColor="text1"/>
+        </w:rPr>
+      </w:pPr>
+      <w:r>
+        <w:rPr>
+          <w:rFonts w:cs="Courier New"/>
+          <w:color w:val="000000" w:themeColor="text1"/>
+        </w:rPr>
+        <w:t>El objetivo de este KPI es m</w:t>
+      </w:r>
+      <w:r>
+        <w:rPr>
+          <w:rFonts w:cs="Courier New"/>
+          <w:color w:val="000000" w:themeColor="text1"/>
+        </w:rPr>
+        <w:t xml:space="preserve">edir el grado de adopción de cada uno de los 45 </w:t>
+      </w:r>
+      <w:r>
+        <w:rPr>
+          <w:rFonts w:cs="Courier New"/>
+          <w:color w:val="000000" w:themeColor="text1"/>
+        </w:rPr>
+        <w:t xml:space="preserve"> </w:t>
+      </w:r>
+      <w:r>
+        <w:rPr>
+          <w:rFonts w:cs="Courier New"/>
+          <w:color w:val="000000" w:themeColor="text1"/>
+        </w:rPr>
+        <w:t>productos del banco sobre el total de la base de clientes, para identificar qué productos están fuertemente distribuidos y cuáles representan oportunidades de crecimiento comercial.</w:t>
+      </w:r>
+    </w:p>
+    <w:p>
+      <w:pPr>
+        <w:ind w:left="360"/>
+        <w:jc w:val="both"/>
+        <w:rPr>
+          <w:rFonts w:cs="Courier New"/>
+          <w:color w:val="000000" w:themeColor="text1"/>
+        </w:rPr>
+      </w:pPr>
+      <w:r>
+        <w:rPr>
+          <w:rFonts w:cs="Courier New"/>
+          <w:color w:val="000000" w:themeColor="text1"/>
+        </w:rPr>
+        <w:t xml:space="preserve">Cuantificar el alcance de cada producto — </w:t>
+      </w:r>
+      <w:proofErr w:type="spellStart"/>
+      <w:r>
+        <w:rPr>
+          <w:rFonts w:cs="Courier New"/>
+          <w:color w:val="000000" w:themeColor="text1"/>
+        </w:rPr>
+        <w:t>clientes_con_producto</w:t>
+      </w:r>
+      <w:proofErr w:type="spellEnd"/>
+      <w:r>
+        <w:rPr>
+          <w:rFonts w:cs="Courier New"/>
+          <w:color w:val="000000" w:themeColor="text1"/>
+        </w:rPr>
+        <w:t xml:space="preserve">: cuántos clientes tienen contratado cada producto en el </w:t>
+      </w:r>
+      <w:proofErr w:type="spellStart"/>
+      <w:r>
+        <w:rPr>
+          <w:rFonts w:cs="Courier New"/>
+          <w:color w:val="000000" w:themeColor="text1"/>
+        </w:rPr>
+        <w:t>snapshot</w:t>
+      </w:r>
+      <w:proofErr w:type="spellEnd"/>
+      <w:r>
+        <w:rPr>
+          <w:rFonts w:cs="Courier New"/>
+          <w:color w:val="000000" w:themeColor="text1"/>
+        </w:rPr>
+        <w:t xml:space="preserve"> más reciente (se apoya en </w:t>
+      </w:r>
+      <w:proofErr w:type="spellStart"/>
+      <w:r>
+        <w:rPr>
+          <w:rFonts w:cs="Courier New"/>
+          <w:color w:val="000000" w:themeColor="text1"/>
+        </w:rPr>
+        <w:t>hechos.fact_producto</w:t>
+      </w:r>
+      <w:proofErr w:type="spellEnd"/>
+      <w:r>
+        <w:rPr>
+          <w:rFonts w:cs="Courier New"/>
+          <w:color w:val="000000" w:themeColor="text1"/>
+        </w:rPr>
+        <w:t xml:space="preserve">. </w:t>
+      </w:r>
+      <w:r>
+        <w:rPr>
+          <w:rFonts w:cs="Courier New"/>
+          <w:color w:val="000000" w:themeColor="text1"/>
+        </w:rPr>
+        <w:t xml:space="preserve">Normalizar ese alcance como tasa comparable — </w:t>
+      </w:r>
+      <w:proofErr w:type="spellStart"/>
+      <w:r>
+        <w:rPr>
+          <w:rFonts w:cs="Courier New"/>
+          <w:color w:val="000000" w:themeColor="text1"/>
+        </w:rPr>
+        <w:t>pct_penetracion</w:t>
+      </w:r>
+      <w:proofErr w:type="spellEnd"/>
+      <w:r>
+        <w:rPr>
+          <w:rFonts w:cs="Courier New"/>
+          <w:color w:val="000000" w:themeColor="text1"/>
+        </w:rPr>
+        <w:t>: % de clientes con el producto sobre el total de la cartera (</w:t>
+      </w:r>
+      <w:proofErr w:type="spellStart"/>
+      <w:r>
+        <w:rPr>
+          <w:rFonts w:cs="Courier New"/>
+          <w:color w:val="000000" w:themeColor="text1"/>
+        </w:rPr>
+        <w:t>clientes_con_producto</w:t>
+      </w:r>
+      <w:proofErr w:type="spellEnd"/>
+      <w:r>
+        <w:rPr>
+          <w:rFonts w:cs="Courier New"/>
+          <w:color w:val="000000" w:themeColor="text1"/>
+        </w:rPr>
+        <w:t xml:space="preserve"> / </w:t>
+      </w:r>
+      <w:proofErr w:type="spellStart"/>
+      <w:r>
+        <w:rPr>
+          <w:rFonts w:cs="Courier New"/>
+          <w:color w:val="000000" w:themeColor="text1"/>
+        </w:rPr>
+        <w:t>total_clientes</w:t>
+      </w:r>
+      <w:proofErr w:type="spellEnd"/>
+      <w:r>
+        <w:rPr>
+          <w:rFonts w:cs="Courier New"/>
+          <w:color w:val="000000" w:themeColor="text1"/>
+        </w:rPr>
+        <w:t xml:space="preserve"> × 100), lo que permite comparar productos entre sí sin sesgo por el tamaño total de la cartera.</w:t>
+      </w:r>
+    </w:p>
+    <w:p>
+      <w:pPr>
+        <w:ind w:left="360"/>
+        <w:jc w:val="both"/>
+        <w:rPr>
+          <w:rFonts w:cs="Courier New"/>
+          <w:color w:val="000000" w:themeColor="text1"/>
+        </w:rPr>
+      </w:pPr>
+      <w:r>
+        <w:rPr>
+          <w:rFonts w:cs="Courier New"/>
+          <w:color w:val="000000" w:themeColor="text1"/>
+        </w:rPr>
+        <w:t xml:space="preserve">Agrupar por categoría de negocio — </w:t>
+      </w:r>
+      <w:proofErr w:type="spellStart"/>
+      <w:r>
+        <w:rPr>
+          <w:rFonts w:cs="Courier New"/>
+          <w:color w:val="000000" w:themeColor="text1"/>
+        </w:rPr>
+        <w:t>categoria</w:t>
+      </w:r>
+      <w:proofErr w:type="spellEnd"/>
+      <w:r>
+        <w:rPr>
+          <w:rFonts w:cs="Courier New"/>
+          <w:color w:val="000000" w:themeColor="text1"/>
+        </w:rPr>
+        <w:t xml:space="preserve"> (Cuentas, Tarjetas, </w:t>
+      </w:r>
+      <w:proofErr w:type="spellStart"/>
+      <w:r>
+        <w:rPr>
+          <w:rFonts w:cs="Courier New"/>
+          <w:color w:val="000000" w:themeColor="text1"/>
+        </w:rPr>
+        <w:t>Inversion_Ahorro</w:t>
+      </w:r>
+      <w:proofErr w:type="spellEnd"/>
+      <w:r>
+        <w:rPr>
+          <w:rFonts w:cs="Courier New"/>
+          <w:color w:val="000000" w:themeColor="text1"/>
+        </w:rPr>
+        <w:t xml:space="preserve">, </w:t>
+      </w:r>
+      <w:proofErr w:type="spellStart"/>
+      <w:r>
+        <w:rPr>
+          <w:rFonts w:cs="Courier New"/>
+          <w:color w:val="000000" w:themeColor="text1"/>
+        </w:rPr>
+        <w:t>Financiacion</w:t>
+      </w:r>
+      <w:proofErr w:type="spellEnd"/>
+      <w:r>
+        <w:rPr>
+          <w:rFonts w:cs="Courier New"/>
+          <w:color w:val="000000" w:themeColor="text1"/>
+        </w:rPr>
+        <w:t>, Otros): permite analizar la penetración no solo producto a producto, sino a nivel de línea de negocio.</w:t>
+      </w:r>
+    </w:p>
+    <w:p>
+      <w:pPr>
+        <w:ind w:firstLine="360"/>
+        <w:jc w:val="both"/>
+        <w:rPr>
+          <w:rFonts w:cs="Courier New"/>
+          <w:color w:val="000000" w:themeColor="text1"/>
+        </w:rPr>
+      </w:pPr>
+      <w:r>
+        <w:rPr>
+          <w:rFonts w:cs="Courier New"/>
+          <w:color w:val="000000" w:themeColor="text1"/>
+        </w:rPr>
+        <w:t>Para qué sirve en la práctica (aplicaciones de negocio):</w:t>
+      </w:r>
+    </w:p>
+    <w:p>
+      <w:pPr>
+        <w:pStyle w:val="Prrafodelista"/>
+        <w:numPr>
+          <w:ilvl w:val="0"/>
+          <w:numId w:val="11"/>
+        </w:numPr>
+        <w:jc w:val="both"/>
+        <w:rPr>
+          <w:rFonts w:cs="Courier New"/>
+          <w:color w:val="000000" w:themeColor="text1"/>
+        </w:rPr>
+      </w:pPr>
+      <w:r>
+        <w:rPr>
+          <w:rFonts w:cs="Courier New"/>
+          <w:color w:val="000000" w:themeColor="text1"/>
+        </w:rPr>
+        <w:t>Detectar productos con baja penetración pero alto potencial → candidatos a campañas de venta cruzada (</w:t>
+      </w:r>
+      <w:proofErr w:type="spellStart"/>
+      <w:r>
+        <w:rPr>
+          <w:rFonts w:cs="Courier New"/>
+          <w:color w:val="000000" w:themeColor="text1"/>
+        </w:rPr>
+        <w:t>cross-selling</w:t>
+      </w:r>
+      <w:proofErr w:type="spellEnd"/>
+      <w:r>
+        <w:rPr>
+          <w:rFonts w:cs="Courier New"/>
+          <w:color w:val="000000" w:themeColor="text1"/>
+        </w:rPr>
+        <w:t>).</w:t>
+      </w:r>
+    </w:p>
+    <w:p>
+      <w:pPr>
+        <w:pStyle w:val="Prrafodelista"/>
+        <w:numPr>
+          <w:ilvl w:val="0"/>
+          <w:numId w:val="11"/>
+        </w:numPr>
+        <w:jc w:val="both"/>
+        <w:rPr>
+          <w:rFonts w:cs="Courier New"/>
+          <w:color w:val="000000" w:themeColor="text1"/>
+        </w:rPr>
+      </w:pPr>
+      <w:r>
+        <w:rPr>
+          <w:rFonts w:cs="Courier New"/>
+          <w:color w:val="000000" w:themeColor="text1"/>
+        </w:rPr>
+        <w:t xml:space="preserve">Identificar productos ya masificados (como </w:t>
+      </w:r>
+      <w:proofErr w:type="spellStart"/>
+      <w:r>
+        <w:rPr>
+          <w:rFonts w:cs="Courier New"/>
+          <w:color w:val="000000" w:themeColor="text1"/>
+        </w:rPr>
+        <w:t>ind_cuentaexpansion</w:t>
+      </w:r>
+      <w:proofErr w:type="spellEnd"/>
+      <w:r>
+        <w:rPr>
+          <w:rFonts w:cs="Courier New"/>
+          <w:color w:val="000000" w:themeColor="text1"/>
+        </w:rPr>
+        <w:t>, con ~34.9% de penetración en tu captura) que actúan como producto ancla de la relación con el cliente.</w:t>
+      </w:r>
+    </w:p>
+    <w:p>
+      <w:pPr>
+        <w:pStyle w:val="Prrafodelista"/>
+        <w:numPr>
+          <w:ilvl w:val="0"/>
+          <w:numId w:val="11"/>
+        </w:numPr>
+        <w:jc w:val="both"/>
+        <w:rPr>
+          <w:rFonts w:cs="Courier New"/>
+          <w:color w:val="000000" w:themeColor="text1"/>
+        </w:rPr>
+      </w:pPr>
+      <w:r>
+        <w:rPr>
+          <w:rFonts w:cs="Courier New"/>
+          <w:color w:val="000000" w:themeColor="text1"/>
+        </w:rPr>
+        <w:t>Comparar categorías completas (p. ej. Tarjetas vs. Inversión/Ahorro) para orientar la estrategia comercial por línea de producto.</w:t>
+      </w:r>
+    </w:p>
+    <w:p>
+      <w:pPr>
+        <w:jc w:val="both"/>
+        <w:rPr>
+          <w:rFonts w:cs="Courier New"/>
+          <w:color w:val="000000" w:themeColor="text1"/>
+        </w:rPr>
+      </w:pPr>
+    </w:p>
+    <w:p>
+      <w:pPr>
+        <w:pStyle w:val="Prrafodelista"/>
+        <w:jc w:val="both"/>
+        <w:rPr>
+          <w:rFonts w:cs="Courier New"/>
+          <w:b/>
+          <w:bCs/>
+        </w:rPr>
+      </w:pPr>
+    </w:p>
+    <w:p>
+      <w:pPr>
+        <w:pStyle w:val="Prrafodelista"/>
+        <w:jc w:val="both"/>
+        <w:rPr>
+          <w:rFonts w:cs="Courier New"/>
+          <w:b/>
+          <w:bCs/>
+        </w:rPr>
+      </w:pPr>
+      <w:r>
+        <w:rPr>
+          <w:rFonts w:cs="Courier New"/>
+          <w:b/>
+          <w:bCs/>
+        </w:rPr>
+        <w:lastRenderedPageBreak/>
+        <w:drawing>
+          <wp:inline distT="0" distB="0" distL="0" distR="0" wp14:anchorId="2FCD55CD" wp14:editId="0A650FBC">
+            <wp:extent cx="5612130" cy="2516505"/>
+            <wp:effectExtent l="0" t="0" r="7620" b="0"/>
+            <wp:docPr id="712665998" name="Imagen 1"/>
+            <wp:cNvGraphicFramePr>
+              <a:graphicFrameLocks xmlns:a="http://schemas.openxmlformats.org/drawingml/2006/main" noChangeAspect="1"/>
+            </wp:cNvGraphicFramePr>
+            <a:graphic xmlns:a="http://schemas.openxmlformats.org/drawingml/2006/main">
+              <a:graphicData uri="http://schemas.openxmlformats.org/drawingml/2006/picture">
+                <pic:pic xmlns:pic="http://schemas.openxmlformats.org/drawingml/2006/picture">
+                  <pic:nvPicPr>
+                    <pic:cNvPr id="712665998" name=""/>
+                    <pic:cNvPicPr/>
+                  </pic:nvPicPr>
+                  <pic:blipFill>
+                    <a:blip r:embed="rId12"/>
+                    <a:stretch>
+                      <a:fillRect/>
+                    </a:stretch>
+                  </pic:blipFill>
+                  <pic:spPr>
+                    <a:xfrm>
+                      <a:off x="0" y="0"/>
+                      <a:ext cx="5612130" cy="2516505"/>
+                    </a:xfrm>
+                    <a:prstGeom prst="rect">
+                      <a:avLst/>
+                    </a:prstGeom>
+                  </pic:spPr>
+                </pic:pic>
+              </a:graphicData>
+            </a:graphic>
+          </wp:inline>
+        </w:drawing>
+      </w:r>
+    </w:p>
+    <w:p>
+      <w:pPr>
+        <w:pStyle w:val="Prrafodelista"/>
+        <w:numPr>
+          <w:ilvl w:val="0"/>
+          <w:numId w:val="1"/>
+        </w:numPr>
+        <w:jc w:val="both"/>
+        <w:rPr>
+          <w:rFonts w:cs="Courier New"/>
+          <w:b/>
+          <w:bCs/>
+        </w:rPr>
+      </w:pPr>
+      <w:r>
+        <w:rPr>
+          <w:rFonts w:cs="Courier New"/>
+          <w:b/>
+          <w:bCs/>
+        </w:rPr>
+        <w:t>VW_</w:t>
+      </w:r>
+      <w:r>
+        <w:rPr>
+          <w:rFonts w:ascii="Segoe UI" w:hAnsi="Segoe UI" w:cs="Segoe UI"/>
+          <w:color w:val="424242"/>
+          <w:sz w:val="21"/>
+          <w:szCs w:val="21"/>
+          <w:shd w:val="clear" w:color="auto" w:fill="FFFFFF"/>
+        </w:rPr>
+        <w:t xml:space="preserve"> </w:t>
+      </w:r>
+      <w:r>
+        <w:rPr>
+          <w:rFonts w:cs="Courier New"/>
+          <w:b/>
+          <w:bCs/>
+        </w:rPr>
+        <w:t>KPI_POR_PROVINCIA</w:t>
+      </w:r>
+    </w:p>
+    <w:p>
+      <w:pPr>
+        <w:pStyle w:val="Prrafodelista"/>
+        <w:ind w:left="1080"/>
+        <w:jc w:val="both"/>
+        <w:rPr>
+          <w:rFonts w:cs="Courier New"/>
+          <w:color w:val="000000" w:themeColor="text1"/>
+        </w:rPr>
+      </w:pPr>
+      <w:r>
+        <w:rPr>
+          <w:rFonts w:cs="Courier New"/>
+          <w:color w:val="000000" w:themeColor="text1"/>
+        </w:rPr>
+        <w:t>Segmentar y comparar la cartera de clientes por provincia de residencia</w:t>
+      </w:r>
+      <w:r>
+        <w:rPr>
+          <w:rFonts w:cs="Courier New"/>
+          <w:color w:val="000000" w:themeColor="text1"/>
+        </w:rPr>
+        <w:t xml:space="preserve">, esto nos va a permitir </w:t>
+      </w:r>
+      <w:proofErr w:type="spellStart"/>
+      <w:r>
+        <w:rPr>
+          <w:rFonts w:cs="Courier New"/>
+          <w:color w:val="000000" w:themeColor="text1"/>
+        </w:rPr>
+        <w:t>identicar</w:t>
+      </w:r>
+      <w:proofErr w:type="spellEnd"/>
+      <w:r>
+        <w:rPr>
+          <w:rFonts w:cs="Courier New"/>
+          <w:color w:val="000000" w:themeColor="text1"/>
+        </w:rPr>
+        <w:t xml:space="preserve"> </w:t>
+      </w:r>
+      <w:r>
+        <w:rPr>
+          <w:rFonts w:cs="Courier New"/>
+          <w:color w:val="000000" w:themeColor="text1"/>
+        </w:rPr>
+        <w:t xml:space="preserve"> en que provincia hay más personas </w:t>
+      </w:r>
+    </w:p>
+    <w:p>
+      <w:pPr>
+        <w:pStyle w:val="Prrafodelista"/>
+        <w:numPr>
+          <w:ilvl w:val="0"/>
+          <w:numId w:val="1"/>
+        </w:numPr>
+        <w:jc w:val="both"/>
+        <w:rPr>
+          <w:rFonts w:cs="Courier New"/>
+          <w:b/>
+          <w:bCs/>
+        </w:rPr>
+      </w:pPr>
+      <w:r>
+        <w:rPr>
+          <w:rFonts w:cs="Courier New"/>
+          <w:b/>
+          <w:bCs/>
+        </w:rPr>
+        <w:t>VW_TOP_CLIENTES_PATRIMONIO</w:t>
+      </w:r>
+    </w:p>
+    <w:p>
+      <w:pPr>
+        <w:pStyle w:val="Prrafodelista"/>
+        <w:jc w:val="both"/>
+        <w:rPr>
+          <w:rFonts w:cs="Courier New"/>
+          <w:color w:val="000000" w:themeColor="text1"/>
+        </w:rPr>
+      </w:pPr>
+      <w:r>
+        <w:rPr>
+          <w:rFonts w:cs="Courier New"/>
+          <w:color w:val="000000" w:themeColor="text1"/>
+        </w:rPr>
+        <w:t>Identificar y listar a los 100 clientes con mayor patrimonio de toda la cartera, con su contexto de segmento, renta y ubicación, para su revisión manual por parte de gestores comerciales o de banca privada.</w:t>
+      </w:r>
+    </w:p>
+    <w:p>
+      <w:pPr>
+        <w:pStyle w:val="Prrafodelista"/>
+        <w:jc w:val="both"/>
+        <w:rPr>
+          <w:rFonts w:cs="Courier New"/>
+          <w:color w:val="000000" w:themeColor="text1"/>
+        </w:rPr>
+      </w:pPr>
+      <w:r>
+        <w:rPr>
+          <w:rFonts w:cs="Courier New"/>
+          <w:b/>
+          <w:bCs/>
+          <w:color w:val="000000" w:themeColor="text1"/>
+        </w:rPr>
+        <w:t>Para qué sirve en la práctica:</w:t>
+      </w:r>
+    </w:p>
+    <w:p>
+      <w:pPr>
+        <w:pStyle w:val="Prrafodelista"/>
+        <w:numPr>
+          <w:ilvl w:val="0"/>
+          <w:numId w:val="12"/>
+        </w:numPr>
+        <w:jc w:val="both"/>
+        <w:rPr>
+          <w:rFonts w:cs="Courier New"/>
+          <w:color w:val="000000" w:themeColor="text1"/>
+        </w:rPr>
+      </w:pPr>
+      <w:r>
+        <w:rPr>
+          <w:rFonts w:cs="Courier New"/>
+          <w:color w:val="000000" w:themeColor="text1"/>
+        </w:rPr>
+        <w:t>Priorizar la atención comercial sobre la cartera de mayor valor (clientes VIP / banca privada).</w:t>
+      </w:r>
+    </w:p>
+    <w:p>
+      <w:pPr>
+        <w:pStyle w:val="Prrafodelista"/>
+        <w:numPr>
+          <w:ilvl w:val="0"/>
+          <w:numId w:val="12"/>
+        </w:numPr>
+        <w:jc w:val="both"/>
+        <w:rPr>
+          <w:rFonts w:cs="Courier New"/>
+          <w:color w:val="000000" w:themeColor="text1"/>
+        </w:rPr>
+      </w:pPr>
+      <w:r>
+        <w:rPr>
+          <w:rFonts w:cs="Courier New"/>
+          <w:color w:val="000000" w:themeColor="text1"/>
+        </w:rPr>
+        <w:t xml:space="preserve">Detectar </w:t>
+      </w:r>
+      <w:r>
+        <w:rPr>
+          <w:rFonts w:cs="Courier New"/>
+          <w:b/>
+          <w:bCs/>
+          <w:color w:val="000000" w:themeColor="text1"/>
+        </w:rPr>
+        <w:t>fuga de margen</w:t>
+      </w:r>
+      <w:r>
+        <w:rPr>
+          <w:rFonts w:cs="Courier New"/>
+          <w:color w:val="000000" w:themeColor="text1"/>
+        </w:rPr>
+        <w:t xml:space="preserve">: clientes con patrimonio alto pero </w:t>
+      </w:r>
+      <w:proofErr w:type="spellStart"/>
+      <w:r>
+        <w:rPr>
+          <w:rFonts w:cs="Courier New"/>
+          <w:color w:val="000000" w:themeColor="text1"/>
+        </w:rPr>
+        <w:t>margen_comercial</w:t>
+      </w:r>
+      <w:proofErr w:type="spellEnd"/>
+      <w:r>
+        <w:rPr>
+          <w:rFonts w:cs="Courier New"/>
+          <w:color w:val="000000" w:themeColor="text1"/>
+        </w:rPr>
+        <w:t xml:space="preserve"> bajo o negativo — son clientes valiosos que el banco está monetizando mal.</w:t>
+      </w:r>
+    </w:p>
+    <w:p>
+      <w:pPr>
+        <w:pStyle w:val="Prrafodelista"/>
+        <w:numPr>
+          <w:ilvl w:val="0"/>
+          <w:numId w:val="12"/>
+        </w:numPr>
+        <w:jc w:val="both"/>
+        <w:rPr>
+          <w:rFonts w:cs="Courier New"/>
+          <w:color w:val="000000" w:themeColor="text1"/>
+        </w:rPr>
+      </w:pPr>
+      <w:r>
+        <w:rPr>
+          <w:rFonts w:cs="Courier New"/>
+          <w:color w:val="000000" w:themeColor="text1"/>
+        </w:rPr>
+        <w:t>Servir de lista de trabajo directa para campañas de fidelización o revisión de riesgo concentrado en pocos clientes.</w:t>
+      </w:r>
+    </w:p>
+    <w:p>
+      <w:pPr>
+        <w:pStyle w:val="Prrafodelista"/>
+        <w:jc w:val="both"/>
+        <w:rPr>
+          <w:rFonts w:cs="Courier New"/>
+          <w:color w:val="000000" w:themeColor="text1"/>
+        </w:rPr>
+      </w:pPr>
+    </w:p>
+    <w:p>
+      <w:pPr>
+        <w:pStyle w:val="Prrafodelista"/>
+        <w:jc w:val="both"/>
+        <w:rPr>
+          <w:rFonts w:cs="Courier New"/>
+          <w:b/>
+          <w:bCs/>
+        </w:rPr>
+      </w:pPr>
+      <w:r>
+        <w:rPr>
+          <w:rFonts w:cs="Courier New"/>
+          <w:b/>
+          <w:bCs/>
+        </w:rPr>
+        <w:lastRenderedPageBreak/>
+        <w:drawing>
+          <wp:inline distT="0" distB="0" distL="0" distR="0" wp14:anchorId="25782D30" wp14:editId="383AB037">
+            <wp:extent cx="5612130" cy="2546985"/>
+            <wp:effectExtent l="0" t="0" r="7620" b="5715"/>
+            <wp:docPr id="684069612" name="Imagen 1"/>
+            <wp:cNvGraphicFramePr>
+              <a:graphicFrameLocks xmlns:a="http://schemas.openxmlformats.org/drawingml/2006/main" noChangeAspect="1"/>
+            </wp:cNvGraphicFramePr>
+            <a:graphic xmlns:a="http://schemas.openxmlformats.org/drawingml/2006/main">
+              <a:graphicData uri="http://schemas.openxmlformats.org/drawingml/2006/picture">
+                <pic:pic xmlns:pic="http://schemas.openxmlformats.org/drawingml/2006/picture">
+                  <pic:nvPicPr>
+                    <pic:cNvPr id="684069612" name=""/>
+                    <pic:cNvPicPr/>
+                  </pic:nvPicPr>
+                  <pic:blipFill>
+                    <a:blip r:embed="rId13"/>
+                    <a:stretch>
+                      <a:fillRect/>
+                    </a:stretch>
+                  </pic:blipFill>
+                  <pic:spPr>
+                    <a:xfrm>
+                      <a:off x="0" y="0"/>
+                      <a:ext cx="5612130" cy="2546985"/>
+                    </a:xfrm>
+                    <a:prstGeom prst="rect">
+                      <a:avLst/>
+                    </a:prstGeom>
+                  </pic:spPr>
+                </pic:pic>
+              </a:graphicData>
+            </a:graphic>
+          </wp:inline>
+        </w:drawing>
+      </w:r>
+    </w:p>
+    <w:p>
+      <w:pPr>
+        <w:ind w:left="360" w:firstLine="348"/>
+        <w:jc w:val="both"/>
+        <w:rPr>
+          <w:rFonts w:cs="Courier New"/>
+          <w:b/>
+          <w:bCs/>
+          <w:color w:val="000000" w:themeColor="text1"/>
+        </w:rPr>
+      </w:pPr>
+    </w:p>
     <w:sectPr>
-      <w:headerReference w:type="default" r:id="rId11"/>
+      <w:headerReference w:type="default" r:id="rId14"/>
       <w:pgSz w:w="12240" w:h="15840"/>
       <w:pgMar w:top="1417" w:right="1701" w:bottom="1417" w:left="1701" w:header="708" w:footer="708" w:gutter="0"/>
       <w:cols w:space="708"/>
@@ -1849,14 +5497,7 @@
         <w:sz w:val="16"/>
         <w:szCs w:val="16"/>
       </w:rPr>
-      <w:t>ANÁLISIS DE DATOS BANCARIO</w:t>
-    </w:r>
-    <w:r>
-      <w:rPr>
-        <w:sz w:val="16"/>
-        <w:szCs w:val="16"/>
-      </w:rPr>
-      <w:t xml:space="preserve"> SABADELL</w:t>
+      <w:t>ANÁLISIS DE DATOS BANCARIO SABADELL</w:t>
     </w:r>
   </w:p>
 </w:hdr>
@@ -1954,6 +5595,768 @@
     </w:lvl>
   </w:abstractNum>
   <w:abstractNum w:abstractNumId="1" w15:restartNumberingAfterBreak="0">
+    <w:nsid w:val="2D392621"/>
+    <w:multiLevelType w:val="hybridMultilevel"/>
+    <w:tmpl w:val="0616BA28"/>
+    <w:lvl w:ilvl="0" w:tplc="340A0001">
+      <w:start w:val="1"/>
+      <w:numFmt w:val="bullet"/>
+      <w:lvlText w:val=""/>
+      <w:lvlJc w:val="left"/>
+      <w:pPr>
+        <w:ind w:left="1080" w:hanging="360"/>
+      </w:pPr>
+      <w:rPr>
+        <w:rFonts w:ascii="Symbol" w:hAnsi="Symbol" w:hint="default"/>
+      </w:rPr>
+    </w:lvl>
+    <w:lvl w:ilvl="1" w:tplc="340A0003" w:tentative="1">
+      <w:start w:val="1"/>
+      <w:numFmt w:val="bullet"/>
+      <w:lvlText w:val="o"/>
+      <w:lvlJc w:val="left"/>
+      <w:pPr>
+        <w:ind w:left="1800" w:hanging="360"/>
+      </w:pPr>
+      <w:rPr>
+        <w:rFonts w:ascii="Courier New" w:hAnsi="Courier New" w:cs="Courier New" w:hint="default"/>
+      </w:rPr>
+    </w:lvl>
+    <w:lvl w:ilvl="2" w:tplc="340A0005" w:tentative="1">
+      <w:start w:val="1"/>
+      <w:numFmt w:val="bullet"/>
+      <w:lvlText w:val=""/>
+      <w:lvlJc w:val="left"/>
+      <w:pPr>
+        <w:ind w:left="2520" w:hanging="360"/>
+      </w:pPr>
+      <w:rPr>
+        <w:rFonts w:ascii="Wingdings" w:hAnsi="Wingdings" w:hint="default"/>
+      </w:rPr>
+    </w:lvl>
+    <w:lvl w:ilvl="3" w:tplc="340A0001" w:tentative="1">
+      <w:start w:val="1"/>
+      <w:numFmt w:val="bullet"/>
+      <w:lvlText w:val=""/>
+      <w:lvlJc w:val="left"/>
+      <w:pPr>
+        <w:ind w:left="3240" w:hanging="360"/>
+      </w:pPr>
+      <w:rPr>
+        <w:rFonts w:ascii="Symbol" w:hAnsi="Symbol" w:hint="default"/>
+      </w:rPr>
+    </w:lvl>
+    <w:lvl w:ilvl="4" w:tplc="340A0003" w:tentative="1">
+      <w:start w:val="1"/>
+      <w:numFmt w:val="bullet"/>
+      <w:lvlText w:val="o"/>
+      <w:lvlJc w:val="left"/>
+      <w:pPr>
+        <w:ind w:left="3960" w:hanging="360"/>
+      </w:pPr>
+      <w:rPr>
+        <w:rFonts w:ascii="Courier New" w:hAnsi="Courier New" w:cs="Courier New" w:hint="default"/>
+      </w:rPr>
+    </w:lvl>
+    <w:lvl w:ilvl="5" w:tplc="340A0005" w:tentative="1">
+      <w:start w:val="1"/>
+      <w:numFmt w:val="bullet"/>
+      <w:lvlText w:val=""/>
+      <w:lvlJc w:val="left"/>
+      <w:pPr>
+        <w:ind w:left="4680" w:hanging="360"/>
+      </w:pPr>
+      <w:rPr>
+        <w:rFonts w:ascii="Wingdings" w:hAnsi="Wingdings" w:hint="default"/>
+      </w:rPr>
+    </w:lvl>
+    <w:lvl w:ilvl="6" w:tplc="340A0001" w:tentative="1">
+      <w:start w:val="1"/>
+      <w:numFmt w:val="bullet"/>
+      <w:lvlText w:val=""/>
+      <w:lvlJc w:val="left"/>
+      <w:pPr>
+        <w:ind w:left="5400" w:hanging="360"/>
+      </w:pPr>
+      <w:rPr>
+        <w:rFonts w:ascii="Symbol" w:hAnsi="Symbol" w:hint="default"/>
+      </w:rPr>
+    </w:lvl>
+    <w:lvl w:ilvl="7" w:tplc="340A0003" w:tentative="1">
+      <w:start w:val="1"/>
+      <w:numFmt w:val="bullet"/>
+      <w:lvlText w:val="o"/>
+      <w:lvlJc w:val="left"/>
+      <w:pPr>
+        <w:ind w:left="6120" w:hanging="360"/>
+      </w:pPr>
+      <w:rPr>
+        <w:rFonts w:ascii="Courier New" w:hAnsi="Courier New" w:cs="Courier New" w:hint="default"/>
+      </w:rPr>
+    </w:lvl>
+    <w:lvl w:ilvl="8" w:tplc="340A0005" w:tentative="1">
+      <w:start w:val="1"/>
+      <w:numFmt w:val="bullet"/>
+      <w:lvlText w:val=""/>
+      <w:lvlJc w:val="left"/>
+      <w:pPr>
+        <w:ind w:left="6840" w:hanging="360"/>
+      </w:pPr>
+      <w:rPr>
+        <w:rFonts w:ascii="Wingdings" w:hAnsi="Wingdings" w:hint="default"/>
+      </w:rPr>
+    </w:lvl>
+  </w:abstractNum>
+  <w:abstractNum w:abstractNumId="2" w15:restartNumberingAfterBreak="0">
+    <w:nsid w:val="317643D1"/>
+    <w:multiLevelType w:val="multilevel"/>
+    <w:tmpl w:val="F766CB30"/>
+    <w:lvl w:ilvl="0">
+      <w:start w:val="1"/>
+      <w:numFmt w:val="bullet"/>
+      <w:lvlText w:val=""/>
+      <w:lvlJc w:val="left"/>
+      <w:pPr>
+        <w:tabs>
+          <w:tab w:val="num" w:pos="720"/>
+        </w:tabs>
+        <w:ind w:left="720" w:hanging="360"/>
+      </w:pPr>
+      <w:rPr>
+        <w:rFonts w:ascii="Symbol" w:hAnsi="Symbol" w:hint="default"/>
+        <w:sz w:val="20"/>
+      </w:rPr>
+    </w:lvl>
+    <w:lvl w:ilvl="1" w:tentative="1">
+      <w:start w:val="1"/>
+      <w:numFmt w:val="bullet"/>
+      <w:lvlText w:val="o"/>
+      <w:lvlJc w:val="left"/>
+      <w:pPr>
+        <w:tabs>
+          <w:tab w:val="num" w:pos="1440"/>
+        </w:tabs>
+        <w:ind w:left="1440" w:hanging="360"/>
+      </w:pPr>
+      <w:rPr>
+        <w:rFonts w:ascii="Courier New" w:hAnsi="Courier New" w:hint="default"/>
+        <w:sz w:val="20"/>
+      </w:rPr>
+    </w:lvl>
+    <w:lvl w:ilvl="2" w:tentative="1">
+      <w:start w:val="1"/>
+      <w:numFmt w:val="bullet"/>
+      <w:lvlText w:val=""/>
+      <w:lvlJc w:val="left"/>
+      <w:pPr>
+        <w:tabs>
+          <w:tab w:val="num" w:pos="2160"/>
+        </w:tabs>
+        <w:ind w:left="2160" w:hanging="360"/>
+      </w:pPr>
+      <w:rPr>
+        <w:rFonts w:ascii="Wingdings" w:hAnsi="Wingdings" w:hint="default"/>
+        <w:sz w:val="20"/>
+      </w:rPr>
+    </w:lvl>
+    <w:lvl w:ilvl="3" w:tentative="1">
+      <w:start w:val="1"/>
+      <w:numFmt w:val="bullet"/>
+      <w:lvlText w:val=""/>
+      <w:lvlJc w:val="left"/>
+      <w:pPr>
+        <w:tabs>
+          <w:tab w:val="num" w:pos="2880"/>
+        </w:tabs>
+        <w:ind w:left="2880" w:hanging="360"/>
+      </w:pPr>
+      <w:rPr>
+        <w:rFonts w:ascii="Wingdings" w:hAnsi="Wingdings" w:hint="default"/>
+        <w:sz w:val="20"/>
+      </w:rPr>
+    </w:lvl>
+    <w:lvl w:ilvl="4" w:tentative="1">
+      <w:start w:val="1"/>
+      <w:numFmt w:val="bullet"/>
+      <w:lvlText w:val=""/>
+      <w:lvlJc w:val="left"/>
+      <w:pPr>
+        <w:tabs>
+          <w:tab w:val="num" w:pos="3600"/>
+        </w:tabs>
+        <w:ind w:left="3600" w:hanging="360"/>
+      </w:pPr>
+      <w:rPr>
+        <w:rFonts w:ascii="Wingdings" w:hAnsi="Wingdings" w:hint="default"/>
+        <w:sz w:val="20"/>
+      </w:rPr>
+    </w:lvl>
+    <w:lvl w:ilvl="5" w:tentative="1">
+      <w:start w:val="1"/>
+      <w:numFmt w:val="bullet"/>
+      <w:lvlText w:val=""/>
+      <w:lvlJc w:val="left"/>
+      <w:pPr>
+        <w:tabs>
+          <w:tab w:val="num" w:pos="4320"/>
+        </w:tabs>
+        <w:ind w:left="4320" w:hanging="360"/>
+      </w:pPr>
+      <w:rPr>
+        <w:rFonts w:ascii="Wingdings" w:hAnsi="Wingdings" w:hint="default"/>
+        <w:sz w:val="20"/>
+      </w:rPr>
+    </w:lvl>
+    <w:lvl w:ilvl="6" w:tentative="1">
+      <w:start w:val="1"/>
+      <w:numFmt w:val="bullet"/>
+      <w:lvlText w:val=""/>
+      <w:lvlJc w:val="left"/>
+      <w:pPr>
+        <w:tabs>
+          <w:tab w:val="num" w:pos="5040"/>
+        </w:tabs>
+        <w:ind w:left="5040" w:hanging="360"/>
+      </w:pPr>
+      <w:rPr>
+        <w:rFonts w:ascii="Wingdings" w:hAnsi="Wingdings" w:hint="default"/>
+        <w:sz w:val="20"/>
+      </w:rPr>
+    </w:lvl>
+    <w:lvl w:ilvl="7" w:tentative="1">
+      <w:start w:val="1"/>
+      <w:numFmt w:val="bullet"/>
+      <w:lvlText w:val=""/>
+      <w:lvlJc w:val="left"/>
+      <w:pPr>
+        <w:tabs>
+          <w:tab w:val="num" w:pos="5760"/>
+        </w:tabs>
+        <w:ind w:left="5760" w:hanging="360"/>
+      </w:pPr>
+      <w:rPr>
+        <w:rFonts w:ascii="Wingdings" w:hAnsi="Wingdings" w:hint="default"/>
+        <w:sz w:val="20"/>
+      </w:rPr>
+    </w:lvl>
+    <w:lvl w:ilvl="8" w:tentative="1">
+      <w:start w:val="1"/>
+      <w:numFmt w:val="bullet"/>
+      <w:lvlText w:val=""/>
+      <w:lvlJc w:val="left"/>
+      <w:pPr>
+        <w:tabs>
+          <w:tab w:val="num" w:pos="6480"/>
+        </w:tabs>
+        <w:ind w:left="6480" w:hanging="360"/>
+      </w:pPr>
+      <w:rPr>
+        <w:rFonts w:ascii="Wingdings" w:hAnsi="Wingdings" w:hint="default"/>
+        <w:sz w:val="20"/>
+      </w:rPr>
+    </w:lvl>
+  </w:abstractNum>
+  <w:abstractNum w:abstractNumId="3" w15:restartNumberingAfterBreak="0">
+    <w:nsid w:val="31D864B0"/>
+    <w:multiLevelType w:val="multilevel"/>
+    <w:tmpl w:val="270E9A34"/>
+    <w:lvl w:ilvl="0">
+      <w:start w:val="1"/>
+      <w:numFmt w:val="bullet"/>
+      <w:lvlText w:val=""/>
+      <w:lvlJc w:val="left"/>
+      <w:pPr>
+        <w:tabs>
+          <w:tab w:val="num" w:pos="720"/>
+        </w:tabs>
+        <w:ind w:left="720" w:hanging="360"/>
+      </w:pPr>
+      <w:rPr>
+        <w:rFonts w:ascii="Symbol" w:hAnsi="Symbol" w:hint="default"/>
+        <w:sz w:val="20"/>
+      </w:rPr>
+    </w:lvl>
+    <w:lvl w:ilvl="1" w:tentative="1">
+      <w:start w:val="1"/>
+      <w:numFmt w:val="bullet"/>
+      <w:lvlText w:val="o"/>
+      <w:lvlJc w:val="left"/>
+      <w:pPr>
+        <w:tabs>
+          <w:tab w:val="num" w:pos="1440"/>
+        </w:tabs>
+        <w:ind w:left="1440" w:hanging="360"/>
+      </w:pPr>
+      <w:rPr>
+        <w:rFonts w:ascii="Courier New" w:hAnsi="Courier New" w:hint="default"/>
+        <w:sz w:val="20"/>
+      </w:rPr>
+    </w:lvl>
+    <w:lvl w:ilvl="2" w:tentative="1">
+      <w:start w:val="1"/>
+      <w:numFmt w:val="bullet"/>
+      <w:lvlText w:val=""/>
+      <w:lvlJc w:val="left"/>
+      <w:pPr>
+        <w:tabs>
+          <w:tab w:val="num" w:pos="2160"/>
+        </w:tabs>
+        <w:ind w:left="2160" w:hanging="360"/>
+      </w:pPr>
+      <w:rPr>
+        <w:rFonts w:ascii="Wingdings" w:hAnsi="Wingdings" w:hint="default"/>
+        <w:sz w:val="20"/>
+      </w:rPr>
+    </w:lvl>
+    <w:lvl w:ilvl="3" w:tentative="1">
+      <w:start w:val="1"/>
+      <w:numFmt w:val="bullet"/>
+      <w:lvlText w:val=""/>
+      <w:lvlJc w:val="left"/>
+      <w:pPr>
+        <w:tabs>
+          <w:tab w:val="num" w:pos="2880"/>
+        </w:tabs>
+        <w:ind w:left="2880" w:hanging="360"/>
+      </w:pPr>
+      <w:rPr>
+        <w:rFonts w:ascii="Wingdings" w:hAnsi="Wingdings" w:hint="default"/>
+        <w:sz w:val="20"/>
+      </w:rPr>
+    </w:lvl>
+    <w:lvl w:ilvl="4" w:tentative="1">
+      <w:start w:val="1"/>
+      <w:numFmt w:val="bullet"/>
+      <w:lvlText w:val=""/>
+      <w:lvlJc w:val="left"/>
+      <w:pPr>
+        <w:tabs>
+          <w:tab w:val="num" w:pos="3600"/>
+        </w:tabs>
+        <w:ind w:left="3600" w:hanging="360"/>
+      </w:pPr>
+      <w:rPr>
+        <w:rFonts w:ascii="Wingdings" w:hAnsi="Wingdings" w:hint="default"/>
+        <w:sz w:val="20"/>
+      </w:rPr>
+    </w:lvl>
+    <w:lvl w:ilvl="5" w:tentative="1">
+      <w:start w:val="1"/>
+      <w:numFmt w:val="bullet"/>
+      <w:lvlText w:val=""/>
+      <w:lvlJc w:val="left"/>
+      <w:pPr>
+        <w:tabs>
+          <w:tab w:val="num" w:pos="4320"/>
+        </w:tabs>
+        <w:ind w:left="4320" w:hanging="360"/>
+      </w:pPr>
+      <w:rPr>
+        <w:rFonts w:ascii="Wingdings" w:hAnsi="Wingdings" w:hint="default"/>
+        <w:sz w:val="20"/>
+      </w:rPr>
+    </w:lvl>
+    <w:lvl w:ilvl="6" w:tentative="1">
+      <w:start w:val="1"/>
+      <w:numFmt w:val="bullet"/>
+      <w:lvlText w:val=""/>
+      <w:lvlJc w:val="left"/>
+      <w:pPr>
+        <w:tabs>
+          <w:tab w:val="num" w:pos="5040"/>
+        </w:tabs>
+        <w:ind w:left="5040" w:hanging="360"/>
+      </w:pPr>
+      <w:rPr>
+        <w:rFonts w:ascii="Wingdings" w:hAnsi="Wingdings" w:hint="default"/>
+        <w:sz w:val="20"/>
+      </w:rPr>
+    </w:lvl>
+    <w:lvl w:ilvl="7" w:tentative="1">
+      <w:start w:val="1"/>
+      <w:numFmt w:val="bullet"/>
+      <w:lvlText w:val=""/>
+      <w:lvlJc w:val="left"/>
+      <w:pPr>
+        <w:tabs>
+          <w:tab w:val="num" w:pos="5760"/>
+        </w:tabs>
+        <w:ind w:left="5760" w:hanging="360"/>
+      </w:pPr>
+      <w:rPr>
+        <w:rFonts w:ascii="Wingdings" w:hAnsi="Wingdings" w:hint="default"/>
+        <w:sz w:val="20"/>
+      </w:rPr>
+    </w:lvl>
+    <w:lvl w:ilvl="8" w:tentative="1">
+      <w:start w:val="1"/>
+      <w:numFmt w:val="bullet"/>
+      <w:lvlText w:val=""/>
+      <w:lvlJc w:val="left"/>
+      <w:pPr>
+        <w:tabs>
+          <w:tab w:val="num" w:pos="6480"/>
+        </w:tabs>
+        <w:ind w:left="6480" w:hanging="360"/>
+      </w:pPr>
+      <w:rPr>
+        <w:rFonts w:ascii="Wingdings" w:hAnsi="Wingdings" w:hint="default"/>
+        <w:sz w:val="20"/>
+      </w:rPr>
+    </w:lvl>
+  </w:abstractNum>
+  <w:abstractNum w:abstractNumId="4" w15:restartNumberingAfterBreak="0">
+    <w:nsid w:val="36B162AE"/>
+    <w:multiLevelType w:val="multilevel"/>
+    <w:tmpl w:val="DCAA21FC"/>
+    <w:lvl w:ilvl="0">
+      <w:start w:val="1"/>
+      <w:numFmt w:val="bullet"/>
+      <w:lvlText w:val=""/>
+      <w:lvlJc w:val="left"/>
+      <w:pPr>
+        <w:tabs>
+          <w:tab w:val="num" w:pos="720"/>
+        </w:tabs>
+        <w:ind w:left="720" w:hanging="360"/>
+      </w:pPr>
+      <w:rPr>
+        <w:rFonts w:ascii="Symbol" w:hAnsi="Symbol" w:hint="default"/>
+        <w:sz w:val="20"/>
+      </w:rPr>
+    </w:lvl>
+    <w:lvl w:ilvl="1" w:tentative="1">
+      <w:start w:val="1"/>
+      <w:numFmt w:val="bullet"/>
+      <w:lvlText w:val="o"/>
+      <w:lvlJc w:val="left"/>
+      <w:pPr>
+        <w:tabs>
+          <w:tab w:val="num" w:pos="1440"/>
+        </w:tabs>
+        <w:ind w:left="1440" w:hanging="360"/>
+      </w:pPr>
+      <w:rPr>
+        <w:rFonts w:ascii="Courier New" w:hAnsi="Courier New" w:hint="default"/>
+        <w:sz w:val="20"/>
+      </w:rPr>
+    </w:lvl>
+    <w:lvl w:ilvl="2" w:tentative="1">
+      <w:start w:val="1"/>
+      <w:numFmt w:val="bullet"/>
+      <w:lvlText w:val=""/>
+      <w:lvlJc w:val="left"/>
+      <w:pPr>
+        <w:tabs>
+          <w:tab w:val="num" w:pos="2160"/>
+        </w:tabs>
+        <w:ind w:left="2160" w:hanging="360"/>
+      </w:pPr>
+      <w:rPr>
+        <w:rFonts w:ascii="Wingdings" w:hAnsi="Wingdings" w:hint="default"/>
+        <w:sz w:val="20"/>
+      </w:rPr>
+    </w:lvl>
+    <w:lvl w:ilvl="3" w:tentative="1">
+      <w:start w:val="1"/>
+      <w:numFmt w:val="bullet"/>
+      <w:lvlText w:val=""/>
+      <w:lvlJc w:val="left"/>
+      <w:pPr>
+        <w:tabs>
+          <w:tab w:val="num" w:pos="2880"/>
+        </w:tabs>
+        <w:ind w:left="2880" w:hanging="360"/>
+      </w:pPr>
+      <w:rPr>
+        <w:rFonts w:ascii="Wingdings" w:hAnsi="Wingdings" w:hint="default"/>
+        <w:sz w:val="20"/>
+      </w:rPr>
+    </w:lvl>
+    <w:lvl w:ilvl="4" w:tentative="1">
+      <w:start w:val="1"/>
+      <w:numFmt w:val="bullet"/>
+      <w:lvlText w:val=""/>
+      <w:lvlJc w:val="left"/>
+      <w:pPr>
+        <w:tabs>
+          <w:tab w:val="num" w:pos="3600"/>
+        </w:tabs>
+        <w:ind w:left="3600" w:hanging="360"/>
+      </w:pPr>
+      <w:rPr>
+        <w:rFonts w:ascii="Wingdings" w:hAnsi="Wingdings" w:hint="default"/>
+        <w:sz w:val="20"/>
+      </w:rPr>
+    </w:lvl>
+    <w:lvl w:ilvl="5" w:tentative="1">
+      <w:start w:val="1"/>
+      <w:numFmt w:val="bullet"/>
+      <w:lvlText w:val=""/>
+      <w:lvlJc w:val="left"/>
+      <w:pPr>
+        <w:tabs>
+          <w:tab w:val="num" w:pos="4320"/>
+        </w:tabs>
+        <w:ind w:left="4320" w:hanging="360"/>
+      </w:pPr>
+      <w:rPr>
+        <w:rFonts w:ascii="Wingdings" w:hAnsi="Wingdings" w:hint="default"/>
+        <w:sz w:val="20"/>
+      </w:rPr>
+    </w:lvl>
+    <w:lvl w:ilvl="6" w:tentative="1">
+      <w:start w:val="1"/>
+      <w:numFmt w:val="bullet"/>
+      <w:lvlText w:val=""/>
+      <w:lvlJc w:val="left"/>
+      <w:pPr>
+        <w:tabs>
+          <w:tab w:val="num" w:pos="5040"/>
+        </w:tabs>
+        <w:ind w:left="5040" w:hanging="360"/>
+      </w:pPr>
+      <w:rPr>
+        <w:rFonts w:ascii="Wingdings" w:hAnsi="Wingdings" w:hint="default"/>
+        <w:sz w:val="20"/>
+      </w:rPr>
+    </w:lvl>
+    <w:lvl w:ilvl="7" w:tentative="1">
+      <w:start w:val="1"/>
+      <w:numFmt w:val="bullet"/>
+      <w:lvlText w:val=""/>
+      <w:lvlJc w:val="left"/>
+      <w:pPr>
+        <w:tabs>
+          <w:tab w:val="num" w:pos="5760"/>
+        </w:tabs>
+        <w:ind w:left="5760" w:hanging="360"/>
+      </w:pPr>
+      <w:rPr>
+        <w:rFonts w:ascii="Wingdings" w:hAnsi="Wingdings" w:hint="default"/>
+        <w:sz w:val="20"/>
+      </w:rPr>
+    </w:lvl>
+    <w:lvl w:ilvl="8" w:tentative="1">
+      <w:start w:val="1"/>
+      <w:numFmt w:val="bullet"/>
+      <w:lvlText w:val=""/>
+      <w:lvlJc w:val="left"/>
+      <w:pPr>
+        <w:tabs>
+          <w:tab w:val="num" w:pos="6480"/>
+        </w:tabs>
+        <w:ind w:left="6480" w:hanging="360"/>
+      </w:pPr>
+      <w:rPr>
+        <w:rFonts w:ascii="Wingdings" w:hAnsi="Wingdings" w:hint="default"/>
+        <w:sz w:val="20"/>
+      </w:rPr>
+    </w:lvl>
+  </w:abstractNum>
+  <w:abstractNum w:abstractNumId="5" w15:restartNumberingAfterBreak="0">
+    <w:nsid w:val="46002CF9"/>
+    <w:multiLevelType w:val="hybridMultilevel"/>
+    <w:tmpl w:val="00CCE436"/>
+    <w:lvl w:ilvl="0" w:tplc="340A0001">
+      <w:start w:val="1"/>
+      <w:numFmt w:val="bullet"/>
+      <w:lvlText w:val=""/>
+      <w:lvlJc w:val="left"/>
+      <w:pPr>
+        <w:ind w:left="1080" w:hanging="360"/>
+      </w:pPr>
+      <w:rPr>
+        <w:rFonts w:ascii="Symbol" w:hAnsi="Symbol" w:hint="default"/>
+      </w:rPr>
+    </w:lvl>
+    <w:lvl w:ilvl="1" w:tplc="340A0003" w:tentative="1">
+      <w:start w:val="1"/>
+      <w:numFmt w:val="bullet"/>
+      <w:lvlText w:val="o"/>
+      <w:lvlJc w:val="left"/>
+      <w:pPr>
+        <w:ind w:left="1800" w:hanging="360"/>
+      </w:pPr>
+      <w:rPr>
+        <w:rFonts w:ascii="Courier New" w:hAnsi="Courier New" w:cs="Courier New" w:hint="default"/>
+      </w:rPr>
+    </w:lvl>
+    <w:lvl w:ilvl="2" w:tplc="340A0005" w:tentative="1">
+      <w:start w:val="1"/>
+      <w:numFmt w:val="bullet"/>
+      <w:lvlText w:val=""/>
+      <w:lvlJc w:val="left"/>
+      <w:pPr>
+        <w:ind w:left="2520" w:hanging="360"/>
+      </w:pPr>
+      <w:rPr>
+        <w:rFonts w:ascii="Wingdings" w:hAnsi="Wingdings" w:hint="default"/>
+      </w:rPr>
+    </w:lvl>
+    <w:lvl w:ilvl="3" w:tplc="340A0001" w:tentative="1">
+      <w:start w:val="1"/>
+      <w:numFmt w:val="bullet"/>
+      <w:lvlText w:val=""/>
+      <w:lvlJc w:val="left"/>
+      <w:pPr>
+        <w:ind w:left="3240" w:hanging="360"/>
+      </w:pPr>
+      <w:rPr>
+        <w:rFonts w:ascii="Symbol" w:hAnsi="Symbol" w:hint="default"/>
+      </w:rPr>
+    </w:lvl>
+    <w:lvl w:ilvl="4" w:tplc="340A0003" w:tentative="1">
+      <w:start w:val="1"/>
+      <w:numFmt w:val="bullet"/>
+      <w:lvlText w:val="o"/>
+      <w:lvlJc w:val="left"/>
+      <w:pPr>
+        <w:ind w:left="3960" w:hanging="360"/>
+      </w:pPr>
+      <w:rPr>
+        <w:rFonts w:ascii="Courier New" w:hAnsi="Courier New" w:cs="Courier New" w:hint="default"/>
+      </w:rPr>
+    </w:lvl>
+    <w:lvl w:ilvl="5" w:tplc="340A0005" w:tentative="1">
+      <w:start w:val="1"/>
+      <w:numFmt w:val="bullet"/>
+      <w:lvlText w:val=""/>
+      <w:lvlJc w:val="left"/>
+      <w:pPr>
+        <w:ind w:left="4680" w:hanging="360"/>
+      </w:pPr>
+      <w:rPr>
+        <w:rFonts w:ascii="Wingdings" w:hAnsi="Wingdings" w:hint="default"/>
+      </w:rPr>
+    </w:lvl>
+    <w:lvl w:ilvl="6" w:tplc="340A0001" w:tentative="1">
+      <w:start w:val="1"/>
+      <w:numFmt w:val="bullet"/>
+      <w:lvlText w:val=""/>
+      <w:lvlJc w:val="left"/>
+      <w:pPr>
+        <w:ind w:left="5400" w:hanging="360"/>
+      </w:pPr>
+      <w:rPr>
+        <w:rFonts w:ascii="Symbol" w:hAnsi="Symbol" w:hint="default"/>
+      </w:rPr>
+    </w:lvl>
+    <w:lvl w:ilvl="7" w:tplc="340A0003" w:tentative="1">
+      <w:start w:val="1"/>
+      <w:numFmt w:val="bullet"/>
+      <w:lvlText w:val="o"/>
+      <w:lvlJc w:val="left"/>
+      <w:pPr>
+        <w:ind w:left="6120" w:hanging="360"/>
+      </w:pPr>
+      <w:rPr>
+        <w:rFonts w:ascii="Courier New" w:hAnsi="Courier New" w:cs="Courier New" w:hint="default"/>
+      </w:rPr>
+    </w:lvl>
+    <w:lvl w:ilvl="8" w:tplc="340A0005" w:tentative="1">
+      <w:start w:val="1"/>
+      <w:numFmt w:val="bullet"/>
+      <w:lvlText w:val=""/>
+      <w:lvlJc w:val="left"/>
+      <w:pPr>
+        <w:ind w:left="6840" w:hanging="360"/>
+      </w:pPr>
+      <w:rPr>
+        <w:rFonts w:ascii="Wingdings" w:hAnsi="Wingdings" w:hint="default"/>
+      </w:rPr>
+    </w:lvl>
+  </w:abstractNum>
+  <w:abstractNum w:abstractNumId="6" w15:restartNumberingAfterBreak="0">
+    <w:nsid w:val="607B22D3"/>
+    <w:multiLevelType w:val="hybridMultilevel"/>
+    <w:tmpl w:val="8452B9D6"/>
+    <w:lvl w:ilvl="0" w:tplc="3670E0B0">
+      <w:start w:val="1"/>
+      <w:numFmt w:val="decimal"/>
+      <w:lvlText w:val="%1."/>
+      <w:lvlJc w:val="left"/>
+      <w:pPr>
+        <w:ind w:left="450" w:hanging="405"/>
+      </w:pPr>
+      <w:rPr>
+        <w:rFonts w:hint="default"/>
+      </w:rPr>
+    </w:lvl>
+    <w:lvl w:ilvl="1" w:tplc="340A0019" w:tentative="1">
+      <w:start w:val="1"/>
+      <w:numFmt w:val="lowerLetter"/>
+      <w:lvlText w:val="%2."/>
+      <w:lvlJc w:val="left"/>
+      <w:pPr>
+        <w:ind w:left="1125" w:hanging="360"/>
+      </w:pPr>
+    </w:lvl>
+    <w:lvl w:ilvl="2" w:tplc="340A001B" w:tentative="1">
+      <w:start w:val="1"/>
+      <w:numFmt w:val="lowerRoman"/>
+      <w:lvlText w:val="%3."/>
+      <w:lvlJc w:val="right"/>
+      <w:pPr>
+        <w:ind w:left="1845" w:hanging="180"/>
+      </w:pPr>
+    </w:lvl>
+    <w:lvl w:ilvl="3" w:tplc="340A000F" w:tentative="1">
+      <w:start w:val="1"/>
+      <w:numFmt w:val="decimal"/>
+      <w:lvlText w:val="%4."/>
+      <w:lvlJc w:val="left"/>
+      <w:pPr>
+        <w:ind w:left="2565" w:hanging="360"/>
+      </w:pPr>
+    </w:lvl>
+    <w:lvl w:ilvl="4" w:tplc="340A0019" w:tentative="1">
+      <w:start w:val="1"/>
+      <w:numFmt w:val="lowerLetter"/>
+      <w:lvlText w:val="%5."/>
+      <w:lvlJc w:val="left"/>
+      <w:pPr>
+        <w:ind w:left="3285" w:hanging="360"/>
+      </w:pPr>
+    </w:lvl>
+    <w:lvl w:ilvl="5" w:tplc="340A001B" w:tentative="1">
+      <w:start w:val="1"/>
+      <w:numFmt w:val="lowerRoman"/>
+      <w:lvlText w:val="%6."/>
+      <w:lvlJc w:val="right"/>
+      <w:pPr>
+        <w:ind w:left="4005" w:hanging="180"/>
+      </w:pPr>
+    </w:lvl>
+    <w:lvl w:ilvl="6" w:tplc="340A000F" w:tentative="1">
+      <w:start w:val="1"/>
+      <w:numFmt w:val="decimal"/>
+      <w:lvlText w:val="%7."/>
+      <w:lvlJc w:val="left"/>
+      <w:pPr>
+        <w:ind w:left="4725" w:hanging="360"/>
+      </w:pPr>
+    </w:lvl>
+    <w:lvl w:ilvl="7" w:tplc="340A0019" w:tentative="1">
+      <w:start w:val="1"/>
+      <w:numFmt w:val="lowerLetter"/>
+      <w:lvlText w:val="%8."/>
+      <w:lvlJc w:val="left"/>
+      <w:pPr>
+        <w:ind w:left="5445" w:hanging="360"/>
+      </w:pPr>
+    </w:lvl>
+    <w:lvl w:ilvl="8" w:tplc="340A001B" w:tentative="1">
+      <w:start w:val="1"/>
+      <w:numFmt w:val="lowerRoman"/>
+      <w:lvlText w:val="%9."/>
+      <w:lvlJc w:val="right"/>
+      <w:pPr>
+        <w:ind w:left="6165" w:hanging="180"/>
+      </w:pPr>
+    </w:lvl>
+  </w:abstractNum>
+  <w:abstractNum w:abstractNumId="7" w15:restartNumberingAfterBreak="0">
     <w:nsid w:val="627F7E45"/>
     <w:multiLevelType w:val="hybridMultilevel"/>
     <w:tmpl w:val="DB3291CC"/>
@@ -2066,10 +6469,10 @@
       </w:rPr>
     </w:lvl>
   </w:abstractNum>
-  <w:abstractNum w:abstractNumId="2" w15:restartNumberingAfterBreak="0">
+  <w:abstractNum w:abstractNumId="8" w15:restartNumberingAfterBreak="0">
     <w:nsid w:val="65F10E1E"/>
     <w:multiLevelType w:val="multilevel"/>
-    <w:tmpl w:val="AAAABADE"/>
+    <w:tmpl w:val="800CD766"/>
     <w:lvl w:ilvl="0">
       <w:start w:val="1"/>
       <w:numFmt w:val="bullet"/>
@@ -2086,6 +6489,237 @@
         <w:sz w:val="20"/>
       </w:rPr>
     </w:lvl>
+    <w:lvl w:ilvl="1">
+      <w:start w:val="1"/>
+      <w:numFmt w:val="decimal"/>
+      <w:lvlText w:val="%2."/>
+      <w:lvlJc w:val="left"/>
+      <w:pPr>
+        <w:ind w:left="1440" w:hanging="360"/>
+      </w:pPr>
+      <w:rPr>
+        <w:rFonts w:hint="default"/>
+      </w:rPr>
+    </w:lvl>
+    <w:lvl w:ilvl="2" w:tentative="1">
+      <w:start w:val="1"/>
+      <w:numFmt w:val="bullet"/>
+      <w:lvlText w:val=""/>
+      <w:lvlJc w:val="left"/>
+      <w:pPr>
+        <w:tabs>
+          <w:tab w:val="num" w:pos="2160"/>
+        </w:tabs>
+        <w:ind w:left="2160" w:hanging="360"/>
+      </w:pPr>
+      <w:rPr>
+        <w:rFonts w:ascii="Wingdings" w:hAnsi="Wingdings" w:hint="default"/>
+        <w:sz w:val="20"/>
+      </w:rPr>
+    </w:lvl>
+    <w:lvl w:ilvl="3" w:tentative="1">
+      <w:start w:val="1"/>
+      <w:numFmt w:val="bullet"/>
+      <w:lvlText w:val=""/>
+      <w:lvlJc w:val="left"/>
+      <w:pPr>
+        <w:tabs>
+          <w:tab w:val="num" w:pos="2880"/>
+        </w:tabs>
+        <w:ind w:left="2880" w:hanging="360"/>
+      </w:pPr>
+      <w:rPr>
+        <w:rFonts w:ascii="Wingdings" w:hAnsi="Wingdings" w:hint="default"/>
+        <w:sz w:val="20"/>
+      </w:rPr>
+    </w:lvl>
+    <w:lvl w:ilvl="4" w:tentative="1">
+      <w:start w:val="1"/>
+      <w:numFmt w:val="bullet"/>
+      <w:lvlText w:val=""/>
+      <w:lvlJc w:val="left"/>
+      <w:pPr>
+        <w:tabs>
+          <w:tab w:val="num" w:pos="3600"/>
+        </w:tabs>
+        <w:ind w:left="3600" w:hanging="360"/>
+      </w:pPr>
+      <w:rPr>
+        <w:rFonts w:ascii="Wingdings" w:hAnsi="Wingdings" w:hint="default"/>
+        <w:sz w:val="20"/>
+      </w:rPr>
+    </w:lvl>
+    <w:lvl w:ilvl="5" w:tentative="1">
+      <w:start w:val="1"/>
+      <w:numFmt w:val="bullet"/>
+      <w:lvlText w:val=""/>
+      <w:lvlJc w:val="left"/>
+      <w:pPr>
+        <w:tabs>
+          <w:tab w:val="num" w:pos="4320"/>
+        </w:tabs>
+        <w:ind w:left="4320" w:hanging="360"/>
+      </w:pPr>
+      <w:rPr>
+        <w:rFonts w:ascii="Wingdings" w:hAnsi="Wingdings" w:hint="default"/>
+        <w:sz w:val="20"/>
+      </w:rPr>
+    </w:lvl>
+    <w:lvl w:ilvl="6" w:tentative="1">
+      <w:start w:val="1"/>
+      <w:numFmt w:val="bullet"/>
+      <w:lvlText w:val=""/>
+      <w:lvlJc w:val="left"/>
+      <w:pPr>
+        <w:tabs>
+          <w:tab w:val="num" w:pos="5040"/>
+        </w:tabs>
+        <w:ind w:left="5040" w:hanging="360"/>
+      </w:pPr>
+      <w:rPr>
+        <w:rFonts w:ascii="Wingdings" w:hAnsi="Wingdings" w:hint="default"/>
+        <w:sz w:val="20"/>
+      </w:rPr>
+    </w:lvl>
+    <w:lvl w:ilvl="7" w:tentative="1">
+      <w:start w:val="1"/>
+      <w:numFmt w:val="bullet"/>
+      <w:lvlText w:val=""/>
+      <w:lvlJc w:val="left"/>
+      <w:pPr>
+        <w:tabs>
+          <w:tab w:val="num" w:pos="5760"/>
+        </w:tabs>
+        <w:ind w:left="5760" w:hanging="360"/>
+      </w:pPr>
+      <w:rPr>
+        <w:rFonts w:ascii="Wingdings" w:hAnsi="Wingdings" w:hint="default"/>
+        <w:sz w:val="20"/>
+      </w:rPr>
+    </w:lvl>
+    <w:lvl w:ilvl="8" w:tentative="1">
+      <w:start w:val="1"/>
+      <w:numFmt w:val="bullet"/>
+      <w:lvlText w:val=""/>
+      <w:lvlJc w:val="left"/>
+      <w:pPr>
+        <w:tabs>
+          <w:tab w:val="num" w:pos="6480"/>
+        </w:tabs>
+        <w:ind w:left="6480" w:hanging="360"/>
+      </w:pPr>
+      <w:rPr>
+        <w:rFonts w:ascii="Wingdings" w:hAnsi="Wingdings" w:hint="default"/>
+        <w:sz w:val="20"/>
+      </w:rPr>
+    </w:lvl>
+  </w:abstractNum>
+  <w:abstractNum w:abstractNumId="9" w15:restartNumberingAfterBreak="0">
+    <w:nsid w:val="6D1924CF"/>
+    <w:multiLevelType w:val="hybridMultilevel"/>
+    <w:tmpl w:val="941A4AEE"/>
+    <w:lvl w:ilvl="0" w:tplc="340A000F">
+      <w:start w:val="1"/>
+      <w:numFmt w:val="decimal"/>
+      <w:lvlText w:val="%1."/>
+      <w:lvlJc w:val="left"/>
+      <w:pPr>
+        <w:ind w:left="720" w:hanging="360"/>
+      </w:pPr>
+    </w:lvl>
+    <w:lvl w:ilvl="1" w:tplc="340A0019" w:tentative="1">
+      <w:start w:val="1"/>
+      <w:numFmt w:val="lowerLetter"/>
+      <w:lvlText w:val="%2."/>
+      <w:lvlJc w:val="left"/>
+      <w:pPr>
+        <w:ind w:left="1440" w:hanging="360"/>
+      </w:pPr>
+    </w:lvl>
+    <w:lvl w:ilvl="2" w:tplc="340A001B" w:tentative="1">
+      <w:start w:val="1"/>
+      <w:numFmt w:val="lowerRoman"/>
+      <w:lvlText w:val="%3."/>
+      <w:lvlJc w:val="right"/>
+      <w:pPr>
+        <w:ind w:left="2160" w:hanging="180"/>
+      </w:pPr>
+    </w:lvl>
+    <w:lvl w:ilvl="3" w:tplc="340A000F" w:tentative="1">
+      <w:start w:val="1"/>
+      <w:numFmt w:val="decimal"/>
+      <w:lvlText w:val="%4."/>
+      <w:lvlJc w:val="left"/>
+      <w:pPr>
+        <w:ind w:left="2880" w:hanging="360"/>
+      </w:pPr>
+    </w:lvl>
+    <w:lvl w:ilvl="4" w:tplc="340A0019" w:tentative="1">
+      <w:start w:val="1"/>
+      <w:numFmt w:val="lowerLetter"/>
+      <w:lvlText w:val="%5."/>
+      <w:lvlJc w:val="left"/>
+      <w:pPr>
+        <w:ind w:left="3600" w:hanging="360"/>
+      </w:pPr>
+    </w:lvl>
+    <w:lvl w:ilvl="5" w:tplc="340A001B" w:tentative="1">
+      <w:start w:val="1"/>
+      <w:numFmt w:val="lowerRoman"/>
+      <w:lvlText w:val="%6."/>
+      <w:lvlJc w:val="right"/>
+      <w:pPr>
+        <w:ind w:left="4320" w:hanging="180"/>
+      </w:pPr>
+    </w:lvl>
+    <w:lvl w:ilvl="6" w:tplc="340A000F" w:tentative="1">
+      <w:start w:val="1"/>
+      <w:numFmt w:val="decimal"/>
+      <w:lvlText w:val="%7."/>
+      <w:lvlJc w:val="left"/>
+      <w:pPr>
+        <w:ind w:left="5040" w:hanging="360"/>
+      </w:pPr>
+    </w:lvl>
+    <w:lvl w:ilvl="7" w:tplc="340A0019" w:tentative="1">
+      <w:start w:val="1"/>
+      <w:numFmt w:val="lowerLetter"/>
+      <w:lvlText w:val="%8."/>
+      <w:lvlJc w:val="left"/>
+      <w:pPr>
+        <w:ind w:left="5760" w:hanging="360"/>
+      </w:pPr>
+    </w:lvl>
+    <w:lvl w:ilvl="8" w:tplc="340A001B" w:tentative="1">
+      <w:start w:val="1"/>
+      <w:numFmt w:val="lowerRoman"/>
+      <w:lvlText w:val="%9."/>
+      <w:lvlJc w:val="right"/>
+      <w:pPr>
+        <w:ind w:left="6480" w:hanging="180"/>
+      </w:pPr>
+    </w:lvl>
+  </w:abstractNum>
+  <w:abstractNum w:abstractNumId="10" w15:restartNumberingAfterBreak="0">
+    <w:nsid w:val="76317940"/>
+    <w:multiLevelType w:val="multilevel"/>
+    <w:tmpl w:val="AB00B1FC"/>
+    <w:lvl w:ilvl="0">
+      <w:start w:val="1"/>
+      <w:numFmt w:val="bullet"/>
+      <w:lvlText w:val=""/>
+      <w:lvlJc w:val="left"/>
+      <w:pPr>
+        <w:tabs>
+          <w:tab w:val="num" w:pos="720"/>
+        </w:tabs>
+        <w:ind w:left="720" w:hanging="360"/>
+      </w:pPr>
+      <w:rPr>
+        <w:rFonts w:ascii="Symbol" w:hAnsi="Symbol" w:hint="default"/>
+        <w:sz w:val="20"/>
+      </w:rPr>
+    </w:lvl>
     <w:lvl w:ilvl="1" w:tentative="1">
       <w:start w:val="1"/>
       <w:numFmt w:val="bullet"/>
@@ -2215,152 +6849,116 @@
       </w:rPr>
     </w:lvl>
   </w:abstractNum>
-  <w:abstractNum w:abstractNumId="3" w15:restartNumberingAfterBreak="0">
-    <w:nsid w:val="76317940"/>
-    <w:multiLevelType w:val="multilevel"/>
-    <w:tmpl w:val="AB00B1FC"/>
-    <w:lvl w:ilvl="0">
+  <w:abstractNum w:abstractNumId="11" w15:restartNumberingAfterBreak="0">
+    <w:nsid w:val="7A0A1BE5"/>
+    <w:multiLevelType w:val="hybridMultilevel"/>
+    <w:tmpl w:val="D3B0BA9E"/>
+    <w:lvl w:ilvl="0" w:tplc="340A0001">
       <w:start w:val="1"/>
       <w:numFmt w:val="bullet"/>
       <w:lvlText w:val=""/>
       <w:lvlJc w:val="left"/>
       <w:pPr>
-        <w:tabs>
-          <w:tab w:val="num" w:pos="720"/>
-        </w:tabs>
         <w:ind w:left="720" w:hanging="360"/>
       </w:pPr>
       <w:rPr>
         <w:rFonts w:ascii="Symbol" w:hAnsi="Symbol" w:hint="default"/>
-        <w:sz w:val="20"/>
-      </w:rPr>
-    </w:lvl>
-    <w:lvl w:ilvl="1" w:tentative="1">
+      </w:rPr>
+    </w:lvl>
+    <w:lvl w:ilvl="1" w:tplc="340A0003">
       <w:start w:val="1"/>
       <w:numFmt w:val="bullet"/>
       <w:lvlText w:val="o"/>
       <w:lvlJc w:val="left"/>
       <w:pPr>
-        <w:tabs>
-          <w:tab w:val="num" w:pos="1440"/>
-        </w:tabs>
         <w:ind w:left="1440" w:hanging="360"/>
       </w:pPr>
       <w:rPr>
-        <w:rFonts w:ascii="Courier New" w:hAnsi="Courier New" w:hint="default"/>
-        <w:sz w:val="20"/>
-      </w:rPr>
-    </w:lvl>
-    <w:lvl w:ilvl="2" w:tentative="1">
+        <w:rFonts w:ascii="Courier New" w:hAnsi="Courier New" w:cs="Courier New" w:hint="default"/>
+      </w:rPr>
+    </w:lvl>
+    <w:lvl w:ilvl="2" w:tplc="340A0005" w:tentative="1">
       <w:start w:val="1"/>
       <w:numFmt w:val="bullet"/>
       <w:lvlText w:val=""/>
       <w:lvlJc w:val="left"/>
       <w:pPr>
-        <w:tabs>
-          <w:tab w:val="num" w:pos="2160"/>
-        </w:tabs>
         <w:ind w:left="2160" w:hanging="360"/>
       </w:pPr>
       <w:rPr>
         <w:rFonts w:ascii="Wingdings" w:hAnsi="Wingdings" w:hint="default"/>
-        <w:sz w:val="20"/>
-      </w:rPr>
-    </w:lvl>
-    <w:lvl w:ilvl="3" w:tentative="1">
+      </w:rPr>
+    </w:lvl>
+    <w:lvl w:ilvl="3" w:tplc="340A0001" w:tentative="1">
+      <w:start w:val="1"/>
+      <w:numFmt w:val="bullet"/>
+      <w:lvlText w:val=""/>
+      <w:lvlJc w:val="left"/>
+      <w:pPr>
+        <w:ind w:left="2880" w:hanging="360"/>
+      </w:pPr>
+      <w:rPr>
+        <w:rFonts w:ascii="Symbol" w:hAnsi="Symbol" w:hint="default"/>
+      </w:rPr>
+    </w:lvl>
+    <w:lvl w:ilvl="4" w:tplc="340A0003" w:tentative="1">
+      <w:start w:val="1"/>
+      <w:numFmt w:val="bullet"/>
+      <w:lvlText w:val="o"/>
+      <w:lvlJc w:val="left"/>
+      <w:pPr>
+        <w:ind w:left="3600" w:hanging="360"/>
+      </w:pPr>
+      <w:rPr>
+        <w:rFonts w:ascii="Courier New" w:hAnsi="Courier New" w:cs="Courier New" w:hint="default"/>
+      </w:rPr>
+    </w:lvl>
+    <w:lvl w:ilvl="5" w:tplc="340A0005" w:tentative="1">
       <w:start w:val="1"/>
       <w:numFmt w:val="bullet"/>
       <w:lvlText w:val=""/>
       <w:lvlJc w:val="left"/>
       <w:pPr>
-        <w:tabs>
-          <w:tab w:val="num" w:pos="2880"/>
-        </w:tabs>
-        <w:ind w:left="2880" w:hanging="360"/>
+        <w:ind w:left="4320" w:hanging="360"/>
       </w:pPr>
       <w:rPr>
         <w:rFonts w:ascii="Wingdings" w:hAnsi="Wingdings" w:hint="default"/>
-        <w:sz w:val="20"/>
-      </w:rPr>
-    </w:lvl>
-    <w:lvl w:ilvl="4" w:tentative="1">
+      </w:rPr>
+    </w:lvl>
+    <w:lvl w:ilvl="6" w:tplc="340A0001" w:tentative="1">
+      <w:start w:val="1"/>
+      <w:numFmt w:val="bullet"/>
+      <w:lvlText w:val=""/>
+      <w:lvlJc w:val="left"/>
+      <w:pPr>
+        <w:ind w:left="5040" w:hanging="360"/>
+      </w:pPr>
+      <w:rPr>
+        <w:rFonts w:ascii="Symbol" w:hAnsi="Symbol" w:hint="default"/>
+      </w:rPr>
+    </w:lvl>
+    <w:lvl w:ilvl="7" w:tplc="340A0003" w:tentative="1">
+      <w:start w:val="1"/>
+      <w:numFmt w:val="bullet"/>
+      <w:lvlText w:val="o"/>
+      <w:lvlJc w:val="left"/>
+      <w:pPr>
+        <w:ind w:left="5760" w:hanging="360"/>
+      </w:pPr>
+      <w:rPr>
+        <w:rFonts w:ascii="Courier New" w:hAnsi="Courier New" w:cs="Courier New" w:hint="default"/>
+      </w:rPr>
+    </w:lvl>
+    <w:lvl w:ilvl="8" w:tplc="340A0005" w:tentative="1">
       <w:start w:val="1"/>
       <w:numFmt w:val="bullet"/>
       <w:lvlText w:val=""/>
       <w:lvlJc w:val="left"/>
       <w:pPr>
-        <w:tabs>
-          <w:tab w:val="num" w:pos="3600"/>
-        </w:tabs>
-        <w:ind w:left="3600" w:hanging="360"/>
+        <w:ind w:left="6480" w:hanging="360"/>
       </w:pPr>
       <w:rPr>
         <w:rFonts w:ascii="Wingdings" w:hAnsi="Wingdings" w:hint="default"/>
-        <w:sz w:val="20"/>
-      </w:rPr>
-    </w:lvl>
-    <w:lvl w:ilvl="5" w:tentative="1">
-      <w:start w:val="1"/>
-      <w:numFmt w:val="bullet"/>
-      <w:lvlText w:val=""/>
-      <w:lvlJc w:val="left"/>
-      <w:pPr>
-        <w:tabs>
-          <w:tab w:val="num" w:pos="4320"/>
-        </w:tabs>
-        <w:ind w:left="4320" w:hanging="360"/>
-      </w:pPr>
-      <w:rPr>
-        <w:rFonts w:ascii="Wingdings" w:hAnsi="Wingdings" w:hint="default"/>
-        <w:sz w:val="20"/>
-      </w:rPr>
-    </w:lvl>
-    <w:lvl w:ilvl="6" w:tentative="1">
-      <w:start w:val="1"/>
-      <w:numFmt w:val="bullet"/>
-      <w:lvlText w:val=""/>
-      <w:lvlJc w:val="left"/>
-      <w:pPr>
-        <w:tabs>
-          <w:tab w:val="num" w:pos="5040"/>
-        </w:tabs>
-        <w:ind w:left="5040" w:hanging="360"/>
-      </w:pPr>
-      <w:rPr>
-        <w:rFonts w:ascii="Wingdings" w:hAnsi="Wingdings" w:hint="default"/>
-        <w:sz w:val="20"/>
-      </w:rPr>
-    </w:lvl>
-    <w:lvl w:ilvl="7" w:tentative="1">
-      <w:start w:val="1"/>
-      <w:numFmt w:val="bullet"/>
-      <w:lvlText w:val=""/>
-      <w:lvlJc w:val="left"/>
-      <w:pPr>
-        <w:tabs>
-          <w:tab w:val="num" w:pos="5760"/>
-        </w:tabs>
-        <w:ind w:left="5760" w:hanging="360"/>
-      </w:pPr>
-      <w:rPr>
-        <w:rFonts w:ascii="Wingdings" w:hAnsi="Wingdings" w:hint="default"/>
-        <w:sz w:val="20"/>
-      </w:rPr>
-    </w:lvl>
-    <w:lvl w:ilvl="8" w:tentative="1">
-      <w:start w:val="1"/>
-      <w:numFmt w:val="bullet"/>
-      <w:lvlText w:val=""/>
-      <w:lvlJc w:val="left"/>
-      <w:pPr>
-        <w:tabs>
-          <w:tab w:val="num" w:pos="6480"/>
-        </w:tabs>
-        <w:ind w:left="6480" w:hanging="360"/>
-      </w:pPr>
-      <w:rPr>
-        <w:rFonts w:ascii="Wingdings" w:hAnsi="Wingdings" w:hint="default"/>
-        <w:sz w:val="20"/>
       </w:rPr>
     </w:lvl>
   </w:abstractNum>
@@ -2368,12 +6966,36 @@
     <w:abstractNumId w:val="0"/>
   </w:num>
   <w:num w:numId="2" w16cid:durableId="715278230">
+    <w:abstractNumId w:val="8"/>
+  </w:num>
+  <w:num w:numId="3" w16cid:durableId="954291581">
+    <w:abstractNumId w:val="7"/>
+  </w:num>
+  <w:num w:numId="4" w16cid:durableId="1189218779">
+    <w:abstractNumId w:val="10"/>
+  </w:num>
+  <w:num w:numId="5" w16cid:durableId="490096530">
+    <w:abstractNumId w:val="9"/>
+  </w:num>
+  <w:num w:numId="6" w16cid:durableId="1975256444">
+    <w:abstractNumId w:val="6"/>
+  </w:num>
+  <w:num w:numId="7" w16cid:durableId="192037543">
+    <w:abstractNumId w:val="4"/>
+  </w:num>
+  <w:num w:numId="8" w16cid:durableId="1306005086">
     <w:abstractNumId w:val="2"/>
   </w:num>
-  <w:num w:numId="3" w16cid:durableId="954291581">
+  <w:num w:numId="9" w16cid:durableId="47071002">
+    <w:abstractNumId w:val="11"/>
+  </w:num>
+  <w:num w:numId="10" w16cid:durableId="1642610189">
+    <w:abstractNumId w:val="5"/>
+  </w:num>
+  <w:num w:numId="11" w16cid:durableId="651518162">
     <w:abstractNumId w:val="1"/>
   </w:num>
-  <w:num w:numId="4" w16cid:durableId="1189218779">
+  <w:num w:numId="12" w16cid:durableId="504705957">
     <w:abstractNumId w:val="3"/>
   </w:num>
 </w:numbering>
